--- a/downloads/workbook/ai-1-week-23.docx
+++ b/downloads/workbook/ai-1-week-23.docx
@@ -1328,6 +1328,178 @@
         <w:t>Project connection: Report sorter outcomes by relevant conditions and record whose failures matter when choosing a revision.</w:t>
       </w:r>
     </w:p>
+    <w:p>
+      <w:pPr>
+        <w:pStyle w:val="Heading1"/>
+      </w:pPr>
+      <w:r>
+        <w:t>19. Project portfolio milestone</w:t>
+      </w:r>
+    </w:p>
+    <w:p>
+      <w:r>
+        <w:t>Project: Helpful Classroom Sorter</w:t>
+      </w:r>
+    </w:p>
+    <w:p>
+      <w:r>
+        <w:t>Current milestone: Evaluate and revise. Compare with your starting method, explain errors and record a justified revision.</w:t>
+      </w:r>
+    </w:p>
+    <w:p>
+      <w:r>
+        <w:t>Report sorter outcomes by relevant conditions and record whose failures matter when choosing a revision.</w:t>
+      </w:r>
+    </w:p>
+    <w:tbl>
+      <w:tblPr>
+        <w:tblStyle w:val="LightShading-Accent1"/>
+        <w:tblW w:type="auto" w:w="0"/>
+        <w:tblLook w:firstColumn="1" w:firstRow="1" w:lastColumn="0" w:lastRow="0" w:noHBand="0" w:noVBand="1" w:val="04A0"/>
+      </w:tblPr>
+      <w:tblGrid>
+        <w:gridCol w:w="5112"/>
+        <w:gridCol w:w="5112"/>
+      </w:tblGrid>
+      <w:tr>
+        <w:trPr>
+          <w:tblHeader/>
+        </w:trPr>
+        <w:tc>
+          <w:tcPr>
+            <w:tcW w:type="dxa" w:w="5112"/>
+          </w:tcPr>
+          <w:p>
+            <w:r>
+              <w:t>Evidence to keep</w:t>
+            </w:r>
+          </w:p>
+        </w:tc>
+        <w:tc>
+          <w:tcPr>
+            <w:tcW w:type="dxa" w:w="5112"/>
+          </w:tcPr>
+          <w:p>
+            <w:r>
+              <w:t>My record</w:t>
+            </w:r>
+          </w:p>
+        </w:tc>
+      </w:tr>
+      <w:tr>
+        <w:tc>
+          <w:tcPr>
+            <w:tcW w:type="dxa" w:w="5112"/>
+          </w:tcPr>
+          <w:p>
+            <w:r>
+              <w:t>This week’s input and deciding step</w:t>
+            </w:r>
+          </w:p>
+        </w:tc>
+        <w:tc>
+          <w:tcPr>
+            <w:tcW w:type="dxa" w:w="5112"/>
+          </w:tcPr>
+          <w:p>
+            <w:r/>
+          </w:p>
+        </w:tc>
+      </w:tr>
+      <w:tr>
+        <w:tc>
+          <w:tcPr>
+            <w:tcW w:type="dxa" w:w="5112"/>
+          </w:tcPr>
+          <w:p>
+            <w:r>
+              <w:t>Prediction and actual result (or labelled paper trace)</w:t>
+            </w:r>
+          </w:p>
+        </w:tc>
+        <w:tc>
+          <w:tcPr>
+            <w:tcW w:type="dxa" w:w="5112"/>
+          </w:tcPr>
+          <w:p>
+            <w:r/>
+          </w:p>
+        </w:tc>
+      </w:tr>
+      <w:tr>
+        <w:tc>
+          <w:tcPr>
+            <w:tcW w:type="dxa" w:w="5112"/>
+          </w:tcPr>
+          <w:p>
+            <w:r>
+              <w:t>One change since the previous checkpoint and why</w:t>
+            </w:r>
+          </w:p>
+        </w:tc>
+        <w:tc>
+          <w:tcPr>
+            <w:tcW w:type="dxa" w:w="5112"/>
+          </w:tcPr>
+          <w:p>
+            <w:r/>
+          </w:p>
+        </w:tc>
+      </w:tr>
+      <w:tr>
+        <w:tc>
+          <w:tcPr>
+            <w:tcW w:type="dxa" w:w="5112"/>
+          </w:tcPr>
+          <w:p>
+            <w:r>
+              <w:t>One error or limit and the next test</w:t>
+            </w:r>
+          </w:p>
+        </w:tc>
+        <w:tc>
+          <w:tcPr>
+            <w:tcW w:type="dxa" w:w="5112"/>
+          </w:tcPr>
+          <w:p>
+            <w:r/>
+          </w:p>
+        </w:tc>
+      </w:tr>
+    </w:tbl>
+    <w:p>
+      <w:pPr>
+        <w:pStyle w:val="Heading3"/>
+      </w:pPr>
+      <w:r>
+        <w:t>Explain what this week adds to your project. Reuse last week’s record rather than starting again.</w:t>
+      </w:r>
+    </w:p>
+    <w:p>
+      <w:r>
+        <w:t>________________________________________________________________</w:t>
+      </w:r>
+    </w:p>
+    <w:p>
+      <w:r>
+        <w:t>________________________________________________________________</w:t>
+      </w:r>
+    </w:p>
+    <w:p>
+      <w:r>
+        <w:t>________________________________________________________________</w:t>
+      </w:r>
+    </w:p>
+    <w:p>
+      <w:r>
+        <w:t>________________________________________________________________</w:t>
+      </w:r>
+    </w:p>
+    <w:p>
+      <w:r>
+        <w:t>________________________________________________________________</w:t>
+      </w:r>
+    </w:p>
     <w:sectPr>
       <w:pgSz w:w="12240" w:h="15840"/>
       <w:pgMar w:top="936" w:right="1008" w:bottom="936" w:left="1008" w:header="720" w:footer="720" w:gutter="0"/>

--- a/downloads/workbook/ai-1-week-23.docx
+++ b/downloads/workbook/ai-1-week-23.docx
@@ -1500,6 +1500,240 @@
         <w:t>________________________________________________________________</w:t>
       </w:r>
     </w:p>
+    <w:p>
+      <w:pPr>
+        <w:pStyle w:val="Heading1"/>
+      </w:pPr>
+      <w:r>
+        <w:t>20. Supported practice and learning evidence</w:t>
+      </w:r>
+    </w:p>
+    <w:p>
+      <w:r>
+        <w:t>Use this supported practice once, in the browser or on paper. Keep the reserved independent assessment for a separate first attempt before teacher feedback.</w:t>
+      </w:r>
+    </w:p>
+    <w:p>
+      <w:r>
+        <w:t>A fictional badge reader is evaluated on bright and dim cards with known reference labels.</w:t>
+      </w:r>
+    </w:p>
+    <w:p>
+      <w:pPr>
+        <w:pStyle w:val="Heading3"/>
+      </w:pPr>
+      <w:r>
+        <w:t>Practice 1: explain the deciding evidence</w:t>
+      </w:r>
+    </w:p>
+    <w:p>
+      <w:r>
+        <w:t>Which labelled step matches this detail? N improves total and dim results but loses one bright success.</w:t>
+      </w:r>
+    </w:p>
+    <w:p>
+      <w:r>
+        <w:t>1. Dim group</w:t>
+      </w:r>
+    </w:p>
+    <w:p>
+      <w:r>
+        <w:t>2. Combined counts</w:t>
+      </w:r>
+    </w:p>
+    <w:p>
+      <w:r>
+        <w:t>3. Bright group</w:t>
+      </w:r>
+    </w:p>
+    <w:p>
+      <w:r>
+        <w:t>4. Discuss trade-off</w:t>
+      </w:r>
+    </w:p>
+    <w:p>
+      <w:pPr>
+        <w:pStyle w:val="Heading3"/>
+      </w:pPr>
+      <w:r>
+        <w:t>My selected conclusion, deciding fact and explanation</w:t>
+      </w:r>
+    </w:p>
+    <w:p>
+      <w:r>
+        <w:t>________________________________________________________________</w:t>
+      </w:r>
+    </w:p>
+    <w:p>
+      <w:r>
+        <w:t>________________________________________________________________</w:t>
+      </w:r>
+    </w:p>
+    <w:p>
+      <w:r>
+        <w:t>________________________________________________________________</w:t>
+      </w:r>
+    </w:p>
+    <w:p>
+      <w:r>
+        <w:t>________________________________________________________________</w:t>
+      </w:r>
+    </w:p>
+    <w:p>
+      <w:r>
+        <w:t>________________________________________________________________</w:t>
+      </w:r>
+    </w:p>
+    <w:p>
+      <w:r>
+        <w:t>Hint if needed: Read the steps in the pictorial case. Match the supplied detail to the stage that performs or records it.</w:t>
+      </w:r>
+    </w:p>
+    <w:p>
+      <w:r>
+        <w:t>After your attempt, compare with the supported explanation: Discuss trade-off N improves total and dim results but loses one bright success. Adding correct counts and denominators weights each tested card once. Averaging 90% and 50% would incorrectly give unequal groups equal size in the all-card rate. The group breakdown reveals a trade-off hidden by the total. Decide what matters with the relevant users rather than announcing that one number proves fairness.</w:t>
+      </w:r>
+    </w:p>
+    <w:p>
+      <w:pPr>
+        <w:pStyle w:val="Heading3"/>
+      </w:pPr>
+      <w:r>
+        <w:t>Practice 2: explain the deciding evidence</w:t>
+      </w:r>
+    </w:p>
+    <w:p>
+      <w:r>
+        <w:t>Changed-case practice: Give bright and dim groups equal weight as an explicitly different metric. Which conclusion is supported by the supplied facts?</w:t>
+      </w:r>
+    </w:p>
+    <w:p>
+      <w:r>
+        <w:t>1. We can decide the result without examining the changed input or the procedure.</w:t>
+      </w:r>
+    </w:p>
+    <w:p>
+      <w:r>
+        <w:t>2. This one example guarantees correct results for every future input.</w:t>
+      </w:r>
+    </w:p>
+    <w:p>
+      <w:r>
+        <w:t>3. M scores 70%; N scores about 81.7%.</w:t>
+      </w:r>
+    </w:p>
+    <w:p>
+      <w:pPr>
+        <w:pStyle w:val="Heading3"/>
+      </w:pPr>
+      <w:r>
+        <w:t>My selected conclusion, deciding fact and explanation</w:t>
+      </w:r>
+    </w:p>
+    <w:p>
+      <w:r>
+        <w:t>________________________________________________________________</w:t>
+      </w:r>
+    </w:p>
+    <w:p>
+      <w:r>
+        <w:t>________________________________________________________________</w:t>
+      </w:r>
+    </w:p>
+    <w:p>
+      <w:r>
+        <w:t>________________________________________________________________</w:t>
+      </w:r>
+    </w:p>
+    <w:p>
+      <w:r>
+        <w:t>________________________________________________________________</w:t>
+      </w:r>
+    </w:p>
+    <w:p>
+      <w:r>
+        <w:t>________________________________________________________________</w:t>
+      </w:r>
+    </w:p>
+    <w:p>
+      <w:r>
+        <w:t>Hint if needed: Use the changed condition and the deciding step in the pictorial trace. The answer must say what follows from those facts.</w:t>
+      </w:r>
+    </w:p>
+    <w:p>
+      <w:r>
+        <w:t>After your attempt, compare with the supported explanation: M scores 70%; N scores about 81.7%. This averages group rates and is not the original 16-card agreement rate.</w:t>
+      </w:r>
+    </w:p>
+    <w:p>
+      <w:pPr>
+        <w:pStyle w:val="Heading3"/>
+      </w:pPr>
+      <w:r>
+        <w:t>Repair a missing building block</w:t>
+      </w:r>
+    </w:p>
+    <w:p>
+      <w:r>
+        <w:t>Review Missing and Unbalanced Examples (ai-1/22). Goal: Name the target collection, selection list and cases actually assessed. Short practice: Would testing only dim plain cards close every current gap? Point to the target groups.. Return to this week and explain what you changed.</w:t>
+      </w:r>
+    </w:p>
+    <w:p>
+      <w:r>
+        <w:t>Review Recommendations (ai-1/20). Goal: Apply eligibility requirements before ranking candidates by preferences. Short practice: Why does the recommendation change without changing anyone’s preferences?. Return to this week and explain what you changed.</w:t>
+      </w:r>
+    </w:p>
+    <w:p>
+      <w:r>
+        <w:t>Review Prediction Is Not Fact (ai-1/17). Goal: Separate a recorded prediction from the observation used to check it. Short practice: Which field changes the observation label, and which field changes the model prediction?. Return to this week and explain what you changed.</w:t>
+      </w:r>
+    </w:p>
+    <w:p>
+      <w:pPr>
+        <w:pStyle w:val="Heading3"/>
+      </w:pPr>
+      <w:r>
+        <w:t>Keep your completed work</w:t>
+      </w:r>
+    </w:p>
+    <w:p>
+      <w:r>
+        <w:t>Use Download completed work in the hosted lesson to export your answers, reflections, practice feedback and code-run evidence. Open the HTML copy to read or print it. Drafts stay in this browser when storage is available; clear drafts on a shared device.</w:t>
+      </w:r>
+    </w:p>
+    <w:p>
+      <w:pPr>
+        <w:pStyle w:val="Heading3"/>
+      </w:pPr>
+      <w:r>
+        <w:t>What I repaired, the evidence I kept and the next test</w:t>
+      </w:r>
+    </w:p>
+    <w:p>
+      <w:r>
+        <w:t>________________________________________________________________</w:t>
+      </w:r>
+    </w:p>
+    <w:p>
+      <w:r>
+        <w:t>________________________________________________________________</w:t>
+      </w:r>
+    </w:p>
+    <w:p>
+      <w:r>
+        <w:t>________________________________________________________________</w:t>
+      </w:r>
+    </w:p>
+    <w:p>
+      <w:r>
+        <w:t>________________________________________________________________</w:t>
+      </w:r>
+    </w:p>
+    <w:p>
+      <w:r>
+        <w:t>________________________________________________________________</w:t>
+      </w:r>
+    </w:p>
     <w:sectPr>
       <w:pgSz w:w="12240" w:h="15840"/>
       <w:pgMar w:top="936" w:right="1008" w:bottom="936" w:left="1008" w:header="720" w:footer="720" w:gutter="0"/>

--- a/downloads/workbook/ai-1-week-23.docx
+++ b/downloads/workbook/ai-1-week-23.docx
@@ -30,6 +30,17 @@
     </w:p>
     <w:p>
       <w:r>
+        <w:t>Record your starting explanation for Fair for Whom? before opening notes. Show any later correction separately.</w:t>
+      </w:r>
+    </w:p>
+    <w:p>
+      <w:pPr>
+        <w:spacing w:line="336" w:lineRule="auto" w:after="180"/>
+      </w:pPr>
+      <w:r>
+        <w:rPr>
+          <w:b w:val="0"/>
+        </w:rPr>
         <w:t>Try the recall before opening notes. Then use a different colour or a labelled second line to correct your explanation.</w:t>
       </w:r>
     </w:p>
@@ -42,7 +53,13 @@
       </w:r>
     </w:p>
     <w:p>
-      <w:r>
+      <w:pPr>
+        <w:spacing w:line="336" w:lineRule="auto" w:after="180"/>
+      </w:pPr>
+      <w:r>
+        <w:rPr>
+          <w:b w:val="0"/>
+        </w:rPr>
         <w:t>Without opening the old lesson, explain one key idea from Missing and Unbalanced Examples. Give an example and a mistake that the idea helps you avoid.</w:t>
       </w:r>
     </w:p>
@@ -78,7 +95,13 @@
       </w:r>
     </w:p>
     <w:p>
-      <w:r>
+      <w:pPr>
+        <w:spacing w:line="336" w:lineRule="auto" w:after="180"/>
+      </w:pPr>
+      <w:r>
+        <w:rPr>
+          <w:b w:val="0"/>
+        </w:rPr>
         <w:t>Without opening the old lesson, explain one key idea from Recommendations. Give an example and a mistake that the idea helps you avoid.</w:t>
       </w:r>
     </w:p>
@@ -114,8 +137,26 @@
       </w:r>
     </w:p>
     <w:p>
-      <w:r>
-        <w:t>Without opening the old lesson, explain one key idea from Prediction Is Not Fact. Give an example and a mistake that the idea helps you avoid.</w:t>
+      <w:pPr>
+        <w:spacing w:line="336" w:lineRule="auto" w:after="180"/>
+      </w:pPr>
+      <w:r>
+        <w:rPr>
+          <w:b w:val="0"/>
+        </w:rPr>
+        <w:t xml:space="preserve">Without opening the old lesson, explain one key idea from </w:t>
+      </w:r>
+      <w:r>
+        <w:rPr>
+          <w:b/>
+        </w:rPr>
+        <w:t>Prediction</w:t>
+      </w:r>
+      <w:r>
+        <w:rPr>
+          <w:b w:val="0"/>
+        </w:rPr>
+        <w:t xml:space="preserve"> Is Not Fact. Give an example and a mistake that the idea helps you avoid.</w:t>
       </w:r>
     </w:p>
     <w:p>
@@ -151,6 +192,17 @@
     </w:p>
     <w:p>
       <w:r>
+        <w:t>Complete the supported Fair for Whom? trace and record the first step you can explain without help.</w:t>
+      </w:r>
+    </w:p>
+    <w:p>
+      <w:pPr>
+        <w:spacing w:line="336" w:lineRule="auto" w:after="180"/>
+      </w:pPr>
+      <w:r>
+        <w:rPr>
+          <w:b w:val="0"/>
+        </w:rPr>
         <w:t>Use W2: Compare totals and conditions for Fractions and performance comparisons. Record the answer once; the lesson and workbook refer to the same attempt.</w:t>
       </w:r>
     </w:p>
@@ -279,7 +331,41 @@
     </w:p>
     <w:p>
       <w:r>
-        <w:t>Use the worked case for Fractions and performance comparisons. Proposed explanation: “Only correct cases belong in the denominator”. Decide whether this explanation is supported. Point to the step or supplied fact that decides; explain your repair if needed.</w:t>
+        <w:t>Check the proposed Fair for Whom? explanation against the supplied facts before discussing it.</w:t>
+      </w:r>
+    </w:p>
+    <w:p>
+      <w:pPr>
+        <w:spacing w:line="336" w:lineRule="auto" w:after="180"/>
+      </w:pPr>
+      <w:r>
+        <w:rPr>
+          <w:b w:val="0"/>
+        </w:rPr>
+        <w:t xml:space="preserve">Use the worked case for Fractions and performance comparisons. Proposed explanation: “Only correct cases belong in the </w:t>
+      </w:r>
+      <w:r>
+        <w:rPr>
+          <w:b/>
+        </w:rPr>
+        <w:t>denominator</w:t>
+      </w:r>
+      <w:r>
+        <w:rPr>
+          <w:b w:val="0"/>
+        </w:rPr>
+        <w:t>”. Decide whether this explanation is supported.</w:t>
+      </w:r>
+    </w:p>
+    <w:p>
+      <w:pPr>
+        <w:spacing w:line="336" w:lineRule="auto" w:after="180"/>
+      </w:pPr>
+      <w:r>
+        <w:rPr>
+          <w:b w:val="0"/>
+        </w:rPr>
+        <w:t>Point to the step or supplied fact that decides; explain your repair if needed.</w:t>
       </w:r>
     </w:p>
     <w:p>
@@ -319,6 +405,11 @@
       </w:r>
     </w:p>
     <w:p>
+      <w:r>
+        <w:t>Write one first attempt at the reserved independent case before feedback. Repeated copies of that case refer to the same recorded attempt.</w:t>
+      </w:r>
+    </w:p>
+    <w:p>
       <w:pPr>
         <w:pStyle w:val="Heading3"/>
       </w:pPr>
@@ -327,8 +418,25 @@
       </w:r>
     </w:p>
     <w:p>
-      <w:r>
-        <w:t>Versions X and Y label the same 20 previously unseen clips: 12 quiet and 8 noisy, with no missing outcomes. X is correct on 10 quiet and 2 noisy clips; Y on 9 quiet and 5 noisy clips. Calculate each combined fraction and percentage, identify the overall leader and compare the leaders within each group. Explain why an overall result cannot guarantee the next clip’s outcome.</w:t>
+      <w:pPr>
+        <w:spacing w:line="336" w:lineRule="auto" w:after="180"/>
+      </w:pPr>
+      <w:r>
+        <w:rPr>
+          <w:b w:val="0"/>
+        </w:rPr>
+        <w:t>Versions X and Y label the same 20 previously unseen clips: 12 quiet and 8 noisy, with no missing outcomes. X is correct on 10 quiet and 2 noisy clips; Y on 9 quiet and 5 noisy clips.</w:t>
+      </w:r>
+    </w:p>
+    <w:p>
+      <w:pPr>
+        <w:spacing w:line="336" w:lineRule="auto" w:after="180"/>
+      </w:pPr>
+      <w:r>
+        <w:rPr>
+          <w:b w:val="0"/>
+        </w:rPr>
+        <w:t>Calculate each combined fraction and percentage, identify the overall leader and compare the leaders within each group. Explain why an overall result cannot guarantee the next clip’s outcome.</w:t>
       </w:r>
     </w:p>
     <w:p>
@@ -375,7 +483,13 @@
       </w:r>
     </w:p>
     <w:p>
-      <w:r>
+      <w:pPr>
+        <w:spacing w:line="336" w:lineRule="auto" w:after="180"/>
+      </w:pPr>
+      <w:r>
+        <w:rPr>
+          <w:b w:val="0"/>
+        </w:rPr>
         <w:t>Attempt this case before feedback. Record any help. Earlier examples below are further practice; a case already practised with feedback cannot establish fresh transfer.</w:t>
       </w:r>
     </w:p>
@@ -389,6 +503,18 @@
     </w:p>
     <w:p>
       <w:r>
+        <w:t>Connect the Fair for Whom? target to a trace and a justified conclusion.</w:t>
+      </w:r>
+    </w:p>
+    <w:p>
+      <w:pPr>
+        <w:spacing w:line="336" w:lineRule="auto" w:after="180"/>
+        <w:shd w:fill="F5F1FB"/>
+      </w:pPr>
+      <w:r>
+        <w:rPr>
+          <w:b w:val="0"/>
+        </w:rPr>
         <w:t>System A succeeds on 6 of 8 quiet tests and 3 of 4 noisy tests. Is its noisy success rate lower? Show fractions and percentages. What can these small tests not establish?</w:t>
       </w:r>
     </w:p>
@@ -402,17 +528,46 @@
     </w:p>
     <w:p>
       <w:r>
+        <w:t>Solve the supplied Fair for Whom? case and show the deciding evidence.</w:t>
+      </w:r>
+    </w:p>
+    <w:p>
+      <w:pPr>
+        <w:spacing w:line="336" w:lineRule="auto" w:after="180"/>
+      </w:pPr>
+      <w:r>
+        <w:rPr>
+          <w:b w:val="0"/>
+        </w:rPr>
         <w:t>A voice system succeeds on 8/10 quiet and 4/10 noisy recordings.</w:t>
       </w:r>
     </w:p>
     <w:p>
-      <w:r>
+      <w:pPr>
+        <w:spacing w:line="336" w:lineRule="auto" w:after="180"/>
+      </w:pPr>
+      <w:r>
+        <w:rPr>
+          <w:b w:val="0"/>
+        </w:rPr>
         <w:t>Compare and propose the next investigation.</w:t>
       </w:r>
     </w:p>
     <w:p>
-      <w:r>
-        <w:t>Show your trace, calculation or evidence</w:t>
+      <w:pPr>
+        <w:spacing w:line="336" w:lineRule="auto" w:after="180"/>
+      </w:pPr>
+      <w:r>
+        <w:rPr>
+          <w:b w:val="0"/>
+        </w:rPr>
+        <w:t xml:space="preserve">Show your trace, calculation or </w:t>
+      </w:r>
+      <w:r>
+        <w:rPr>
+          <w:b/>
+        </w:rPr>
+        <w:t>evidence</w:t>
       </w:r>
     </w:p>
     <w:p>
@@ -458,11 +613,41 @@
     </w:p>
     <w:p>
       <w:r>
-        <w:t>A helper succeeds on 4 of 4 clear voices and 1 of 4 quiet voices. Who is less well served? What evidence should a repair preserve?</w:t>
-      </w:r>
-    </w:p>
-    <w:p>
-      <w:r>
+        <w:t>Apply the procedure to the changed case and record why the conclusion follows.</w:t>
+      </w:r>
+    </w:p>
+    <w:p>
+      <w:pPr>
+        <w:spacing w:line="336" w:lineRule="auto" w:after="180"/>
+        <w:shd w:fill="F5F1FB"/>
+      </w:pPr>
+      <w:r>
+        <w:rPr>
+          <w:b w:val="0"/>
+        </w:rPr>
+        <w:t xml:space="preserve">A helper succeeds on 4 of 4 clear voices and 1 of 4 quiet voices. Who is less well served? What </w:t>
+      </w:r>
+      <w:r>
+        <w:rPr>
+          <w:b/>
+        </w:rPr>
+        <w:t>evidence</w:t>
+      </w:r>
+      <w:r>
+        <w:rPr>
+          <w:b w:val="0"/>
+        </w:rPr>
+        <w:t xml:space="preserve"> should a repair preserve?</w:t>
+      </w:r>
+    </w:p>
+    <w:p>
+      <w:pPr>
+        <w:spacing w:line="336" w:lineRule="auto" w:after="180"/>
+      </w:pPr>
+      <w:r>
+        <w:rPr>
+          <w:b w:val="0"/>
+        </w:rPr>
         <w:t>My independent answer and reason</w:t>
       </w:r>
     </w:p>
@@ -517,7 +702,30 @@
     </w:p>
     <w:p>
       <w:r>
-        <w:t>Create a changed input, boundary case or missing-information case. Write the expected answer or safe response before testing.</w:t>
+        <w:t>Specify a changed input, expected result and observation separately.</w:t>
+      </w:r>
+    </w:p>
+    <w:p>
+      <w:pPr>
+        <w:spacing w:line="336" w:lineRule="auto" w:after="180"/>
+      </w:pPr>
+      <w:r>
+        <w:rPr>
+          <w:b w:val="0"/>
+        </w:rPr>
+        <w:t xml:space="preserve">Create a changed </w:t>
+      </w:r>
+      <w:r>
+        <w:rPr>
+          <w:b/>
+        </w:rPr>
+        <w:t>input</w:t>
+      </w:r>
+      <w:r>
+        <w:rPr>
+          <w:b w:val="0"/>
+        </w:rPr>
+        <w:t>, boundary case or missing-information case. Write the expected answer or safe response before testing.</w:t>
       </w:r>
     </w:p>
     <w:tbl>
@@ -646,12 +854,53 @@
     </w:p>
     <w:p>
       <w:r>
-        <w:t>Test the sorter across relevant item conditions and users; never infer sensitive identity to create a fairness check.</w:t>
-      </w:r>
-    </w:p>
-    <w:p>
-      <w:r>
-        <w:t>The project change and evidence I will keep</w:t>
+        <w:t>Justify what Fair for Whom? adds to Helpful Classroom Sorter and keep the evidence.</w:t>
+      </w:r>
+    </w:p>
+    <w:p>
+      <w:pPr>
+        <w:spacing w:line="336" w:lineRule="auto" w:after="180"/>
+      </w:pPr>
+      <w:r>
+        <w:rPr>
+          <w:b w:val="0"/>
+        </w:rPr>
+        <w:t xml:space="preserve">Test the sorter across relevant item conditions and users; never infer sensitive identity to create a </w:t>
+      </w:r>
+      <w:r>
+        <w:rPr>
+          <w:b/>
+        </w:rPr>
+        <w:t>fairness</w:t>
+      </w:r>
+      <w:r>
+        <w:rPr>
+          <w:b w:val="0"/>
+        </w:rPr>
+        <w:t xml:space="preserve"> check.</w:t>
+      </w:r>
+    </w:p>
+    <w:p>
+      <w:pPr>
+        <w:spacing w:line="336" w:lineRule="auto" w:after="180"/>
+      </w:pPr>
+      <w:r>
+        <w:rPr>
+          <w:b w:val="0"/>
+        </w:rPr>
+        <w:t xml:space="preserve">The project change and </w:t>
+      </w:r>
+      <w:r>
+        <w:rPr>
+          <w:b/>
+        </w:rPr>
+        <w:t>evidence</w:t>
+      </w:r>
+      <w:r>
+        <w:rPr>
+          <w:b w:val="0"/>
+        </w:rPr>
+        <w:t xml:space="preserve"> I will keep</w:t>
       </w:r>
     </w:p>
     <w:p>
@@ -697,11 +946,54 @@
     </w:p>
     <w:p>
       <w:r>
-        <w:t>I can explain the mechanism. I can show evidence. I can handle a changed case. I can name a limit. Mark each as not yet, with help or independently, and attach supporting work.</w:t>
-      </w:r>
-    </w:p>
-    <w:p>
-      <w:r>
+        <w:t>Judge explanation, evidence, transfer and limits separately; attach the work behind your judgement.</w:t>
+      </w:r>
+    </w:p>
+    <w:p>
+      <w:pPr>
+        <w:pStyle w:val="ListBullet"/>
+      </w:pPr>
+      <w:r>
+        <w:t>I can explain the mechanism.</w:t>
+      </w:r>
+    </w:p>
+    <w:p>
+      <w:pPr>
+        <w:pStyle w:val="ListBullet"/>
+      </w:pPr>
+      <w:r>
+        <w:t>I can show evidence.</w:t>
+      </w:r>
+    </w:p>
+    <w:p>
+      <w:pPr>
+        <w:pStyle w:val="ListBullet"/>
+      </w:pPr>
+      <w:r>
+        <w:t>I can handle a changed case.</w:t>
+      </w:r>
+    </w:p>
+    <w:p>
+      <w:pPr>
+        <w:pStyle w:val="ListBullet"/>
+      </w:pPr>
+      <w:r>
+        <w:t>I can name a limit.</w:t>
+      </w:r>
+    </w:p>
+    <w:p>
+      <w:r>
+        <w:t>Mark each as not yet, with help or independently, and attach supporting work.</w:t>
+      </w:r>
+    </w:p>
+    <w:p>
+      <w:pPr>
+        <w:spacing w:line="336" w:lineRule="auto" w:after="180"/>
+      </w:pPr>
+      <w:r>
+        <w:rPr>
+          <w:b w:val="0"/>
+        </w:rPr>
         <w:t>Teacher review ____________________  Next step ____________________</w:t>
       </w:r>
     </w:p>
@@ -715,6 +1007,18 @@
     </w:p>
     <w:p>
       <w:r>
+        <w:t>Use this earlier case as transfer practice. A case already discussed with feedback is not fresh assessment evidence.</w:t>
+      </w:r>
+    </w:p>
+    <w:p>
+      <w:pPr>
+        <w:spacing w:line="336" w:lineRule="auto" w:after="180"/>
+        <w:shd w:fill="F5F1FB"/>
+      </w:pPr>
+      <w:r>
+        <w:rPr>
+          <w:b w:val="0"/>
+        </w:rPr>
         <w:t>System A succeeds on 6 of 8 quiet tests and 3 of 4 noisy tests. Is its noisy success rate lower? Show fractions and percentages. What can these small tests not establish?</w:t>
       </w:r>
     </w:p>
@@ -762,7 +1066,13 @@
       </w:r>
     </w:p>
     <w:p>
-      <w:r>
+      <w:pPr>
+        <w:spacing w:line="336" w:lineRule="auto" w:after="180"/>
+      </w:pPr>
+      <w:r>
+        <w:rPr>
+          <w:b w:val="0"/>
+        </w:rPr>
         <w:t>Record support used: none, hint or teacher explanation.</w:t>
       </w:r>
     </w:p>
@@ -776,7 +1086,42 @@
     </w:p>
     <w:p>
       <w:r>
-        <w:t>For version A in the lesson, write correct and assessed counts, simplify the accuracy fraction and express it as a percentage. Explain what its denominator includes and why 9/9 would be misleading.</w:t>
+        <w:t>Explain both parts of a performance fraction. Apply the supplied Fair for Whom? facts and keep your reasoning.</w:t>
+      </w:r>
+    </w:p>
+    <w:p>
+      <w:pPr>
+        <w:spacing w:line="336" w:lineRule="auto" w:after="180"/>
+      </w:pPr>
+      <w:r>
+        <w:rPr>
+          <w:b w:val="0"/>
+        </w:rPr>
+        <w:t xml:space="preserve">For version A in the lesson, write correct and assessed counts, simplify the </w:t>
+      </w:r>
+      <w:r>
+        <w:rPr>
+          <w:b/>
+        </w:rPr>
+        <w:t>accuracy</w:t>
+      </w:r>
+      <w:r>
+        <w:rPr>
+          <w:b w:val="0"/>
+        </w:rPr>
+        <w:t xml:space="preserve"> fraction and express it as a percentage. Explain what its </w:t>
+      </w:r>
+      <w:r>
+        <w:rPr>
+          <w:b/>
+        </w:rPr>
+        <w:t>denominator</w:t>
+      </w:r>
+      <w:r>
+        <w:rPr>
+          <w:b w:val="0"/>
+        </w:rPr>
+        <w:t xml:space="preserve"> includes and why 9/9 would be misleading.</w:t>
       </w:r>
     </w:p>
     <w:p>
@@ -827,6 +1172,17 @@
     </w:p>
     <w:p>
       <w:r>
+        <w:t>Compare totals and conditions. Apply the supplied Fair for Whom? facts and keep your reasoning.</w:t>
+      </w:r>
+    </w:p>
+    <w:p>
+      <w:pPr>
+        <w:spacing w:line="336" w:lineRule="auto" w:after="180"/>
+      </w:pPr>
+      <w:r>
+        <w:rPr>
+          <w:b w:val="0"/>
+        </w:rPr>
         <w:t>Compare A and B on the shared 12-card test and on its bright and dim groups. State the leader in each and explain why the overall result does not imply that one version wins in every condition.</w:t>
       </w:r>
     </w:p>
@@ -878,7 +1234,53 @@
     </w:p>
     <w:p>
       <w:r>
-        <w:t>C has 9 correct and 1 incorrect assessed outcome, with 2 other selected cases unassessed. Write its assessed accuracy and missing count. A reviewer reports 9/12 as assessed accuracy; another reports 90% on all 12. Explain the problem with each label.</w:t>
+        <w:t>Do not hide unassessed outcomes. Apply the supplied Fair for Whom? facts and keep your reasoning.</w:t>
+      </w:r>
+    </w:p>
+    <w:p>
+      <w:pPr>
+        <w:spacing w:line="336" w:lineRule="auto" w:after="180"/>
+      </w:pPr>
+      <w:r>
+        <w:rPr>
+          <w:b w:val="0"/>
+        </w:rPr>
+        <w:t xml:space="preserve">C has 9 correct and 1 incorrect assessed outcome, with 2 other selected cases unassessed. Write its assessed </w:t>
+      </w:r>
+      <w:r>
+        <w:rPr>
+          <w:b/>
+        </w:rPr>
+        <w:t>accuracy</w:t>
+      </w:r>
+      <w:r>
+        <w:rPr>
+          <w:b w:val="0"/>
+        </w:rPr>
+        <w:t xml:space="preserve"> and missing count. A reviewer reports 9/12 as assessed </w:t>
+      </w:r>
+      <w:r>
+        <w:rPr>
+          <w:b/>
+        </w:rPr>
+        <w:t>accuracy</w:t>
+      </w:r>
+      <w:r>
+        <w:rPr>
+          <w:b w:val="0"/>
+        </w:rPr>
+        <w:t>; another reports 90% on all 12.</w:t>
+      </w:r>
+    </w:p>
+    <w:p>
+      <w:pPr>
+        <w:spacing w:line="336" w:lineRule="auto" w:after="180"/>
+      </w:pPr>
+      <w:r>
+        <w:rPr>
+          <w:b w:val="0"/>
+        </w:rPr>
+        <w:t>Explain the problem with each label.</w:t>
       </w:r>
     </w:p>
     <w:p>
@@ -929,7 +1331,29 @@
     </w:p>
     <w:p>
       <w:r>
-        <w:t>Versions X and Y label the same 20 previously unseen clips: 12 quiet and 8 noisy, with no missing outcomes. X is correct on 10 quiet and 2 noisy clips; Y on 9 quiet and 5 noisy clips. Calculate each combined fraction and percentage, identify the overall leader and compare the leaders within each group. Explain why an overall result cannot guarantee the next clip’s outcome.</w:t>
+        <w:t>Attempt before feedback. If this repeats the selected independent case, reuse that first attempt; otherwise keep a separate record. Compare a new shared sound test. Apply the supplied Fair for Whom? facts and keep your reasoning.</w:t>
+      </w:r>
+    </w:p>
+    <w:p>
+      <w:pPr>
+        <w:spacing w:line="336" w:lineRule="auto" w:after="180"/>
+      </w:pPr>
+      <w:r>
+        <w:rPr>
+          <w:b w:val="0"/>
+        </w:rPr>
+        <w:t>Versions X and Y label the same 20 previously unseen clips: 12 quiet and 8 noisy, with no missing outcomes. X is correct on 10 quiet and 2 noisy clips; Y on 9 quiet and 5 noisy clips.</w:t>
+      </w:r>
+    </w:p>
+    <w:p>
+      <w:pPr>
+        <w:spacing w:line="336" w:lineRule="auto" w:after="180"/>
+      </w:pPr>
+      <w:r>
+        <w:rPr>
+          <w:b w:val="0"/>
+        </w:rPr>
+        <w:t>Calculate each combined fraction and percentage, identify the overall leader and compare the leaders within each group. Explain why an overall result cannot guarantee the next clip’s outcome.</w:t>
       </w:r>
     </w:p>
     <w:p>
@@ -990,7 +1414,53 @@
     </w:p>
     <w:p>
       <w:r>
-        <w:t>A separate test has 2 correct out of 2 assessed in group P and 4 correct out of 8 assessed in group Q. Calculate combined accuracy as a fraction and percentage. A chart reports 75% by averaging the group percentages. Explain why that is not the accuracy over all assessed cases.</w:t>
+        <w:t>Combine counts rather than group percentages. Apply the supplied Fair for Whom? facts and keep your reasoning.</w:t>
+      </w:r>
+    </w:p>
+    <w:p>
+      <w:pPr>
+        <w:spacing w:line="336" w:lineRule="auto" w:after="180"/>
+      </w:pPr>
+      <w:r>
+        <w:rPr>
+          <w:b w:val="0"/>
+        </w:rPr>
+        <w:t xml:space="preserve">A separate test has 2 correct out of 2 assessed in group P and 4 correct out of 8 assessed in group Q. Calculate combined </w:t>
+      </w:r>
+      <w:r>
+        <w:rPr>
+          <w:b/>
+        </w:rPr>
+        <w:t>accuracy</w:t>
+      </w:r>
+      <w:r>
+        <w:rPr>
+          <w:b w:val="0"/>
+        </w:rPr>
+        <w:t xml:space="preserve"> as a fraction and percentage. A chart reports 75% by averaging the group percentages.</w:t>
+      </w:r>
+    </w:p>
+    <w:p>
+      <w:pPr>
+        <w:spacing w:line="336" w:lineRule="auto" w:after="180"/>
+      </w:pPr>
+      <w:r>
+        <w:rPr>
+          <w:b w:val="0"/>
+        </w:rPr>
+        <w:t xml:space="preserve">Explain why that is not the </w:t>
+      </w:r>
+      <w:r>
+        <w:rPr>
+          <w:b/>
+        </w:rPr>
+        <w:t>accuracy</w:t>
+      </w:r>
+      <w:r>
+        <w:rPr>
+          <w:b w:val="0"/>
+        </w:rPr>
+        <w:t xml:space="preserve"> over all assessed cases.</w:t>
       </w:r>
     </w:p>
     <w:p>
@@ -1037,6 +1507,11 @@
       </w:pPr>
       <w:r>
         <w:t>17. Feedback, return check and learning record</w:t>
+      </w:r>
+    </w:p>
+    <w:p>
+      <w:r>
+        <w:t>Record the first repaired step and a different case to revisit after a delay.</w:t>
       </w:r>
     </w:p>
     <w:tbl>
@@ -1176,7 +1651,13 @@
       </w:tr>
     </w:tbl>
     <w:p>
-      <w:r>
+      <w:pPr>
+        <w:spacing w:line="336" w:lineRule="auto" w:after="180"/>
+      </w:pPr>
+      <w:r>
+        <w:rPr>
+          <w:b w:val="0"/>
+        </w:rPr>
         <w:t>Revisit this idea with your teacher after a delay. Familiarity is different from explaining and using it on a changed case.</w:t>
       </w:r>
     </w:p>
@@ -1190,16 +1671,39 @@
     </w:p>
     <w:p>
       <w:r>
+        <w:t>A fictional badge reader is evaluated on bright and dim cards with known reference labels. Explain the labelled step before checking the changed condition.</w:t>
+      </w:r>
+    </w:p>
+    <w:p>
+      <w:pPr>
+        <w:spacing w:line="336" w:lineRule="auto" w:after="180"/>
+      </w:pPr>
+      <w:r>
+        <w:rPr>
+          <w:b w:val="0"/>
+        </w:rPr>
         <w:t>A fictional badge reader is evaluated on bright and dim cards with known reference labels.</w:t>
       </w:r>
     </w:p>
     <w:p>
-      <w:r>
+      <w:pPr>
+        <w:spacing w:line="336" w:lineRule="auto" w:after="180"/>
+      </w:pPr>
+      <w:r>
+        <w:rPr>
+          <w:b w:val="0"/>
+        </w:rPr>
         <w:t>Version M is correct on 9 of 10 bright cards and 3 of 6 dim cards.</w:t>
       </w:r>
     </w:p>
     <w:p>
-      <w:r>
+      <w:pPr>
+        <w:spacing w:line="336" w:lineRule="auto" w:after="180"/>
+      </w:pPr>
+      <w:r>
+        <w:rPr>
+          <w:b w:val="0"/>
+        </w:rPr>
         <w:t>Version N uses the same cards: 8 of 10 bright and 5 of 6 dim correct.</w:t>
       </w:r>
     </w:p>
@@ -1276,7 +1780,14 @@
       </w:r>
     </w:p>
     <w:p>
-      <w:r>
+      <w:pPr>
+        <w:spacing w:line="336" w:lineRule="auto" w:after="180"/>
+        <w:shd w:fill="F5F1FB"/>
+      </w:pPr>
+      <w:r>
+        <w:rPr>
+          <w:b w:val="0"/>
+        </w:rPr>
         <w:t>Which group loses performance under N, and can total improvement erase that fact?</w:t>
       </w:r>
     </w:p>
@@ -1319,12 +1830,45 @@
       </w:r>
     </w:p>
     <w:p>
-      <w:r>
-        <w:t>Support used: alone / hint / worked example. This record is practice evidence.</w:t>
-      </w:r>
-    </w:p>
-    <w:p>
-      <w:r>
+      <w:pPr>
+        <w:pStyle w:val="Heading3"/>
+      </w:pPr>
+      <w:r>
+        <w:t>Record the help used</w:t>
+      </w:r>
+    </w:p>
+    <w:p>
+      <w:pPr>
+        <w:spacing w:line="336" w:lineRule="auto" w:after="180"/>
+        <w:shd w:fill="F1F6F8"/>
+      </w:pPr>
+      <w:r>
+        <w:rPr>
+          <w:b w:val="0"/>
+        </w:rPr>
+        <w:t xml:space="preserve">Support used: alone / hint / worked example. This record is practice </w:t>
+      </w:r>
+      <w:r>
+        <w:rPr>
+          <w:b/>
+        </w:rPr>
+        <w:t>evidence</w:t>
+      </w:r>
+      <w:r>
+        <w:rPr>
+          <w:b w:val="0"/>
+        </w:rPr>
+        <w:t>.</w:t>
+      </w:r>
+    </w:p>
+    <w:p>
+      <w:pPr>
+        <w:spacing w:line="336" w:lineRule="auto" w:after="180"/>
+      </w:pPr>
+      <w:r>
+        <w:rPr>
+          <w:b w:val="0"/>
+        </w:rPr>
         <w:t>Project connection: Report sorter outcomes by relevant conditions and record whose failures matter when choosing a revision.</w:t>
       </w:r>
     </w:p>
@@ -1338,16 +1882,39 @@
     </w:p>
     <w:p>
       <w:r>
+        <w:t>Keep this week’s input, deciding step, result and limit together in the Helpful Classroom Sorter record.</w:t>
+      </w:r>
+    </w:p>
+    <w:p>
+      <w:pPr>
+        <w:spacing w:line="336" w:lineRule="auto" w:after="180"/>
+      </w:pPr>
+      <w:r>
+        <w:rPr>
+          <w:b w:val="0"/>
+        </w:rPr>
         <w:t>Project: Helpful Classroom Sorter</w:t>
       </w:r>
     </w:p>
     <w:p>
-      <w:r>
+      <w:pPr>
+        <w:spacing w:line="336" w:lineRule="auto" w:after="180"/>
+      </w:pPr>
+      <w:r>
+        <w:rPr>
+          <w:b w:val="0"/>
+        </w:rPr>
         <w:t>Current milestone: Evaluate and revise. Compare with your starting method, explain errors and record a justified revision.</w:t>
       </w:r>
     </w:p>
     <w:p>
-      <w:r>
+      <w:pPr>
+        <w:spacing w:line="336" w:lineRule="auto" w:after="180"/>
+      </w:pPr>
+      <w:r>
+        <w:rPr>
+          <w:b w:val="0"/>
+        </w:rPr>
         <w:t>Report sorter outcomes by relevant conditions and record whose failures matter when choosing a revision.</w:t>
       </w:r>
     </w:p>
@@ -1510,11 +2077,28 @@
     </w:p>
     <w:p>
       <w:r>
+        <w:t>Try the supported questions before comparing with hints and feedback. Record what you repaired and the evidence you retained.</w:t>
+      </w:r>
+    </w:p>
+    <w:p>
+      <w:pPr>
+        <w:spacing w:line="336" w:lineRule="auto" w:after="180"/>
+      </w:pPr>
+      <w:r>
+        <w:rPr>
+          <w:b w:val="0"/>
+        </w:rPr>
         <w:t>Use this supported practice once, in the browser or on paper. Keep the reserved independent assessment for a separate first attempt before teacher feedback.</w:t>
       </w:r>
     </w:p>
     <w:p>
-      <w:r>
+      <w:pPr>
+        <w:spacing w:line="336" w:lineRule="auto" w:after="180"/>
+      </w:pPr>
+      <w:r>
+        <w:rPr>
+          <w:b w:val="0"/>
+        </w:rPr>
         <w:t>A fictional badge reader is evaluated on bright and dim cards with known reference labels.</w:t>
       </w:r>
     </w:p>
@@ -1527,27 +2111,61 @@
       </w:r>
     </w:p>
     <w:p>
-      <w:r>
+      <w:pPr>
+        <w:spacing w:line="336" w:lineRule="auto" w:after="180"/>
+      </w:pPr>
+      <w:r>
+        <w:rPr>
+          <w:b w:val="0"/>
+        </w:rPr>
         <w:t>Which labelled step matches this detail? N improves total and dim results but loses one bright success.</w:t>
       </w:r>
     </w:p>
     <w:p>
-      <w:r>
+      <w:pPr>
+        <w:spacing w:line="336" w:lineRule="auto" w:after="180"/>
+        <w:shd w:fill="F4F9FC"/>
+      </w:pPr>
+      <w:r>
+        <w:rPr>
+          <w:b w:val="0"/>
+        </w:rPr>
         <w:t>1. Dim group</w:t>
       </w:r>
     </w:p>
     <w:p>
-      <w:r>
+      <w:pPr>
+        <w:spacing w:line="336" w:lineRule="auto" w:after="180"/>
+        <w:shd w:fill="F4F9FC"/>
+      </w:pPr>
+      <w:r>
+        <w:rPr>
+          <w:b w:val="0"/>
+        </w:rPr>
         <w:t>2. Combined counts</w:t>
       </w:r>
     </w:p>
     <w:p>
-      <w:r>
+      <w:pPr>
+        <w:spacing w:line="336" w:lineRule="auto" w:after="180"/>
+        <w:shd w:fill="F4F9FC"/>
+      </w:pPr>
+      <w:r>
+        <w:rPr>
+          <w:b w:val="0"/>
+        </w:rPr>
         <w:t>3. Bright group</w:t>
       </w:r>
     </w:p>
     <w:p>
-      <w:r>
+      <w:pPr>
+        <w:spacing w:line="336" w:lineRule="auto" w:after="180"/>
+        <w:shd w:fill="F4F9FC"/>
+      </w:pPr>
+      <w:r>
+        <w:rPr>
+          <w:b w:val="0"/>
+        </w:rPr>
         <w:t>4. Discuss trade-off</w:t>
       </w:r>
     </w:p>
@@ -1585,41 +2203,191 @@
       </w:r>
     </w:p>
     <w:p>
-      <w:r>
+      <w:pPr>
+        <w:pStyle w:val="Heading3"/>
+      </w:pPr>
+      <w:r>
+        <w:t>Hint · try first</w:t>
+      </w:r>
+    </w:p>
+    <w:p>
+      <w:pPr>
+        <w:spacing w:line="336" w:lineRule="auto" w:after="180"/>
+        <w:shd w:fill="F1F6F8"/>
+      </w:pPr>
+      <w:r>
+        <w:rPr>
+          <w:b w:val="0"/>
+        </w:rPr>
         <w:t>Hint if needed: Read the steps in the pictorial case. Match the supplied detail to the stage that performs or records it.</w:t>
       </w:r>
     </w:p>
     <w:p>
-      <w:r>
-        <w:t>After your attempt, compare with the supported explanation: Discuss trade-off N improves total and dim results but loses one bright success. Adding correct counts and denominators weights each tested card once. Averaging 90% and 50% would incorrectly give unequal groups equal size in the all-card rate. The group breakdown reveals a trade-off hidden by the total. Decide what matters with the relevant users rather than announcing that one number proves fairness.</w:t>
-      </w:r>
-    </w:p>
-    <w:p>
       <w:pPr>
         <w:pStyle w:val="Heading3"/>
       </w:pPr>
       <w:r>
+        <w:t>Feedback · compare after trying</w:t>
+      </w:r>
+    </w:p>
+    <w:p>
+      <w:pPr>
+        <w:spacing w:line="336" w:lineRule="auto" w:after="180"/>
+        <w:shd w:fill="F1F6FC"/>
+      </w:pPr>
+      <w:r>
+        <w:rPr>
+          <w:b w:val="0"/>
+        </w:rPr>
+        <w:t xml:space="preserve">After your attempt, compare with the supported explanation: Discuss trade-off N improves total and dim results but loses one bright success. Adding correct counts and </w:t>
+      </w:r>
+      <w:r>
+        <w:rPr>
+          <w:b/>
+        </w:rPr>
+        <w:t>denominator</w:t>
+      </w:r>
+      <w:r>
+        <w:rPr>
+          <w:b w:val="0"/>
+        </w:rPr>
+        <w:t>s weights each tested card once.</w:t>
+      </w:r>
+    </w:p>
+    <w:p>
+      <w:pPr>
+        <w:spacing w:line="336" w:lineRule="auto" w:after="180"/>
+        <w:shd w:fill="F1F6FC"/>
+      </w:pPr>
+      <w:r>
+        <w:rPr>
+          <w:b w:val="0"/>
+        </w:rPr>
+        <w:t>Averaging 90% and 50% would incorrectly give unequal groups equal size in the all-card rate. The group breakdown reveals a trade-off hidden by the total.</w:t>
+      </w:r>
+    </w:p>
+    <w:p>
+      <w:pPr>
+        <w:spacing w:line="336" w:lineRule="auto" w:after="180"/>
+        <w:shd w:fill="F1F6FC"/>
+      </w:pPr>
+      <w:r>
+        <w:rPr>
+          <w:b w:val="0"/>
+        </w:rPr>
+        <w:t xml:space="preserve">Decide what matters with the relevant users rather than announcing that one number proves </w:t>
+      </w:r>
+      <w:r>
+        <w:rPr>
+          <w:b/>
+        </w:rPr>
+        <w:t>fairness</w:t>
+      </w:r>
+      <w:r>
+        <w:rPr>
+          <w:b w:val="0"/>
+        </w:rPr>
+        <w:t>.</w:t>
+      </w:r>
+    </w:p>
+    <w:p>
+      <w:pPr>
+        <w:pStyle w:val="Heading3"/>
+      </w:pPr>
+      <w:r>
         <w:t>Practice 2: explain the deciding evidence</w:t>
       </w:r>
     </w:p>
     <w:p>
-      <w:r>
+      <w:pPr>
+        <w:pStyle w:val="Heading3"/>
+      </w:pPr>
+      <w:r>
+        <w:t>Changed case · predict first</w:t>
+      </w:r>
+    </w:p>
+    <w:p>
+      <w:pPr>
+        <w:spacing w:line="336" w:lineRule="auto" w:after="180"/>
+        <w:shd w:fill="F5F1FB"/>
+      </w:pPr>
+      <w:r>
+        <w:rPr>
+          <w:b w:val="0"/>
+        </w:rPr>
         <w:t>Changed-case practice: Give bright and dim groups equal weight as an explicitly different metric. Which conclusion is supported by the supplied facts?</w:t>
       </w:r>
     </w:p>
     <w:p>
-      <w:r>
-        <w:t>1. We can decide the result without examining the changed input or the procedure.</w:t>
-      </w:r>
-    </w:p>
-    <w:p>
-      <w:r>
-        <w:t>2. This one example guarantees correct results for every future input.</w:t>
-      </w:r>
-    </w:p>
-    <w:p>
-      <w:r>
-        <w:t>3. M scores 70%; N scores about 81.7%.</w:t>
+      <w:pPr>
+        <w:spacing w:line="336" w:lineRule="auto" w:after="180"/>
+        <w:shd w:fill="F4F9FC"/>
+      </w:pPr>
+      <w:r>
+        <w:rPr>
+          <w:b w:val="0"/>
+        </w:rPr>
+        <w:t xml:space="preserve">1. We can decide the result without examining the changed </w:t>
+      </w:r>
+      <w:r>
+        <w:rPr>
+          <w:b/>
+        </w:rPr>
+        <w:t>input</w:t>
+      </w:r>
+      <w:r>
+        <w:rPr>
+          <w:b w:val="0"/>
+        </w:rPr>
+        <w:t xml:space="preserve"> or the procedure.</w:t>
+      </w:r>
+    </w:p>
+    <w:p>
+      <w:pPr>
+        <w:spacing w:line="336" w:lineRule="auto" w:after="180"/>
+        <w:shd w:fill="F4F9FC"/>
+      </w:pPr>
+      <w:r>
+        <w:rPr>
+          <w:b w:val="0"/>
+        </w:rPr>
+        <w:t xml:space="preserve">2. This one example guarantees correct results for every future </w:t>
+      </w:r>
+      <w:r>
+        <w:rPr>
+          <w:b/>
+        </w:rPr>
+        <w:t>input</w:t>
+      </w:r>
+      <w:r>
+        <w:rPr>
+          <w:b w:val="0"/>
+        </w:rPr>
+        <w:t>.</w:t>
+      </w:r>
+    </w:p>
+    <w:p>
+      <w:pPr>
+        <w:spacing w:line="336" w:lineRule="auto" w:after="180"/>
+        <w:shd w:fill="F4F9FC"/>
+      </w:pPr>
+      <w:r>
+        <w:rPr>
+          <w:b w:val="0"/>
+        </w:rPr>
+        <w:t xml:space="preserve">3. M scores </w:t>
+      </w:r>
+      <w:r>
+        <w:rPr>
+          <w:b/>
+        </w:rPr>
+        <w:t>70%</w:t>
+      </w:r>
+      <w:r>
+        <w:rPr>
+          <w:b w:val="0"/>
+        </w:rPr>
+        <w:t>; N scores about 81.7%.</w:t>
       </w:r>
     </w:p>
     <w:p>
@@ -1656,36 +2424,189 @@
       </w:r>
     </w:p>
     <w:p>
-      <w:r>
+      <w:pPr>
+        <w:pStyle w:val="Heading3"/>
+      </w:pPr>
+      <w:r>
+        <w:t>Hint · try first</w:t>
+      </w:r>
+    </w:p>
+    <w:p>
+      <w:pPr>
+        <w:spacing w:line="336" w:lineRule="auto" w:after="180"/>
+        <w:shd w:fill="F1F6F8"/>
+      </w:pPr>
+      <w:r>
+        <w:rPr>
+          <w:b w:val="0"/>
+        </w:rPr>
         <w:t>Hint if needed: Use the changed condition and the deciding step in the pictorial trace. The answer must say what follows from those facts.</w:t>
       </w:r>
     </w:p>
     <w:p>
-      <w:r>
-        <w:t>After your attempt, compare with the supported explanation: M scores 70%; N scores about 81.7%. This averages group rates and is not the original 16-card agreement rate.</w:t>
-      </w:r>
-    </w:p>
-    <w:p>
       <w:pPr>
         <w:pStyle w:val="Heading3"/>
       </w:pPr>
       <w:r>
+        <w:t>Feedback · compare after trying</w:t>
+      </w:r>
+    </w:p>
+    <w:p>
+      <w:pPr>
+        <w:spacing w:line="336" w:lineRule="auto" w:after="180"/>
+        <w:shd w:fill="F1F6FC"/>
+      </w:pPr>
+      <w:r>
+        <w:rPr>
+          <w:b w:val="0"/>
+        </w:rPr>
+        <w:t xml:space="preserve">After your attempt, compare with the supported explanation: M scores </w:t>
+      </w:r>
+      <w:r>
+        <w:rPr>
+          <w:b/>
+        </w:rPr>
+        <w:t>70%</w:t>
+      </w:r>
+      <w:r>
+        <w:rPr>
+          <w:b w:val="0"/>
+        </w:rPr>
+        <w:t>; N scores about 81.7%. This averages group rates and is not the original 16-card agreement rate.</w:t>
+      </w:r>
+    </w:p>
+    <w:p>
+      <w:pPr>
+        <w:pStyle w:val="Heading3"/>
+      </w:pPr>
+      <w:r>
         <w:t>Repair a missing building block</w:t>
       </w:r>
     </w:p>
     <w:p>
-      <w:r>
-        <w:t>Review Missing and Unbalanced Examples (ai-1/22). Goal: Name the target collection, selection list and cases actually assessed. Short practice: Would testing only dim plain cards close every current gap? Point to the target groups.. Return to this week and explain what you changed.</w:t>
-      </w:r>
-    </w:p>
-    <w:p>
-      <w:r>
-        <w:t>Review Recommendations (ai-1/20). Goal: Apply eligibility requirements before ranking candidates by preferences. Short practice: Why does the recommendation change without changing anyone’s preferences?. Return to this week and explain what you changed.</w:t>
-      </w:r>
-    </w:p>
-    <w:p>
-      <w:r>
-        <w:t>Review Prediction Is Not Fact (ai-1/17). Goal: Separate a recorded prediction from the observation used to check it. Short practice: Which field changes the observation label, and which field changes the model prediction?. Return to this week and explain what you changed.</w:t>
+      <w:pPr>
+        <w:spacing w:line="336" w:lineRule="auto" w:after="180"/>
+      </w:pPr>
+      <w:r>
+        <w:rPr>
+          <w:b w:val="0"/>
+        </w:rPr>
+        <w:t>Review Missing and Unbalanced Examples (ai-1/22). Goal: Name the target collection, selection list and cases actually assessed. Short practice: Would testing only dim plain cards close every current gap?</w:t>
+      </w:r>
+    </w:p>
+    <w:p>
+      <w:pPr>
+        <w:spacing w:line="336" w:lineRule="auto" w:after="180"/>
+      </w:pPr>
+      <w:r>
+        <w:rPr>
+          <w:b w:val="0"/>
+        </w:rPr>
+        <w:t>Point to the target groups.. Return to this week and explain what you changed.</w:t>
+      </w:r>
+    </w:p>
+    <w:p>
+      <w:pPr>
+        <w:spacing w:line="336" w:lineRule="auto" w:after="180"/>
+      </w:pPr>
+      <w:r>
+        <w:rPr>
+          <w:b w:val="0"/>
+        </w:rPr>
+        <w:t>Review Recommendations (ai-1/20). Goal: Apply eligibility requirements before ranking candidates by preferences. Short practice: Why does the recommendation change without changing anyone’s preferences?.</w:t>
+      </w:r>
+    </w:p>
+    <w:p>
+      <w:pPr>
+        <w:spacing w:line="336" w:lineRule="auto" w:after="180"/>
+      </w:pPr>
+      <w:r>
+        <w:rPr>
+          <w:b w:val="0"/>
+        </w:rPr>
+        <w:t>Return to this week and explain what you changed.</w:t>
+      </w:r>
+    </w:p>
+    <w:p>
+      <w:pPr>
+        <w:spacing w:line="336" w:lineRule="auto" w:after="180"/>
+      </w:pPr>
+      <w:r>
+        <w:rPr>
+          <w:b w:val="0"/>
+        </w:rPr>
+        <w:t xml:space="preserve">Review </w:t>
+      </w:r>
+      <w:r>
+        <w:rPr>
+          <w:b/>
+        </w:rPr>
+        <w:t>Prediction</w:t>
+      </w:r>
+      <w:r>
+        <w:rPr>
+          <w:b w:val="0"/>
+        </w:rPr>
+        <w:t xml:space="preserve"> Is Not Fact (ai-1/17). Goal: Separate a recorded </w:t>
+      </w:r>
+      <w:r>
+        <w:rPr>
+          <w:b/>
+        </w:rPr>
+        <w:t>prediction</w:t>
+      </w:r>
+      <w:r>
+        <w:rPr>
+          <w:b w:val="0"/>
+        </w:rPr>
+        <w:t xml:space="preserve"> from the </w:t>
+      </w:r>
+      <w:r>
+        <w:rPr>
+          <w:b/>
+        </w:rPr>
+        <w:t>observation</w:t>
+      </w:r>
+      <w:r>
+        <w:rPr>
+          <w:b w:val="0"/>
+        </w:rPr>
+        <w:t xml:space="preserve"> used to check it. Short practice: Which field changes the </w:t>
+      </w:r>
+      <w:r>
+        <w:rPr>
+          <w:b/>
+        </w:rPr>
+        <w:t>observation</w:t>
+      </w:r>
+      <w:r>
+        <w:rPr>
+          <w:b w:val="0"/>
+        </w:rPr>
+        <w:t xml:space="preserve"> label, and which field changes the model </w:t>
+      </w:r>
+      <w:r>
+        <w:rPr>
+          <w:b/>
+        </w:rPr>
+        <w:t>prediction</w:t>
+      </w:r>
+      <w:r>
+        <w:rPr>
+          <w:b w:val="0"/>
+        </w:rPr>
+        <w:t>?.</w:t>
+      </w:r>
+    </w:p>
+    <w:p>
+      <w:pPr>
+        <w:spacing w:line="336" w:lineRule="auto" w:after="180"/>
+      </w:pPr>
+      <w:r>
+        <w:rPr>
+          <w:b w:val="0"/>
+        </w:rPr>
+        <w:t>Return to this week and explain what you changed.</w:t>
       </w:r>
     </w:p>
     <w:p>
@@ -1697,8 +2618,37 @@
       </w:r>
     </w:p>
     <w:p>
-      <w:r>
-        <w:t>Use Download completed work in the hosted lesson to export your answers, reflections, practice feedback and code-run evidence. Open the HTML copy to read or print it. Drafts stay in this browser when storage is available; clear drafts on a shared device.</w:t>
+      <w:pPr>
+        <w:spacing w:line="336" w:lineRule="auto" w:after="180"/>
+      </w:pPr>
+      <w:r>
+        <w:rPr>
+          <w:b w:val="0"/>
+        </w:rPr>
+        <w:t xml:space="preserve">Use Download completed work in the hosted lesson to export your answers, reflections, practice feedback and code-run </w:t>
+      </w:r>
+      <w:r>
+        <w:rPr>
+          <w:b/>
+        </w:rPr>
+        <w:t>evidence</w:t>
+      </w:r>
+      <w:r>
+        <w:rPr>
+          <w:b w:val="0"/>
+        </w:rPr>
+        <w:t>. Open the HTML copy to read or print it.</w:t>
+      </w:r>
+    </w:p>
+    <w:p>
+      <w:pPr>
+        <w:spacing w:line="336" w:lineRule="auto" w:after="180"/>
+      </w:pPr>
+      <w:r>
+        <w:rPr>
+          <w:b w:val="0"/>
+        </w:rPr>
+        <w:t>Drafts stay in this browser when storage is available; clear drafts on a shared device.</w:t>
       </w:r>
     </w:p>
     <w:p>
@@ -1712,6 +2662,731 @@
     <w:p>
       <w:r>
         <w:t>________________________________________________________________</w:t>
+      </w:r>
+    </w:p>
+    <w:p>
+      <w:r>
+        <w:t>________________________________________________________________</w:t>
+      </w:r>
+    </w:p>
+    <w:p>
+      <w:r>
+        <w:t>________________________________________________________________</w:t>
+      </w:r>
+    </w:p>
+    <w:p>
+      <w:r>
+        <w:t>________________________________________________________________</w:t>
+      </w:r>
+    </w:p>
+    <w:p>
+      <w:r>
+        <w:t>________________________________________________________________</w:t>
+      </w:r>
+    </w:p>
+    <w:p>
+      <w:pPr>
+        <w:pStyle w:val="Heading1"/>
+      </w:pPr>
+      <w:r>
+        <w:t>21. Visual concept journey</w:t>
+      </w:r>
+    </w:p>
+    <w:p>
+      <w:r>
+        <w:t>Explain each Fair for Whom? picture from its labels, then record a relevant limit.</w:t>
+      </w:r>
+    </w:p>
+    <w:p>
+      <w:pPr>
+        <w:pStyle w:val="Heading3"/>
+      </w:pPr>
+      <w:r>
+        <w:t>01. Fair for Whom?: the case</w:t>
+      </w:r>
+    </w:p>
+    <w:p>
+      <w:r>
+        <w:drawing>
+          <wp:inline xmlns:a="http://schemas.openxmlformats.org/drawingml/2006/main" xmlns:pic="http://schemas.openxmlformats.org/drawingml/2006/picture">
+            <wp:extent cx="5486400" cy="2834640"/>
+            <wp:docPr id="3" name="Picture 3" descr="A fictional badge reader is evaluated on bright and dim cards with known reference labels. Supplied facts: Version M is correct on 9 of 10 bright cards and 3 of 6 dim cards. Version N uses the same cards: 8 of 10 bright and 5 of 6 dim correct."/>
+            <wp:cNvGraphicFramePr>
+              <a:graphicFrameLocks noChangeAspect="1"/>
+            </wp:cNvGraphicFramePr>
+            <a:graphic>
+              <a:graphicData uri="http://schemas.openxmlformats.org/drawingml/2006/picture">
+                <pic:pic>
+                  <pic:nvPicPr>
+                    <pic:cNvPr id="0" name="academy-story-ai-1-23-01.png"/>
+                    <pic:cNvPicPr/>
+                  </pic:nvPicPr>
+                  <pic:blipFill>
+                    <a:blip r:embed="rId11"/>
+                    <a:stretch>
+                      <a:fillRect/>
+                    </a:stretch>
+                  </pic:blipFill>
+                  <pic:spPr>
+                    <a:xfrm>
+                      <a:off x="0" y="0"/>
+                      <a:ext cx="5486400" cy="2834640"/>
+                    </a:xfrm>
+                    <a:prstGeom prst="rect"/>
+                  </pic:spPr>
+                </pic:pic>
+              </a:graphicData>
+            </a:graphic>
+          </wp:inline>
+        </w:drawing>
+      </w:r>
+    </w:p>
+    <w:p>
+      <w:pPr>
+        <w:spacing w:line="336" w:lineRule="auto" w:after="180"/>
+      </w:pPr>
+      <w:r>
+        <w:rPr>
+          <w:b w:val="0"/>
+        </w:rPr>
+        <w:t>A fictional badge reader is evaluated on bright and dim cards with known reference labels. Supplied facts: Version M is correct on 9 of 10 bright cards and 3 of 6 dim cards.</w:t>
+      </w:r>
+    </w:p>
+    <w:p>
+      <w:pPr>
+        <w:spacing w:line="336" w:lineRule="auto" w:after="180"/>
+      </w:pPr>
+      <w:r>
+        <w:rPr>
+          <w:b w:val="0"/>
+        </w:rPr>
+        <w:t>Version N uses the same cards: 8 of 10 bright and 5 of 6 dim correct.</w:t>
+      </w:r>
+    </w:p>
+    <w:p>
+      <w:pPr>
+        <w:spacing w:line="336" w:lineRule="auto" w:after="180"/>
+        <w:shd w:fill="F5F1FB"/>
+      </w:pPr>
+      <w:r>
+        <w:rPr>
+          <w:b w:val="0"/>
+        </w:rPr>
+        <w:t>Point to the given fact that matters most. Explain why it matters.</w:t>
+      </w:r>
+    </w:p>
+    <w:p>
+      <w:pPr>
+        <w:pStyle w:val="Heading3"/>
+      </w:pPr>
+      <w:r>
+        <w:t>My picture explanation, deciding evidence and one limit</w:t>
+      </w:r>
+    </w:p>
+    <w:p>
+      <w:r>
+        <w:t>________________________________________________________________</w:t>
+      </w:r>
+    </w:p>
+    <w:p>
+      <w:r>
+        <w:t>________________________________________________________________</w:t>
+      </w:r>
+    </w:p>
+    <w:p>
+      <w:r>
+        <w:t>________________________________________________________________</w:t>
+      </w:r>
+    </w:p>
+    <w:p>
+      <w:r>
+        <w:t>________________________________________________________________</w:t>
+      </w:r>
+    </w:p>
+    <w:p>
+      <w:pPr>
+        <w:pStyle w:val="Heading3"/>
+      </w:pPr>
+      <w:r>
+        <w:t>02. Follow the deciding steps</w:t>
+      </w:r>
+    </w:p>
+    <w:p>
+      <w:r>
+        <w:drawing>
+          <wp:inline xmlns:a="http://schemas.openxmlformats.org/drawingml/2006/main" xmlns:pic="http://schemas.openxmlformats.org/drawingml/2006/picture">
+            <wp:extent cx="5486400" cy="4005072"/>
+            <wp:docPr id="4" name="Picture 4" descr="Bright group: M:9/10=90%; N:8/10=80%. → Dim group: M:3/6=50%; N:5/6≈83.3%. → Combined counts: M:(9+3)/16=75%; N:(8+5)/16=81.25%. → Discuss trade-off: N improves total and dim results but loses one bright success."/>
+            <wp:cNvGraphicFramePr>
+              <a:graphicFrameLocks noChangeAspect="1"/>
+            </wp:cNvGraphicFramePr>
+            <a:graphic>
+              <a:graphicData uri="http://schemas.openxmlformats.org/drawingml/2006/picture">
+                <pic:pic>
+                  <pic:nvPicPr>
+                    <pic:cNvPr id="0" name="academy-story-ai-1-23-02.png"/>
+                    <pic:cNvPicPr/>
+                  </pic:nvPicPr>
+                  <pic:blipFill>
+                    <a:blip r:embed="rId12"/>
+                    <a:stretch>
+                      <a:fillRect/>
+                    </a:stretch>
+                  </pic:blipFill>
+                  <pic:spPr>
+                    <a:xfrm>
+                      <a:off x="0" y="0"/>
+                      <a:ext cx="5486400" cy="4005072"/>
+                    </a:xfrm>
+                    <a:prstGeom prst="rect"/>
+                  </pic:spPr>
+                </pic:pic>
+              </a:graphicData>
+            </a:graphic>
+          </wp:inline>
+        </w:drawing>
+      </w:r>
+    </w:p>
+    <w:p>
+      <w:pPr>
+        <w:spacing w:line="336" w:lineRule="auto" w:after="180"/>
+      </w:pPr>
+      <w:r>
+        <w:rPr>
+          <w:b w:val="0"/>
+        </w:rPr>
+        <w:t>Bright group: M:9/10=90%; N:8/10=</w:t>
+      </w:r>
+      <w:r>
+        <w:rPr>
+          <w:b/>
+        </w:rPr>
+        <w:t>80%</w:t>
+      </w:r>
+      <w:r>
+        <w:rPr>
+          <w:b w:val="0"/>
+        </w:rPr>
+        <w:t>. → Dim group: M:3/6=50%; N:5/6≈83.3%. → Combined counts: M:(9+3)/16=75%; N:(8+5)/16=81.25%. → Discuss trade-off: N improves total and dim results but loses one bright success.</w:t>
+      </w:r>
+    </w:p>
+    <w:p>
+      <w:pPr>
+        <w:spacing w:line="336" w:lineRule="auto" w:after="180"/>
+        <w:shd w:fill="F5F1FB"/>
+      </w:pPr>
+      <w:r>
+        <w:rPr>
+          <w:b w:val="0"/>
+        </w:rPr>
+        <w:t xml:space="preserve">Point to each numbered stage and explain which recorded </w:t>
+      </w:r>
+      <w:r>
+        <w:rPr>
+          <w:b/>
+        </w:rPr>
+        <w:t>input</w:t>
+      </w:r>
+      <w:r>
+        <w:rPr>
+          <w:b w:val="0"/>
+        </w:rPr>
+        <w:t xml:space="preserve"> it uses.</w:t>
+      </w:r>
+    </w:p>
+    <w:p>
+      <w:pPr>
+        <w:pStyle w:val="Heading3"/>
+      </w:pPr>
+      <w:r>
+        <w:t>My picture explanation, deciding evidence and one limit</w:t>
+      </w:r>
+    </w:p>
+    <w:p>
+      <w:r>
+        <w:t>________________________________________________________________</w:t>
+      </w:r>
+    </w:p>
+    <w:p>
+      <w:r>
+        <w:t>________________________________________________________________</w:t>
+      </w:r>
+    </w:p>
+    <w:p>
+      <w:r>
+        <w:t>________________________________________________________________</w:t>
+      </w:r>
+    </w:p>
+    <w:p>
+      <w:r>
+        <w:t>________________________________________________________________</w:t>
+      </w:r>
+    </w:p>
+    <w:p>
+      <w:pPr>
+        <w:pStyle w:val="Heading3"/>
+      </w:pPr>
+      <w:r>
+        <w:t>03. Group rates compared on the same cards</w:t>
+      </w:r>
+    </w:p>
+    <w:p>
+      <w:r>
+        <w:drawing>
+          <wp:inline xmlns:a="http://schemas.openxmlformats.org/drawingml/2006/main" xmlns:pic="http://schemas.openxmlformats.org/drawingml/2006/picture">
+            <wp:extent cx="5486400" cy="3584448"/>
+            <wp:docPr id="5" name="Picture 5" descr="Group rates compared on the same cards. Units: percent correct. M bright: 90. M dim: 50. N bright: 80. N dim: 83.33333333333333."/>
+            <wp:cNvGraphicFramePr>
+              <a:graphicFrameLocks noChangeAspect="1"/>
+            </wp:cNvGraphicFramePr>
+            <a:graphic>
+              <a:graphicData uri="http://schemas.openxmlformats.org/drawingml/2006/picture">
+                <pic:pic>
+                  <pic:nvPicPr>
+                    <pic:cNvPr id="0" name="academy-story-ai-1-23-03.png"/>
+                    <pic:cNvPicPr/>
+                  </pic:nvPicPr>
+                  <pic:blipFill>
+                    <a:blip r:embed="rId13"/>
+                    <a:stretch>
+                      <a:fillRect/>
+                    </a:stretch>
+                  </pic:blipFill>
+                  <pic:spPr>
+                    <a:xfrm>
+                      <a:off x="0" y="0"/>
+                      <a:ext cx="5486400" cy="3584448"/>
+                    </a:xfrm>
+                    <a:prstGeom prst="rect"/>
+                  </pic:spPr>
+                </pic:pic>
+              </a:graphicData>
+            </a:graphic>
+          </wp:inline>
+        </w:drawing>
+      </w:r>
+    </w:p>
+    <w:p>
+      <w:pPr>
+        <w:spacing w:line="336" w:lineRule="auto" w:after="180"/>
+      </w:pPr>
+      <w:r>
+        <w:rPr>
+          <w:b w:val="0"/>
+        </w:rPr>
+        <w:t>Group rates compared on the same cards. Units: percent correct. M bright: 90. M dim: 50. N bright: 80. N dim: 83.33333333333333.</w:t>
+      </w:r>
+    </w:p>
+    <w:p>
+      <w:pPr>
+        <w:spacing w:line="336" w:lineRule="auto" w:after="180"/>
+        <w:shd w:fill="F5F1FB"/>
+      </w:pPr>
+      <w:r>
+        <w:rPr>
+          <w:b w:val="0"/>
+        </w:rPr>
+        <w:t>Read the labels and values. Explain the relationship the model shows.</w:t>
+      </w:r>
+    </w:p>
+    <w:p>
+      <w:pPr>
+        <w:pStyle w:val="Heading3"/>
+      </w:pPr>
+      <w:r>
+        <w:t>My picture explanation, deciding evidence and one limit</w:t>
+      </w:r>
+    </w:p>
+    <w:p>
+      <w:r>
+        <w:t>________________________________________________________________</w:t>
+      </w:r>
+    </w:p>
+    <w:p>
+      <w:r>
+        <w:t>________________________________________________________________</w:t>
+      </w:r>
+    </w:p>
+    <w:p>
+      <w:r>
+        <w:t>________________________________________________________________</w:t>
+      </w:r>
+    </w:p>
+    <w:p>
+      <w:r>
+        <w:t>________________________________________________________________</w:t>
+      </w:r>
+    </w:p>
+    <w:p>
+      <w:pPr>
+        <w:pStyle w:val="Heading3"/>
+      </w:pPr>
+      <w:r>
+        <w:t>04. Change one thing. Trace what follows.</w:t>
+      </w:r>
+    </w:p>
+    <w:p>
+      <w:r>
+        <w:drawing>
+          <wp:inline xmlns:a="http://schemas.openxmlformats.org/drawingml/2006/main" xmlns:pic="http://schemas.openxmlformats.org/drawingml/2006/picture">
+            <wp:extent cx="5486400" cy="3026664"/>
+            <wp:docPr id="6" name="Picture 6" descr="Original case: N improves total and dim results but loses one bright success. Changed condition: Give bright and dim groups equal weight as an explicitly different metric. Expected result: M scores 70%; N scores about 81.7%. Reason: This averages group rates and is not the original 16-card agreement rate."/>
+            <wp:cNvGraphicFramePr>
+              <a:graphicFrameLocks noChangeAspect="1"/>
+            </wp:cNvGraphicFramePr>
+            <a:graphic>
+              <a:graphicData uri="http://schemas.openxmlformats.org/drawingml/2006/picture">
+                <pic:pic>
+                  <pic:nvPicPr>
+                    <pic:cNvPr id="0" name="academy-story-ai-1-23-04.png"/>
+                    <pic:cNvPicPr/>
+                  </pic:nvPicPr>
+                  <pic:blipFill>
+                    <a:blip r:embed="rId14"/>
+                    <a:stretch>
+                      <a:fillRect/>
+                    </a:stretch>
+                  </pic:blipFill>
+                  <pic:spPr>
+                    <a:xfrm>
+                      <a:off x="0" y="0"/>
+                      <a:ext cx="5486400" cy="3026664"/>
+                    </a:xfrm>
+                    <a:prstGeom prst="rect"/>
+                  </pic:spPr>
+                </pic:pic>
+              </a:graphicData>
+            </a:graphic>
+          </wp:inline>
+        </w:drawing>
+      </w:r>
+    </w:p>
+    <w:p>
+      <w:pPr>
+        <w:spacing w:line="336" w:lineRule="auto" w:after="180"/>
+      </w:pPr>
+      <w:r>
+        <w:rPr>
+          <w:b w:val="0"/>
+        </w:rPr>
+        <w:t xml:space="preserve">Original case: N improves total and dim results but loses one bright success. Changed condition: Give bright and dim groups equal weight as an explicitly different metric. Expected result: M scores </w:t>
+      </w:r>
+      <w:r>
+        <w:rPr>
+          <w:b/>
+        </w:rPr>
+        <w:t>70%</w:t>
+      </w:r>
+      <w:r>
+        <w:rPr>
+          <w:b w:val="0"/>
+        </w:rPr>
+        <w:t>; N scores about 81.7%.</w:t>
+      </w:r>
+    </w:p>
+    <w:p>
+      <w:pPr>
+        <w:spacing w:line="336" w:lineRule="auto" w:after="180"/>
+      </w:pPr>
+      <w:r>
+        <w:rPr>
+          <w:b w:val="0"/>
+        </w:rPr>
+        <w:t>Reason: This averages group rates and is not the original 16-card agreement rate.</w:t>
+      </w:r>
+    </w:p>
+    <w:p>
+      <w:pPr>
+        <w:spacing w:line="336" w:lineRule="auto" w:after="180"/>
+        <w:shd w:fill="F5F1FB"/>
+      </w:pPr>
+      <w:r>
+        <w:rPr>
+          <w:b w:val="0"/>
+        </w:rPr>
+        <w:t>Predict before checking the worked changed-case result. Name what changed and what the supplied facts allow you to conclude.</w:t>
+      </w:r>
+    </w:p>
+    <w:p>
+      <w:pPr>
+        <w:pStyle w:val="Heading3"/>
+      </w:pPr>
+      <w:r>
+        <w:t>My picture explanation, deciding evidence and one limit</w:t>
+      </w:r>
+    </w:p>
+    <w:p>
+      <w:r>
+        <w:t>________________________________________________________________</w:t>
+      </w:r>
+    </w:p>
+    <w:p>
+      <w:r>
+        <w:t>________________________________________________________________</w:t>
+      </w:r>
+    </w:p>
+    <w:p>
+      <w:r>
+        <w:t>________________________________________________________________</w:t>
+      </w:r>
+    </w:p>
+    <w:p>
+      <w:r>
+        <w:t>________________________________________________________________</w:t>
+      </w:r>
+    </w:p>
+    <w:p>
+      <w:pPr>
+        <w:pStyle w:val="Heading3"/>
+      </w:pPr>
+      <w:r>
+        <w:t>05. Connect the explanation to its limit</w:t>
+      </w:r>
+    </w:p>
+    <w:p>
+      <w:r>
+        <w:drawing>
+          <wp:inline xmlns:a="http://schemas.openxmlformats.org/drawingml/2006/main" xmlns:pic="http://schemas.openxmlformats.org/drawingml/2006/picture">
+            <wp:extent cx="5486400" cy="2834640"/>
+            <wp:docPr id="7" name="Picture 7" descr="Adding correct counts and denominators weights each tested card once. Averaging 90% and 50% would incorrectly give unequal groups equal size in the all-card rate. The group breakdown reveals a trade-off hidden by the total. Decide what matters with the relevant users rather than announcing that one number proves fairness. Limit: Six dim cards supply limited evidence; these descriptive rates do not prove a system is fair for all users."/>
+            <wp:cNvGraphicFramePr>
+              <a:graphicFrameLocks noChangeAspect="1"/>
+            </wp:cNvGraphicFramePr>
+            <a:graphic>
+              <a:graphicData uri="http://schemas.openxmlformats.org/drawingml/2006/picture">
+                <pic:pic>
+                  <pic:nvPicPr>
+                    <pic:cNvPr id="0" name="academy-story-ai-1-23-05.png"/>
+                    <pic:cNvPicPr/>
+                  </pic:nvPicPr>
+                  <pic:blipFill>
+                    <a:blip r:embed="rId15"/>
+                    <a:stretch>
+                      <a:fillRect/>
+                    </a:stretch>
+                  </pic:blipFill>
+                  <pic:spPr>
+                    <a:xfrm>
+                      <a:off x="0" y="0"/>
+                      <a:ext cx="5486400" cy="2834640"/>
+                    </a:xfrm>
+                    <a:prstGeom prst="rect"/>
+                  </pic:spPr>
+                </pic:pic>
+              </a:graphicData>
+            </a:graphic>
+          </wp:inline>
+        </w:drawing>
+      </w:r>
+    </w:p>
+    <w:p>
+      <w:pPr>
+        <w:spacing w:line="336" w:lineRule="auto" w:after="180"/>
+      </w:pPr>
+      <w:r>
+        <w:rPr>
+          <w:b w:val="0"/>
+        </w:rPr>
+        <w:t xml:space="preserve">Adding correct counts and </w:t>
+      </w:r>
+      <w:r>
+        <w:rPr>
+          <w:b/>
+        </w:rPr>
+        <w:t>denominator</w:t>
+      </w:r>
+      <w:r>
+        <w:rPr>
+          <w:b w:val="0"/>
+        </w:rPr>
+        <w:t>s weights each tested card once. Averaging 90% and 50% would incorrectly give unequal groups equal size in the all-card rate. The group breakdown reveals a trade-off hidden by the total.</w:t>
+      </w:r>
+    </w:p>
+    <w:p>
+      <w:pPr>
+        <w:spacing w:line="336" w:lineRule="auto" w:after="180"/>
+      </w:pPr>
+      <w:r>
+        <w:rPr>
+          <w:b w:val="0"/>
+        </w:rPr>
+        <w:t xml:space="preserve">Decide what matters with the relevant users rather than announcing that one number proves </w:t>
+      </w:r>
+      <w:r>
+        <w:rPr>
+          <w:b/>
+        </w:rPr>
+        <w:t>fairness</w:t>
+      </w:r>
+      <w:r>
+        <w:rPr>
+          <w:b w:val="0"/>
+        </w:rPr>
+        <w:t xml:space="preserve">. Limit: Six dim cards supply limited </w:t>
+      </w:r>
+      <w:r>
+        <w:rPr>
+          <w:b/>
+        </w:rPr>
+        <w:t>evidence</w:t>
+      </w:r>
+      <w:r>
+        <w:rPr>
+          <w:b w:val="0"/>
+        </w:rPr>
+        <w:t>; these descriptive rates do not prove a system is fair for all users.</w:t>
+      </w:r>
+    </w:p>
+    <w:p>
+      <w:pPr>
+        <w:spacing w:line="336" w:lineRule="auto" w:after="180"/>
+        <w:shd w:fill="F5F1FB"/>
+      </w:pPr>
+      <w:r>
+        <w:rPr>
+          <w:b w:val="0"/>
+        </w:rPr>
+        <w:t>Explain the case, then point to a limit on the claim.</w:t>
+      </w:r>
+    </w:p>
+    <w:p>
+      <w:pPr>
+        <w:pStyle w:val="Heading3"/>
+      </w:pPr>
+      <w:r>
+        <w:t>My picture explanation, deciding evidence and one limit</w:t>
+      </w:r>
+    </w:p>
+    <w:p>
+      <w:r>
+        <w:t>________________________________________________________________</w:t>
+      </w:r>
+    </w:p>
+    <w:p>
+      <w:r>
+        <w:t>________________________________________________________________</w:t>
+      </w:r>
+    </w:p>
+    <w:p>
+      <w:r>
+        <w:t>________________________________________________________________</w:t>
+      </w:r>
+    </w:p>
+    <w:p>
+      <w:r>
+        <w:t>________________________________________________________________</w:t>
+      </w:r>
+    </w:p>
+    <w:p>
+      <w:pPr>
+        <w:pStyle w:val="Heading3"/>
+      </w:pPr>
+      <w:r>
+        <w:t>06. Make the idea visible in your project</w:t>
+      </w:r>
+    </w:p>
+    <w:p>
+      <w:r>
+        <w:drawing>
+          <wp:inline xmlns:a="http://schemas.openxmlformats.org/drawingml/2006/main" xmlns:pic="http://schemas.openxmlformats.org/drawingml/2006/picture">
+            <wp:extent cx="5486400" cy="3380232"/>
+            <wp:docPr id="8" name="Picture 8" descr="Report sorter outcomes by relevant conditions and record whose failures matter when choosing a revision. Draw your input, deciding step, result and limit. Supported question: Which group loses performance under N, and can total improvement erase that fact?"/>
+            <wp:cNvGraphicFramePr>
+              <a:graphicFrameLocks noChangeAspect="1"/>
+            </wp:cNvGraphicFramePr>
+            <a:graphic>
+              <a:graphicData uri="http://schemas.openxmlformats.org/drawingml/2006/picture">
+                <pic:pic>
+                  <pic:nvPicPr>
+                    <pic:cNvPr id="0" name="academy-story-ai-1-23-06.png"/>
+                    <pic:cNvPicPr/>
+                  </pic:nvPicPr>
+                  <pic:blipFill>
+                    <a:blip r:embed="rId16"/>
+                    <a:stretch>
+                      <a:fillRect/>
+                    </a:stretch>
+                  </pic:blipFill>
+                  <pic:spPr>
+                    <a:xfrm>
+                      <a:off x="0" y="0"/>
+                      <a:ext cx="5486400" cy="3380232"/>
+                    </a:xfrm>
+                    <a:prstGeom prst="rect"/>
+                  </pic:spPr>
+                </pic:pic>
+              </a:graphicData>
+            </a:graphic>
+          </wp:inline>
+        </w:drawing>
+      </w:r>
+    </w:p>
+    <w:p>
+      <w:pPr>
+        <w:spacing w:line="336" w:lineRule="auto" w:after="180"/>
+        <w:shd w:fill="F5F1FB"/>
+      </w:pPr>
+      <w:r>
+        <w:rPr>
+          <w:b w:val="0"/>
+        </w:rPr>
+        <w:t xml:space="preserve">Report sorter outcomes by relevant conditions and record whose failures matter when choosing a revision. Draw your </w:t>
+      </w:r>
+      <w:r>
+        <w:rPr>
+          <w:b/>
+        </w:rPr>
+        <w:t>input</w:t>
+      </w:r>
+      <w:r>
+        <w:rPr>
+          <w:b w:val="0"/>
+        </w:rPr>
+        <w:t>, deciding step, result and limit.</w:t>
+      </w:r>
+    </w:p>
+    <w:p>
+      <w:pPr>
+        <w:spacing w:line="336" w:lineRule="auto" w:after="180"/>
+        <w:shd w:fill="F5F1FB"/>
+      </w:pPr>
+      <w:r>
+        <w:rPr>
+          <w:b w:val="0"/>
+        </w:rPr>
+        <w:t>Supported question: Which group loses performance under N, and can total improvement erase that fact?</w:t>
+      </w:r>
+    </w:p>
+    <w:p>
+      <w:pPr>
+        <w:spacing w:line="336" w:lineRule="auto" w:after="180"/>
+        <w:shd w:fill="F5F1FB"/>
+      </w:pPr>
+      <w:r>
+        <w:rPr>
+          <w:b w:val="0"/>
+        </w:rPr>
+        <w:t xml:space="preserve">Draw your project trace and justify the deciding step using </w:t>
+      </w:r>
+      <w:r>
+        <w:rPr>
+          <w:b/>
+        </w:rPr>
+        <w:t>evidence</w:t>
+      </w:r>
+      <w:r>
+        <w:rPr>
+          <w:b w:val="0"/>
+        </w:rPr>
+        <w:t>.</w:t>
+      </w:r>
+    </w:p>
+    <w:p>
+      <w:pPr>
+        <w:pStyle w:val="Heading3"/>
+      </w:pPr>
+      <w:r>
+        <w:t>My picture explanation, deciding evidence and one limit</w:t>
       </w:r>
     </w:p>
     <w:p>

--- a/downloads/workbook/ai-1-week-23.docx
+++ b/downloads/workbook/ai-1-week-23.docx
@@ -25,50 +25,216 @@
         <w:pStyle w:val="Heading1"/>
       </w:pPr>
       <w:r>
-        <w:t>01. Recall and choose your starting point</w:t>
-      </w:r>
-    </w:p>
-    <w:p>
-      <w:r>
-        <w:t>Record your starting explanation for Fair for Whom? before opening notes. Show any later correction separately.</w:t>
-      </w:r>
-    </w:p>
-    <w:p>
-      <w:pPr>
-        <w:spacing w:line="336" w:lineRule="auto" w:after="180"/>
-      </w:pPr>
-      <w:r>
-        <w:rPr>
-          <w:b w:val="0"/>
-        </w:rPr>
+        <w:t>One connected performance-comparison audit.</w:t>
+      </w:r>
+    </w:p>
+    <w:p>
+      <w:r>
+        <w:t>Explain the shape-test fraction, compare conditions, inspect missing outcomes and distinguish aggregation from equal-group weighting.</w:t>
+      </w:r>
+    </w:p>
+    <w:p>
+      <w:r>
+        <w:t>Keep correct counts, assessed counts, missing outcomes and conditions visible.</w:t>
+      </w:r>
+    </w:p>
+    <w:p>
+      <w:pPr>
+        <w:pStyle w:val="Heading1"/>
+      </w:pPr>
+      <w:r>
+        <w:t>01. Recall: reconnect earlier ideas</w:t>
+      </w:r>
+    </w:p>
+    <w:p>
+      <w:r>
+        <w:t>Retrieve before opening notes.</w:t>
+      </w:r>
+    </w:p>
+    <w:p>
+      <w:pPr>
+        <w:pStyle w:val="Heading2"/>
+      </w:pPr>
+      <w:r>
+        <w:t>Retrieve and explain</w:t>
+      </w:r>
+    </w:p>
+    <w:p>
+      <w:pPr>
+        <w:pStyle w:val="ListBullet"/>
+      </w:pPr>
+      <w:r>
         <w:t>Try the recall before opening notes. Then use a different colour or a labelled second line to correct your explanation.</w:t>
       </w:r>
     </w:p>
     <w:p>
       <w:pPr>
+        <w:pStyle w:val="ListBullet"/>
+      </w:pPr>
+      <w:r>
+        <w:t>Without opening the old lesson, explain one key idea from Missing and Unbalanced Examples. Give an example and a mistake that the idea helps you avoid.</w:t>
+      </w:r>
+    </w:p>
+    <w:p>
+      <w:pPr>
         <w:pStyle w:val="Heading3"/>
       </w:pPr>
       <w:r>
+        <w:t>My remembered idea, example and correction</w:t>
+      </w:r>
+    </w:p>
+    <w:p>
+      <w:r>
+        <w:t>________________________________________________________________</w:t>
+      </w:r>
+    </w:p>
+    <w:p>
+      <w:r>
+        <w:t>________________________________________________________________</w:t>
+      </w:r>
+    </w:p>
+    <w:p>
+      <w:r>
+        <w:t>________________________________________________________________</w:t>
+      </w:r>
+    </w:p>
+    <w:p>
+      <w:pPr>
+        <w:pStyle w:val="ListBullet"/>
+      </w:pPr>
+      <w:r>
+        <w:t>Without opening the old lesson, explain one key idea from Recommendations. Give an example and a mistake that the idea helps you avoid.</w:t>
+      </w:r>
+    </w:p>
+    <w:p>
+      <w:pPr>
+        <w:pStyle w:val="Heading3"/>
+      </w:pPr>
+      <w:r>
+        <w:t>My remembered idea, example and correction</w:t>
+      </w:r>
+    </w:p>
+    <w:p>
+      <w:r>
+        <w:t>________________________________________________________________</w:t>
+      </w:r>
+    </w:p>
+    <w:p>
+      <w:r>
+        <w:t>________________________________________________________________</w:t>
+      </w:r>
+    </w:p>
+    <w:p>
+      <w:r>
+        <w:t>________________________________________________________________</w:t>
+      </w:r>
+    </w:p>
+    <w:p>
+      <w:pPr>
+        <w:pStyle w:val="ListBullet"/>
+      </w:pPr>
+      <w:r>
+        <w:t>Without opening the old lesson, explain one key idea from Prediction Is Not Fact. Give an example and a mistake that the idea helps you avoid.</w:t>
+      </w:r>
+    </w:p>
+    <w:p>
+      <w:pPr>
+        <w:pStyle w:val="Heading3"/>
+      </w:pPr>
+      <w:r>
+        <w:t>My remembered idea, example and correction</w:t>
+      </w:r>
+    </w:p>
+    <w:p>
+      <w:r>
+        <w:t>________________________________________________________________</w:t>
+      </w:r>
+    </w:p>
+    <w:p>
+      <w:r>
+        <w:t>________________________________________________________________</w:t>
+      </w:r>
+    </w:p>
+    <w:p>
+      <w:r>
+        <w:t>________________________________________________________________</w:t>
+      </w:r>
+    </w:p>
+    <w:p>
+      <w:pPr>
+        <w:pStyle w:val="Heading2"/>
+      </w:pPr>
+      <w:r>
+        <w:t>Earlier wording, alternatives and picture transcripts · reference / check after trying</w:t>
+      </w:r>
+    </w:p>
+    <w:p>
+      <w:pPr>
+        <w:pStyle w:val="Heading3"/>
+      </w:pPr>
+      <w:r>
         <w:t>Missing and Unbalanced Examples</w:t>
       </w:r>
     </w:p>
     <w:p>
       <w:pPr>
-        <w:spacing w:line="336" w:lineRule="auto" w:after="180"/>
-      </w:pPr>
-      <w:r>
-        <w:rPr>
-          <w:b w:val="0"/>
-        </w:rPr>
-        <w:t>Without opening the old lesson, explain one key idea from Missing and Unbalanced Examples. Give an example and a mistake that the idea helps you avoid.</w:t>
-      </w:r>
-    </w:p>
-    <w:p>
-      <w:pPr>
         <w:pStyle w:val="Heading3"/>
       </w:pPr>
       <w:r>
-        <w:t>My remembered idea, example and correction</w:t>
+        <w:t>Recommendations</w:t>
+      </w:r>
+    </w:p>
+    <w:p>
+      <w:pPr>
+        <w:pStyle w:val="Heading3"/>
+      </w:pPr>
+      <w:r>
+        <w:t>Prediction Is Not Fact</w:t>
+      </w:r>
+    </w:p>
+    <w:p>
+      <w:pPr>
+        <w:pStyle w:val="Heading1"/>
+      </w:pPr>
+      <w:r>
+        <w:t>12. W1 · Explain the performance fraction</w:t>
+      </w:r>
+    </w:p>
+    <w:p>
+      <w:r>
+        <w:t>Use the supplied shape-test counts and explain every part of the denominator.</w:t>
+      </w:r>
+    </w:p>
+    <w:p>
+      <w:pPr>
+        <w:pStyle w:val="Heading2"/>
+      </w:pPr>
+      <w:r>
+        <w:t>Your evidence record</w:t>
+      </w:r>
+    </w:p>
+    <w:p>
+      <w:pPr>
+        <w:pStyle w:val="ListBullet"/>
+      </w:pPr>
+      <w:r>
+        <w:t>Shared shape-test reference for W1–W2: fixed versions A and B label the same 12 previously unseen cards with checked reference labels: 8 bright and 4 dim. No outcomes are missing. A is correct on 8 bright and 1 dim; B on 6 bright and 2 dim. Keep this case separate from the 16-card badge test and the independent sound test.</w:t>
+      </w:r>
+    </w:p>
+    <w:p>
+      <w:pPr>
+        <w:pStyle w:val="ListBullet"/>
+      </w:pPr>
+      <w:r>
+        <w:t>For version A in the lesson, write correct and assessed counts, simplify the accuracy fraction and express it as a percentage. Explain what its denominator includes and why 9/9 would be misleading.</w:t>
+      </w:r>
+    </w:p>
+    <w:p>
+      <w:pPr>
+        <w:pStyle w:val="Heading3"/>
+      </w:pPr>
+      <w:r>
+        <w:t>My reasoning and evidence</w:t>
       </w:r>
     </w:p>
     <w:p>
@@ -87,22 +253,114 @@
       </w:r>
     </w:p>
     <w:p>
+      <w:r>
+        <w:t>________________________________________________________________</w:t>
+      </w:r>
+    </w:p>
+    <w:p>
+      <w:r>
+        <w:t>________________________________________________________________</w:t>
+      </w:r>
+    </w:p>
+    <w:p>
+      <w:r>
+        <w:t>________________________________________________________________</w:t>
+      </w:r>
+    </w:p>
+    <w:p>
+      <w:pPr>
+        <w:pStyle w:val="Heading1"/>
+      </w:pPr>
+      <w:r>
+        <w:t>13. W2 · Compare the total and each condition</w:t>
+      </w:r>
+    </w:p>
+    <w:p>
+      <w:r>
+        <w:t>Use the same cards and scoring rule for both versions.</w:t>
+      </w:r>
+    </w:p>
+    <w:p>
+      <w:pPr>
+        <w:pStyle w:val="Heading2"/>
+      </w:pPr>
+      <w:r>
+        <w:t>Your evidence record</w:t>
+      </w:r>
+    </w:p>
+    <w:p>
+      <w:pPr>
+        <w:pStyle w:val="ListBullet"/>
+      </w:pPr>
+      <w:r>
+        <w:t>Compare A and B on the shared 12-card test and on its bright and dim groups. State the leader in each and explain why the overall result does not imply that one version wins in every condition.</w:t>
+      </w:r>
+    </w:p>
+    <w:p>
       <w:pPr>
         <w:pStyle w:val="Heading3"/>
       </w:pPr>
       <w:r>
-        <w:t>Recommendations</w:t>
-      </w:r>
-    </w:p>
-    <w:p>
-      <w:pPr>
-        <w:spacing w:line="336" w:lineRule="auto" w:after="180"/>
-      </w:pPr>
-      <w:r>
-        <w:rPr>
-          <w:b w:val="0"/>
-        </w:rPr>
-        <w:t>Without opening the old lesson, explain one key idea from Recommendations. Give an example and a mistake that the idea helps you avoid.</w:t>
+        <w:t>My reasoning and evidence</w:t>
+      </w:r>
+    </w:p>
+    <w:p>
+      <w:r>
+        <w:t>________________________________________________________________</w:t>
+      </w:r>
+    </w:p>
+    <w:p>
+      <w:r>
+        <w:t>________________________________________________________________</w:t>
+      </w:r>
+    </w:p>
+    <w:p>
+      <w:r>
+        <w:t>________________________________________________________________</w:t>
+      </w:r>
+    </w:p>
+    <w:p>
+      <w:r>
+        <w:t>________________________________________________________________</w:t>
+      </w:r>
+    </w:p>
+    <w:p>
+      <w:r>
+        <w:t>________________________________________________________________</w:t>
+      </w:r>
+    </w:p>
+    <w:p>
+      <w:r>
+        <w:t>________________________________________________________________</w:t>
+      </w:r>
+    </w:p>
+    <w:p>
+      <w:pPr>
+        <w:pStyle w:val="Heading1"/>
+      </w:pPr>
+      <w:r>
+        <w:t>14. W3 · Report unassessed outcomes separately</w:t>
+      </w:r>
+    </w:p>
+    <w:p>
+      <w:r>
+        <w:t>Distinguish assessed accuracy from an all-selected-case claim.</w:t>
+      </w:r>
+    </w:p>
+    <w:p>
+      <w:pPr>
+        <w:pStyle w:val="Heading2"/>
+      </w:pPr>
+      <w:r>
+        <w:t>Your evidence record</w:t>
+      </w:r>
+    </w:p>
+    <w:p>
+      <w:pPr>
+        <w:pStyle w:val="ListBullet"/>
+      </w:pPr>
+      <w:r>
+        <w:t>C has 9 correct and 1 incorrect assessed outcome, with 2 other selected cases unassessed. Write its assessed accuracy and missing count. A reviewer reports 9/12 as assessed accuracy; another reports 90% on all 12. Explain the problem with each label.</w:t>
       </w:r>
     </w:p>
     <w:p>
@@ -110,7 +368,7 @@
         <w:pStyle w:val="Heading3"/>
       </w:pPr>
       <w:r>
-        <w:t>My remembered idea, example and correction</w:t>
+        <w:t>My reasoning and evidence</w:t>
       </w:r>
     </w:p>
     <w:p>
@@ -129,42 +387,55 @@
       </w:r>
     </w:p>
     <w:p>
+      <w:r>
+        <w:t>________________________________________________________________</w:t>
+      </w:r>
+    </w:p>
+    <w:p>
+      <w:r>
+        <w:t>________________________________________________________________</w:t>
+      </w:r>
+    </w:p>
+    <w:p>
+      <w:r>
+        <w:t>________________________________________________________________</w:t>
+      </w:r>
+    </w:p>
+    <w:p>
+      <w:pPr>
+        <w:pStyle w:val="Heading1"/>
+      </w:pPr>
+      <w:r>
+        <w:t>16. W5 · Audit an unequal-group average</w:t>
+      </w:r>
+    </w:p>
+    <w:p>
+      <w:r>
+        <w:t>Add counts before dividing; label any alternative group metric explicitly.</w:t>
+      </w:r>
+    </w:p>
+    <w:p>
+      <w:pPr>
+        <w:pStyle w:val="Heading2"/>
+      </w:pPr>
+      <w:r>
+        <w:t>Your evidence record</w:t>
+      </w:r>
+    </w:p>
+    <w:p>
+      <w:pPr>
+        <w:pStyle w:val="ListBullet"/>
+      </w:pPr>
+      <w:r>
+        <w:t>A separate test has 2 correct out of 2 assessed in group P and 4 correct out of 8 assessed in group Q. Calculate combined accuracy as a fraction and percentage. A chart reports 75% by averaging the group percentages. Explain why that is not the accuracy over all assessed cases.</w:t>
+      </w:r>
+    </w:p>
+    <w:p>
       <w:pPr>
         <w:pStyle w:val="Heading3"/>
       </w:pPr>
       <w:r>
-        <w:t>Prediction Is Not Fact</w:t>
-      </w:r>
-    </w:p>
-    <w:p>
-      <w:pPr>
-        <w:spacing w:line="336" w:lineRule="auto" w:after="180"/>
-      </w:pPr>
-      <w:r>
-        <w:rPr>
-          <w:b w:val="0"/>
-        </w:rPr>
-        <w:t xml:space="preserve">Without opening the old lesson, explain one key idea from </w:t>
-      </w:r>
-      <w:r>
-        <w:rPr>
-          <w:b/>
-        </w:rPr>
-        <w:t>Prediction</w:t>
-      </w:r>
-      <w:r>
-        <w:rPr>
-          <w:b w:val="0"/>
-        </w:rPr>
-        <w:t xml:space="preserve"> Is Not Fact. Give an example and a mistake that the idea helps you avoid.</w:t>
-      </w:r>
-    </w:p>
-    <w:p>
-      <w:pPr>
-        <w:pStyle w:val="Heading3"/>
-      </w:pPr>
-      <w:r>
-        <w:t>My remembered idea, example and correction</w:t>
+        <w:t>My reasoning and evidence</w:t>
       </w:r>
     </w:p>
     <w:p>
@@ -183,238 +454,39 @@
       </w:r>
     </w:p>
     <w:p>
+      <w:r>
+        <w:t>________________________________________________________________</w:t>
+      </w:r>
+    </w:p>
+    <w:p>
+      <w:r>
+        <w:t>________________________________________________________________</w:t>
+      </w:r>
+    </w:p>
+    <w:p>
+      <w:r>
+        <w:t>________________________________________________________________</w:t>
+      </w:r>
+    </w:p>
+    <w:p>
       <w:pPr>
         <w:pStyle w:val="Heading1"/>
       </w:pPr>
       <w:r>
-        <w:t>02. Practise with fading help</w:t>
-      </w:r>
-    </w:p>
-    <w:p>
-      <w:r>
-        <w:t>Complete the supported Fair for Whom? trace and record the first step you can explain without help.</w:t>
-      </w:r>
-    </w:p>
-    <w:p>
-      <w:pPr>
-        <w:spacing w:line="336" w:lineRule="auto" w:after="180"/>
-      </w:pPr>
-      <w:r>
-        <w:rPr>
-          <w:b w:val="0"/>
-        </w:rPr>
-        <w:t>Use W2: Compare totals and conditions for Fractions and performance comparisons. Record the answer once; the lesson and workbook refer to the same attempt.</w:t>
-      </w:r>
-    </w:p>
-    <w:tbl>
-      <w:tblPr>
-        <w:tblStyle w:val="LightShading-Accent1"/>
-        <w:tblW w:type="auto" w:w="0"/>
-        <w:tblLook w:firstColumn="1" w:firstRow="1" w:lastColumn="0" w:lastRow="0" w:noHBand="0" w:noVBand="1" w:val="04A0"/>
-      </w:tblPr>
-      <w:tblGrid>
-        <w:gridCol w:w="2556"/>
-        <w:gridCol w:w="2556"/>
-        <w:gridCol w:w="2556"/>
-        <w:gridCol w:w="2556"/>
-      </w:tblGrid>
-      <w:tr>
-        <w:trPr>
-          <w:tblHeader/>
-        </w:trPr>
-        <w:tc>
-          <w:tcPr>
-            <w:tcW w:type="dxa" w:w="2556"/>
-          </w:tcPr>
-          <w:p>
-            <w:r>
-              <w:t>Given inputs</w:t>
-            </w:r>
-          </w:p>
-        </w:tc>
-        <w:tc>
-          <w:tcPr>
-            <w:tcW w:type="dxa" w:w="2556"/>
-          </w:tcPr>
-          <w:p>
-            <w:r>
-              <w:t>Procedure I chose</w:t>
-            </w:r>
-          </w:p>
-        </w:tc>
-        <w:tc>
-          <w:tcPr>
-            <w:tcW w:type="dxa" w:w="2556"/>
-          </w:tcPr>
-          <w:p>
-            <w:r>
-              <w:t>Middle steps</w:t>
-            </w:r>
-          </w:p>
-        </w:tc>
-        <w:tc>
-          <w:tcPr>
-            <w:tcW w:type="dxa" w:w="2556"/>
-          </w:tcPr>
-          <w:p>
-            <w:r>
-              <w:t>Result and check</w:t>
-            </w:r>
-          </w:p>
-        </w:tc>
-      </w:tr>
-      <w:tr>
-        <w:tc>
-          <w:tcPr>
-            <w:tcW w:type="dxa" w:w="2556"/>
-          </w:tcPr>
-          <w:p>
-            <w:r/>
-          </w:p>
-        </w:tc>
-        <w:tc>
-          <w:tcPr>
-            <w:tcW w:type="dxa" w:w="2556"/>
-          </w:tcPr>
-          <w:p>
-            <w:r/>
-          </w:p>
-        </w:tc>
-        <w:tc>
-          <w:tcPr>
-            <w:tcW w:type="dxa" w:w="2556"/>
-          </w:tcPr>
-          <w:p>
-            <w:r/>
-          </w:p>
-        </w:tc>
-        <w:tc>
-          <w:tcPr>
-            <w:tcW w:type="dxa" w:w="2556"/>
-          </w:tcPr>
-          <w:p>
-            <w:r/>
-          </w:p>
-        </w:tc>
-      </w:tr>
-    </w:tbl>
-    <w:p>
-      <w:pPr>
-        <w:pStyle w:val="Heading3"/>
-      </w:pPr>
-      <w:r>
-        <w:t>The step I completed without help, and the hint I needed</w:t>
-      </w:r>
-    </w:p>
-    <w:p>
-      <w:r>
-        <w:t>________________________________________________________________</w:t>
-      </w:r>
-    </w:p>
-    <w:p>
-      <w:r>
-        <w:t>________________________________________________________________</w:t>
-      </w:r>
-    </w:p>
-    <w:p>
-      <w:r>
-        <w:t>________________________________________________________________</w:t>
-      </w:r>
-    </w:p>
-    <w:p>
-      <w:pPr>
-        <w:pStyle w:val="Heading1"/>
-      </w:pPr>
-      <w:r>
-        <w:t>03. Individual reasoning check</w:t>
-      </w:r>
-    </w:p>
-    <w:p>
-      <w:r>
-        <w:t>Check the proposed Fair for Whom? explanation against the supplied facts before discussing it.</w:t>
-      </w:r>
-    </w:p>
-    <w:p>
-      <w:pPr>
-        <w:spacing w:line="336" w:lineRule="auto" w:after="180"/>
-      </w:pPr>
-      <w:r>
-        <w:rPr>
-          <w:b w:val="0"/>
-        </w:rPr>
-        <w:t xml:space="preserve">Use the worked case for Fractions and performance comparisons. Proposed explanation: “Only correct cases belong in the </w:t>
-      </w:r>
-      <w:r>
-        <w:rPr>
-          <w:b/>
-        </w:rPr>
-        <w:t>denominator</w:t>
-      </w:r>
-      <w:r>
-        <w:rPr>
-          <w:b w:val="0"/>
-        </w:rPr>
-        <w:t>”. Decide whether this explanation is supported.</w:t>
-      </w:r>
-    </w:p>
-    <w:p>
-      <w:pPr>
-        <w:spacing w:line="336" w:lineRule="auto" w:after="180"/>
-      </w:pPr>
-      <w:r>
-        <w:rPr>
-          <w:b w:val="0"/>
-        </w:rPr>
-        <w:t>Point to the step or supplied fact that decides; explain your repair if needed.</w:t>
-      </w:r>
-    </w:p>
-    <w:p>
-      <w:pPr>
-        <w:pStyle w:val="Heading3"/>
-      </w:pPr>
-      <w:r>
-        <w:t>My explanation before partner discussion</w:t>
-      </w:r>
-    </w:p>
-    <w:p>
-      <w:r>
-        <w:t>________________________________________________________________</w:t>
-      </w:r>
-    </w:p>
-    <w:p>
-      <w:r>
-        <w:t>________________________________________________________________</w:t>
-      </w:r>
-    </w:p>
-    <w:p>
-      <w:r>
-        <w:t>________________________________________________________________</w:t>
-      </w:r>
-    </w:p>
-    <w:p>
-      <w:r>
-        <w:t>________________________________________________________________</w:t>
-      </w:r>
-    </w:p>
-    <w:p>
-      <w:pPr>
-        <w:pStyle w:val="Heading1"/>
-      </w:pPr>
-      <w:r>
-        <w:t>04. Independent transfer case</w:t>
-      </w:r>
-    </w:p>
-    <w:p>
-      <w:r>
-        <w:t>Write one first attempt at the reserved independent case before feedback. Repeated copies of that case refer to the same recorded attempt.</w:t>
-      </w:r>
-    </w:p>
-    <w:p>
-      <w:pPr>
-        <w:pStyle w:val="Heading3"/>
-      </w:pPr>
-      <w:r>
-        <w:t>Independent case: Compare a new shared sound test</w:t>
+        <w:t>04. W4 · Compare a new shared sound test</w:t>
+      </w:r>
+    </w:p>
+    <w:p>
+      <w:r>
+        <w:t>Keep one first attempt before hints or feedback.</w:t>
+      </w:r>
+    </w:p>
+    <w:p>
+      <w:pPr>
+        <w:pStyle w:val="Heading2"/>
+      </w:pPr>
+      <w:r>
+        <w:t>Read and explain independently</w:t>
       </w:r>
     </w:p>
     <w:p>
@@ -484,6 +556,14 @@
     </w:p>
     <w:p>
       <w:pPr>
+        <w:pStyle w:val="Heading2"/>
+      </w:pPr>
+      <w:r>
+        <w:t>Keep a fair record</w:t>
+      </w:r>
+    </w:p>
+    <w:p>
+      <w:pPr>
         <w:spacing w:line="336" w:lineRule="auto" w:after="180"/>
       </w:pPr>
       <w:r>
@@ -495,51 +575,62 @@
     </w:p>
     <w:p>
       <w:pPr>
+        <w:pStyle w:val="Heading2"/>
+      </w:pPr>
+      <w:r>
+        <w:t>Earlier wording, alternatives and picture transcripts · reference / check after trying</w:t>
+      </w:r>
+    </w:p>
+    <w:p>
+      <w:pPr>
+        <w:pStyle w:val="Heading3"/>
+      </w:pPr>
+      <w:r>
+        <w:t>Independent case: Compare a new shared sound test</w:t>
+      </w:r>
+    </w:p>
+    <w:p>
+      <w:pPr>
         <w:pStyle w:val="Heading1"/>
       </w:pPr>
       <w:r>
-        <w:t>05. Your learning target</w:t>
-      </w:r>
-    </w:p>
-    <w:p>
-      <w:r>
-        <w:t>Connect the Fair for Whom? target to a trace and a justified conclusion.</w:t>
+        <w:t>09. Project · Keep the decision and its evidence</w:t>
+      </w:r>
+    </w:p>
+    <w:p>
+      <w:r>
+        <w:t>Add this week’s change to your existing project record.</w:t>
+      </w:r>
+    </w:p>
+    <w:p>
+      <w:pPr>
+        <w:pStyle w:val="Heading2"/>
+      </w:pPr>
+      <w:r>
+        <w:t>Your evidence record</w:t>
       </w:r>
     </w:p>
     <w:p>
       <w:pPr>
         <w:spacing w:line="336" w:lineRule="auto" w:after="180"/>
-        <w:shd w:fill="F5F1FB"/>
       </w:pPr>
       <w:r>
         <w:rPr>
           <w:b w:val="0"/>
         </w:rPr>
-        <w:t>System A succeeds on 6 of 8 quiet tests and 3 of 4 noisy tests. Is its noisy success rate lower? Show fractions and percentages. What can these small tests not establish?</w:t>
-      </w:r>
-    </w:p>
-    <w:p>
-      <w:pPr>
-        <w:pStyle w:val="Heading1"/>
-      </w:pPr>
-      <w:r>
-        <w:t>06. Solve the given case</w:t>
-      </w:r>
-    </w:p>
-    <w:p>
-      <w:r>
-        <w:t>Solve the supplied Fair for Whom? case and show the deciding evidence.</w:t>
-      </w:r>
-    </w:p>
-    <w:p>
-      <w:pPr>
-        <w:spacing w:line="336" w:lineRule="auto" w:after="180"/>
-      </w:pPr>
+        <w:t xml:space="preserve">Test the sorter across relevant item conditions and users; never infer sensitive identity to create a </w:t>
+      </w:r>
+      <w:r>
+        <w:rPr>
+          <w:b/>
+        </w:rPr>
+        <w:t>fairness</w:t>
+      </w:r>
       <w:r>
         <w:rPr>
           <w:b w:val="0"/>
         </w:rPr>
-        <w:t>A voice system succeeds on 8/10 quiet and 4/10 noisy recordings.</w:t>
+        <w:t xml:space="preserve"> check.</w:t>
       </w:r>
     </w:p>
     <w:p>
@@ -550,18 +641,7 @@
         <w:rPr>
           <w:b w:val="0"/>
         </w:rPr>
-        <w:t>Compare and propose the next investigation.</w:t>
-      </w:r>
-    </w:p>
-    <w:p>
-      <w:pPr>
-        <w:spacing w:line="336" w:lineRule="auto" w:after="180"/>
-      </w:pPr>
-      <w:r>
-        <w:rPr>
-          <w:b w:val="0"/>
-        </w:rPr>
-        <w:t xml:space="preserve">Show your trace, calculation or </w:t>
+        <w:t xml:space="preserve">The project change and </w:t>
       </w:r>
       <w:r>
         <w:rPr>
@@ -569,333 +649,6 @@
         </w:rPr>
         <w:t>evidence</w:t>
       </w:r>
-    </w:p>
-    <w:p>
-      <w:pPr>
-        <w:pStyle w:val="Heading3"/>
-      </w:pPr>
-      <w:r>
-        <w:t>Write or draw your reasoning and evidence.</w:t>
-      </w:r>
-    </w:p>
-    <w:p>
-      <w:r>
-        <w:t>________________________________________________________________</w:t>
-      </w:r>
-    </w:p>
-    <w:p>
-      <w:r>
-        <w:t>________________________________________________________________</w:t>
-      </w:r>
-    </w:p>
-    <w:p>
-      <w:r>
-        <w:t>________________________________________________________________</w:t>
-      </w:r>
-    </w:p>
-    <w:p>
-      <w:r>
-        <w:t>________________________________________________________________</w:t>
-      </w:r>
-    </w:p>
-    <w:p>
-      <w:r>
-        <w:t>________________________________________________________________</w:t>
-      </w:r>
-    </w:p>
-    <w:p>
-      <w:pPr>
-        <w:pStyle w:val="Heading1"/>
-      </w:pPr>
-      <w:r>
-        <w:t>07. Check a changed case</w:t>
-      </w:r>
-    </w:p>
-    <w:p>
-      <w:r>
-        <w:t>Apply the procedure to the changed case and record why the conclusion follows.</w:t>
-      </w:r>
-    </w:p>
-    <w:p>
-      <w:pPr>
-        <w:spacing w:line="336" w:lineRule="auto" w:after="180"/>
-        <w:shd w:fill="F5F1FB"/>
-      </w:pPr>
-      <w:r>
-        <w:rPr>
-          <w:b w:val="0"/>
-        </w:rPr>
-        <w:t xml:space="preserve">A helper succeeds on 4 of 4 clear voices and 1 of 4 quiet voices. Who is less well served? What </w:t>
-      </w:r>
-      <w:r>
-        <w:rPr>
-          <w:b/>
-        </w:rPr>
-        <w:t>evidence</w:t>
-      </w:r>
-      <w:r>
-        <w:rPr>
-          <w:b w:val="0"/>
-        </w:rPr>
-        <w:t xml:space="preserve"> should a repair preserve?</w:t>
-      </w:r>
-    </w:p>
-    <w:p>
-      <w:pPr>
-        <w:spacing w:line="336" w:lineRule="auto" w:after="180"/>
-      </w:pPr>
-      <w:r>
-        <w:rPr>
-          <w:b w:val="0"/>
-        </w:rPr>
-        <w:t>My independent answer and reason</w:t>
-      </w:r>
-    </w:p>
-    <w:p>
-      <w:pPr>
-        <w:pStyle w:val="Heading3"/>
-      </w:pPr>
-      <w:r>
-        <w:t>Write or draw your reasoning and evidence.</w:t>
-      </w:r>
-    </w:p>
-    <w:p>
-      <w:r>
-        <w:t>________________________________________________________________</w:t>
-      </w:r>
-    </w:p>
-    <w:p>
-      <w:r>
-        <w:t>________________________________________________________________</w:t>
-      </w:r>
-    </w:p>
-    <w:p>
-      <w:r>
-        <w:t>________________________________________________________________</w:t>
-      </w:r>
-    </w:p>
-    <w:p>
-      <w:r>
-        <w:t>________________________________________________________________</w:t>
-      </w:r>
-    </w:p>
-    <w:p>
-      <w:r>
-        <w:t>________________________________________________________________</w:t>
-      </w:r>
-    </w:p>
-    <w:p>
-      <w:pPr>
-        <w:pStyle w:val="Heading3"/>
-      </w:pPr>
-      <w:r>
-        <w:t>Week 23 Test and reflect</w:t>
-      </w:r>
-    </w:p>
-    <w:p>
-      <w:pPr>
-        <w:pStyle w:val="Heading1"/>
-      </w:pPr>
-      <w:r>
-        <w:t>08. Design a revealing test</w:t>
-      </w:r>
-    </w:p>
-    <w:p>
-      <w:r>
-        <w:t>Specify a changed input, expected result and observation separately.</w:t>
-      </w:r>
-    </w:p>
-    <w:p>
-      <w:pPr>
-        <w:spacing w:line="336" w:lineRule="auto" w:after="180"/>
-      </w:pPr>
-      <w:r>
-        <w:rPr>
-          <w:b w:val="0"/>
-        </w:rPr>
-        <w:t xml:space="preserve">Create a changed </w:t>
-      </w:r>
-      <w:r>
-        <w:rPr>
-          <w:b/>
-        </w:rPr>
-        <w:t>input</w:t>
-      </w:r>
-      <w:r>
-        <w:rPr>
-          <w:b w:val="0"/>
-        </w:rPr>
-        <w:t>, boundary case or missing-information case. Write the expected answer or safe response before testing.</w:t>
-      </w:r>
-    </w:p>
-    <w:tbl>
-      <w:tblPr>
-        <w:tblStyle w:val="LightShading-Accent1"/>
-        <w:tblW w:type="auto" w:w="0"/>
-        <w:tblLook w:firstColumn="1" w:firstRow="1" w:lastColumn="0" w:lastRow="0" w:noHBand="0" w:noVBand="1" w:val="04A0"/>
-      </w:tblPr>
-      <w:tblGrid>
-        <w:gridCol w:w="5112"/>
-        <w:gridCol w:w="5112"/>
-      </w:tblGrid>
-      <w:tr>
-        <w:trPr>
-          <w:tblHeader/>
-        </w:trPr>
-        <w:tc>
-          <w:tcPr>
-            <w:tcW w:type="dxa" w:w="5112"/>
-          </w:tcPr>
-          <w:p>
-            <w:r>
-              <w:t>Test record</w:t>
-            </w:r>
-          </w:p>
-        </w:tc>
-        <w:tc>
-          <w:tcPr>
-            <w:tcW w:type="dxa" w:w="5112"/>
-          </w:tcPr>
-          <w:p>
-            <w:r>
-              <w:t>My evidence</w:t>
-            </w:r>
-          </w:p>
-        </w:tc>
-      </w:tr>
-      <w:tr>
-        <w:tc>
-          <w:tcPr>
-            <w:tcW w:type="dxa" w:w="5112"/>
-          </w:tcPr>
-          <w:p>
-            <w:r>
-              <w:t>Changed input or condition</w:t>
-            </w:r>
-          </w:p>
-        </w:tc>
-        <w:tc>
-          <w:tcPr>
-            <w:tcW w:type="dxa" w:w="5112"/>
-          </w:tcPr>
-          <w:p>
-            <w:r/>
-          </w:p>
-        </w:tc>
-      </w:tr>
-      <w:tr>
-        <w:tc>
-          <w:tcPr>
-            <w:tcW w:type="dxa" w:w="5112"/>
-          </w:tcPr>
-          <w:p>
-            <w:r>
-              <w:t>Expected answer or fallback</w:t>
-            </w:r>
-          </w:p>
-        </w:tc>
-        <w:tc>
-          <w:tcPr>
-            <w:tcW w:type="dxa" w:w="5112"/>
-          </w:tcPr>
-          <w:p>
-            <w:r/>
-          </w:p>
-        </w:tc>
-      </w:tr>
-      <w:tr>
-        <w:tc>
-          <w:tcPr>
-            <w:tcW w:type="dxa" w:w="5112"/>
-          </w:tcPr>
-          <w:p>
-            <w:r>
-              <w:t>Observed result</w:t>
-            </w:r>
-          </w:p>
-        </w:tc>
-        <w:tc>
-          <w:tcPr>
-            <w:tcW w:type="dxa" w:w="5112"/>
-          </w:tcPr>
-          <w:p>
-            <w:r/>
-          </w:p>
-        </w:tc>
-      </w:tr>
-      <w:tr>
-        <w:tc>
-          <w:tcPr>
-            <w:tcW w:type="dxa" w:w="5112"/>
-          </w:tcPr>
-          <w:p>
-            <w:r>
-              <w:t>Why the result occurred</w:t>
-            </w:r>
-          </w:p>
-        </w:tc>
-        <w:tc>
-          <w:tcPr>
-            <w:tcW w:type="dxa" w:w="5112"/>
-          </w:tcPr>
-          <w:p>
-            <w:r/>
-          </w:p>
-        </w:tc>
-      </w:tr>
-    </w:tbl>
-    <w:p>
-      <w:pPr>
-        <w:pStyle w:val="Heading1"/>
-      </w:pPr>
-      <w:r>
-        <w:t>09. Project checkpoint</w:t>
-      </w:r>
-    </w:p>
-    <w:p>
-      <w:r>
-        <w:t>Justify what Fair for Whom? adds to Helpful Classroom Sorter and keep the evidence.</w:t>
-      </w:r>
-    </w:p>
-    <w:p>
-      <w:pPr>
-        <w:spacing w:line="336" w:lineRule="auto" w:after="180"/>
-      </w:pPr>
-      <w:r>
-        <w:rPr>
-          <w:b w:val="0"/>
-        </w:rPr>
-        <w:t xml:space="preserve">Test the sorter across relevant item conditions and users; never infer sensitive identity to create a </w:t>
-      </w:r>
-      <w:r>
-        <w:rPr>
-          <w:b/>
-        </w:rPr>
-        <w:t>fairness</w:t>
-      </w:r>
-      <w:r>
-        <w:rPr>
-          <w:b w:val="0"/>
-        </w:rPr>
-        <w:t xml:space="preserve"> check.</w:t>
-      </w:r>
-    </w:p>
-    <w:p>
-      <w:pPr>
-        <w:spacing w:line="336" w:lineRule="auto" w:after="180"/>
-      </w:pPr>
-      <w:r>
-        <w:rPr>
-          <w:b w:val="0"/>
-        </w:rPr>
-        <w:t xml:space="preserve">The project change and </w:t>
-      </w:r>
-      <w:r>
-        <w:rPr>
-          <w:b/>
-        </w:rPr>
-        <w:t>evidence</w:t>
-      </w:r>
       <w:r>
         <w:rPr>
           <w:b w:val="0"/>
@@ -941,577 +694,20 @@
         <w:pStyle w:val="Heading1"/>
       </w:pPr>
       <w:r>
-        <w:t>10. Self check</w:t>
-      </w:r>
-    </w:p>
-    <w:p>
-      <w:r>
-        <w:t>Judge explanation, evidence, transfer and limits separately; attach the work behind your judgement.</w:t>
-      </w:r>
-    </w:p>
-    <w:p>
-      <w:pPr>
-        <w:pStyle w:val="ListBullet"/>
-      </w:pPr>
-      <w:r>
-        <w:t>I can explain the mechanism.</w:t>
-      </w:r>
-    </w:p>
-    <w:p>
-      <w:pPr>
-        <w:pStyle w:val="ListBullet"/>
-      </w:pPr>
-      <w:r>
-        <w:t>I can show evidence.</w:t>
-      </w:r>
-    </w:p>
-    <w:p>
-      <w:pPr>
-        <w:pStyle w:val="ListBullet"/>
-      </w:pPr>
-      <w:r>
-        <w:t>I can handle a changed case.</w:t>
-      </w:r>
-    </w:p>
-    <w:p>
-      <w:pPr>
-        <w:pStyle w:val="ListBullet"/>
-      </w:pPr>
-      <w:r>
-        <w:t>I can name a limit.</w:t>
-      </w:r>
-    </w:p>
-    <w:p>
-      <w:r>
-        <w:t>Mark each as not yet, with help or independently, and attach supporting work.</w:t>
-      </w:r>
-    </w:p>
-    <w:p>
-      <w:pPr>
-        <w:spacing w:line="336" w:lineRule="auto" w:after="180"/>
-      </w:pPr>
-      <w:r>
-        <w:rPr>
-          <w:b w:val="0"/>
-        </w:rPr>
-        <w:t>Teacher review ____________________  Next step ____________________</w:t>
-      </w:r>
-    </w:p>
-    <w:p>
-      <w:pPr>
-        <w:pStyle w:val="Heading1"/>
-      </w:pPr>
-      <w:r>
-        <w:t>11. Transfer practice from the original programme</w:t>
-      </w:r>
-    </w:p>
-    <w:p>
-      <w:r>
-        <w:t>Use this earlier case as transfer practice. A case already discussed with feedback is not fresh assessment evidence.</w:t>
-      </w:r>
-    </w:p>
-    <w:p>
-      <w:pPr>
-        <w:spacing w:line="336" w:lineRule="auto" w:after="180"/>
-        <w:shd w:fill="F5F1FB"/>
-      </w:pPr>
-      <w:r>
-        <w:rPr>
-          <w:b w:val="0"/>
-        </w:rPr>
-        <w:t>System A succeeds on 6 of 8 quiet tests and 3 of 4 noisy tests. Is its noisy success rate lower? Show fractions and percentages. What can these small tests not establish?</w:t>
-      </w:r>
-    </w:p>
-    <w:p>
-      <w:pPr>
-        <w:pStyle w:val="Heading3"/>
-      </w:pPr>
-      <w:r>
-        <w:t>My independently reasoned answer</w:t>
-      </w:r>
-    </w:p>
-    <w:p>
-      <w:r>
-        <w:t>________________________________________________________________</w:t>
-      </w:r>
-    </w:p>
-    <w:p>
-      <w:r>
-        <w:t>________________________________________________________________</w:t>
-      </w:r>
-    </w:p>
-    <w:p>
-      <w:r>
-        <w:t>________________________________________________________________</w:t>
-      </w:r>
-    </w:p>
-    <w:p>
-      <w:r>
-        <w:t>________________________________________________________________</w:t>
-      </w:r>
-    </w:p>
-    <w:p>
-      <w:r>
-        <w:t>________________________________________________________________</w:t>
-      </w:r>
-    </w:p>
-    <w:p>
-      <w:r>
-        <w:t>________________________________________________________________</w:t>
-      </w:r>
-    </w:p>
-    <w:p>
-      <w:r>
-        <w:t>________________________________________________________________</w:t>
-      </w:r>
-    </w:p>
-    <w:p>
-      <w:pPr>
-        <w:spacing w:line="336" w:lineRule="auto" w:after="180"/>
-      </w:pPr>
-      <w:r>
-        <w:rPr>
-          <w:b w:val="0"/>
-        </w:rPr>
-        <w:t>Record support used: none, hint or teacher explanation.</w:t>
-      </w:r>
-    </w:p>
-    <w:p>
-      <w:pPr>
-        <w:pStyle w:val="Heading1"/>
-      </w:pPr>
-      <w:r>
-        <w:t>12. W1 Explain both parts of a performance fraction</w:t>
-      </w:r>
-    </w:p>
-    <w:p>
-      <w:r>
-        <w:t>Explain both parts of a performance fraction. Apply the supplied Fair for Whom? facts and keep your reasoning.</w:t>
-      </w:r>
-    </w:p>
-    <w:p>
-      <w:pPr>
-        <w:spacing w:line="336" w:lineRule="auto" w:after="180"/>
-      </w:pPr>
-      <w:r>
-        <w:rPr>
-          <w:b w:val="0"/>
-        </w:rPr>
-        <w:t xml:space="preserve">For version A in the lesson, write correct and assessed counts, simplify the </w:t>
-      </w:r>
-      <w:r>
-        <w:rPr>
-          <w:b/>
-        </w:rPr>
-        <w:t>accuracy</w:t>
-      </w:r>
-      <w:r>
-        <w:rPr>
-          <w:b w:val="0"/>
-        </w:rPr>
-        <w:t xml:space="preserve"> fraction and express it as a percentage. Explain what its </w:t>
-      </w:r>
-      <w:r>
-        <w:rPr>
-          <w:b/>
-        </w:rPr>
-        <w:t>denominator</w:t>
-      </w:r>
-      <w:r>
-        <w:rPr>
-          <w:b w:val="0"/>
-        </w:rPr>
-        <w:t xml:space="preserve"> includes and why 9/9 would be misleading.</w:t>
-      </w:r>
-    </w:p>
-    <w:p>
-      <w:pPr>
-        <w:pStyle w:val="Heading3"/>
-      </w:pPr>
-      <w:r>
-        <w:t>My reasoning and evidence</w:t>
-      </w:r>
-    </w:p>
-    <w:p>
-      <w:r>
-        <w:t>________________________________________________________________</w:t>
-      </w:r>
-    </w:p>
-    <w:p>
-      <w:r>
-        <w:t>________________________________________________________________</w:t>
-      </w:r>
-    </w:p>
-    <w:p>
-      <w:r>
-        <w:t>________________________________________________________________</w:t>
-      </w:r>
-    </w:p>
-    <w:p>
-      <w:r>
-        <w:t>________________________________________________________________</w:t>
-      </w:r>
-    </w:p>
-    <w:p>
-      <w:r>
-        <w:t>________________________________________________________________</w:t>
-      </w:r>
-    </w:p>
-    <w:p>
-      <w:r>
-        <w:t>________________________________________________________________</w:t>
-      </w:r>
-    </w:p>
-    <w:p>
-      <w:pPr>
-        <w:pStyle w:val="Heading1"/>
-      </w:pPr>
-      <w:r>
-        <w:t>13. W2 Compare totals and conditions</w:t>
-      </w:r>
-    </w:p>
-    <w:p>
-      <w:r>
-        <w:t>Compare totals and conditions. Apply the supplied Fair for Whom? facts and keep your reasoning.</w:t>
-      </w:r>
-    </w:p>
-    <w:p>
-      <w:pPr>
-        <w:spacing w:line="336" w:lineRule="auto" w:after="180"/>
-      </w:pPr>
-      <w:r>
-        <w:rPr>
-          <w:b w:val="0"/>
-        </w:rPr>
-        <w:t>Compare A and B on the shared 12-card test and on its bright and dim groups. State the leader in each and explain why the overall result does not imply that one version wins in every condition.</w:t>
-      </w:r>
-    </w:p>
-    <w:p>
-      <w:pPr>
-        <w:pStyle w:val="Heading3"/>
-      </w:pPr>
-      <w:r>
-        <w:t>My reasoning and evidence</w:t>
-      </w:r>
-    </w:p>
-    <w:p>
-      <w:r>
-        <w:t>________________________________________________________________</w:t>
-      </w:r>
-    </w:p>
-    <w:p>
-      <w:r>
-        <w:t>________________________________________________________________</w:t>
-      </w:r>
-    </w:p>
-    <w:p>
-      <w:r>
-        <w:t>________________________________________________________________</w:t>
-      </w:r>
-    </w:p>
-    <w:p>
-      <w:r>
-        <w:t>________________________________________________________________</w:t>
-      </w:r>
-    </w:p>
-    <w:p>
-      <w:r>
-        <w:t>________________________________________________________________</w:t>
-      </w:r>
-    </w:p>
-    <w:p>
-      <w:r>
-        <w:t>________________________________________________________________</w:t>
-      </w:r>
-    </w:p>
-    <w:p>
-      <w:pPr>
-        <w:pStyle w:val="Heading1"/>
-      </w:pPr>
-      <w:r>
-        <w:t>14. W3 Do not hide unassessed outcomes</w:t>
-      </w:r>
-    </w:p>
-    <w:p>
-      <w:r>
-        <w:t>Do not hide unassessed outcomes. Apply the supplied Fair for Whom? facts and keep your reasoning.</w:t>
-      </w:r>
-    </w:p>
-    <w:p>
-      <w:pPr>
-        <w:spacing w:line="336" w:lineRule="auto" w:after="180"/>
-      </w:pPr>
-      <w:r>
-        <w:rPr>
-          <w:b w:val="0"/>
-        </w:rPr>
-        <w:t xml:space="preserve">C has 9 correct and 1 incorrect assessed outcome, with 2 other selected cases unassessed. Write its assessed </w:t>
-      </w:r>
-      <w:r>
-        <w:rPr>
-          <w:b/>
-        </w:rPr>
-        <w:t>accuracy</w:t>
-      </w:r>
-      <w:r>
-        <w:rPr>
-          <w:b w:val="0"/>
-        </w:rPr>
-        <w:t xml:space="preserve"> and missing count. A reviewer reports 9/12 as assessed </w:t>
-      </w:r>
-      <w:r>
-        <w:rPr>
-          <w:b/>
-        </w:rPr>
-        <w:t>accuracy</w:t>
-      </w:r>
-      <w:r>
-        <w:rPr>
-          <w:b w:val="0"/>
-        </w:rPr>
-        <w:t>; another reports 90% on all 12.</w:t>
-      </w:r>
-    </w:p>
-    <w:p>
-      <w:pPr>
-        <w:spacing w:line="336" w:lineRule="auto" w:after="180"/>
-      </w:pPr>
-      <w:r>
-        <w:rPr>
-          <w:b w:val="0"/>
-        </w:rPr>
-        <w:t>Explain the problem with each label.</w:t>
-      </w:r>
-    </w:p>
-    <w:p>
-      <w:pPr>
-        <w:pStyle w:val="Heading3"/>
-      </w:pPr>
-      <w:r>
-        <w:t>My reasoning and evidence</w:t>
-      </w:r>
-    </w:p>
-    <w:p>
-      <w:r>
-        <w:t>________________________________________________________________</w:t>
-      </w:r>
-    </w:p>
-    <w:p>
-      <w:r>
-        <w:t>________________________________________________________________</w:t>
-      </w:r>
-    </w:p>
-    <w:p>
-      <w:r>
-        <w:t>________________________________________________________________</w:t>
-      </w:r>
-    </w:p>
-    <w:p>
-      <w:r>
-        <w:t>________________________________________________________________</w:t>
-      </w:r>
-    </w:p>
-    <w:p>
-      <w:r>
-        <w:t>________________________________________________________________</w:t>
-      </w:r>
-    </w:p>
-    <w:p>
-      <w:r>
-        <w:t>________________________________________________________________</w:t>
-      </w:r>
-    </w:p>
-    <w:p>
-      <w:pPr>
-        <w:pStyle w:val="Heading1"/>
-      </w:pPr>
-      <w:r>
-        <w:t>15. W4 Compare a new shared sound test</w:t>
-      </w:r>
-    </w:p>
-    <w:p>
-      <w:r>
-        <w:t>Attempt before feedback. If this repeats the selected independent case, reuse that first attempt; otherwise keep a separate record. Compare a new shared sound test. Apply the supplied Fair for Whom? facts and keep your reasoning.</w:t>
-      </w:r>
-    </w:p>
-    <w:p>
-      <w:pPr>
-        <w:spacing w:line="336" w:lineRule="auto" w:after="180"/>
-      </w:pPr>
-      <w:r>
-        <w:rPr>
-          <w:b w:val="0"/>
-        </w:rPr>
-        <w:t>Versions X and Y label the same 20 previously unseen clips: 12 quiet and 8 noisy, with no missing outcomes. X is correct on 10 quiet and 2 noisy clips; Y on 9 quiet and 5 noisy clips.</w:t>
-      </w:r>
-    </w:p>
-    <w:p>
-      <w:pPr>
-        <w:spacing w:line="336" w:lineRule="auto" w:after="180"/>
-      </w:pPr>
-      <w:r>
-        <w:rPr>
-          <w:b w:val="0"/>
-        </w:rPr>
-        <w:t>Calculate each combined fraction and percentage, identify the overall leader and compare the leaders within each group. Explain why an overall result cannot guarantee the next clip’s outcome.</w:t>
-      </w:r>
-    </w:p>
-    <w:p>
-      <w:pPr>
-        <w:pStyle w:val="Heading3"/>
-      </w:pPr>
-      <w:r>
-        <w:t>My reasoning and evidence</w:t>
-      </w:r>
-    </w:p>
-    <w:p>
-      <w:r>
-        <w:t>________________________________________________________________</w:t>
-      </w:r>
-    </w:p>
-    <w:p>
-      <w:r>
-        <w:t>________________________________________________________________</w:t>
-      </w:r>
-    </w:p>
-    <w:p>
-      <w:r>
-        <w:t>________________________________________________________________</w:t>
-      </w:r>
-    </w:p>
-    <w:p>
-      <w:r>
-        <w:t>________________________________________________________________</w:t>
-      </w:r>
-    </w:p>
-    <w:p>
-      <w:r>
-        <w:t>________________________________________________________________</w:t>
-      </w:r>
-    </w:p>
-    <w:p>
-      <w:r>
-        <w:t>________________________________________________________________</w:t>
-      </w:r>
-    </w:p>
-    <w:p>
-      <w:r>
-        <w:t>________________________________________________________________</w:t>
-      </w:r>
-    </w:p>
-    <w:p>
-      <w:r>
-        <w:t>________________________________________________________________</w:t>
-      </w:r>
-    </w:p>
-    <w:p>
-      <w:pPr>
-        <w:pStyle w:val="Heading1"/>
-      </w:pPr>
-      <w:r>
-        <w:t>16. W5 Combine counts rather than group percentages</w:t>
-      </w:r>
-    </w:p>
-    <w:p>
-      <w:r>
-        <w:t>Combine counts rather than group percentages. Apply the supplied Fair for Whom? facts and keep your reasoning.</w:t>
-      </w:r>
-    </w:p>
-    <w:p>
-      <w:pPr>
-        <w:spacing w:line="336" w:lineRule="auto" w:after="180"/>
-      </w:pPr>
-      <w:r>
-        <w:rPr>
-          <w:b w:val="0"/>
-        </w:rPr>
-        <w:t xml:space="preserve">A separate test has 2 correct out of 2 assessed in group P and 4 correct out of 8 assessed in group Q. Calculate combined </w:t>
-      </w:r>
-      <w:r>
-        <w:rPr>
-          <w:b/>
-        </w:rPr>
-        <w:t>accuracy</w:t>
-      </w:r>
-      <w:r>
-        <w:rPr>
-          <w:b w:val="0"/>
-        </w:rPr>
-        <w:t xml:space="preserve"> as a fraction and percentage. A chart reports 75% by averaging the group percentages.</w:t>
-      </w:r>
-    </w:p>
-    <w:p>
-      <w:pPr>
-        <w:spacing w:line="336" w:lineRule="auto" w:after="180"/>
-      </w:pPr>
-      <w:r>
-        <w:rPr>
-          <w:b w:val="0"/>
-        </w:rPr>
-        <w:t xml:space="preserve">Explain why that is not the </w:t>
-      </w:r>
-      <w:r>
-        <w:rPr>
-          <w:b/>
-        </w:rPr>
-        <w:t>accuracy</w:t>
-      </w:r>
-      <w:r>
-        <w:rPr>
-          <w:b w:val="0"/>
-        </w:rPr>
-        <w:t xml:space="preserve"> over all assessed cases.</w:t>
-      </w:r>
-    </w:p>
-    <w:p>
-      <w:pPr>
-        <w:pStyle w:val="Heading3"/>
-      </w:pPr>
-      <w:r>
-        <w:t>My reasoning and evidence</w:t>
-      </w:r>
-    </w:p>
-    <w:p>
-      <w:r>
-        <w:t>________________________________________________________________</w:t>
-      </w:r>
-    </w:p>
-    <w:p>
-      <w:r>
-        <w:t>________________________________________________________________</w:t>
-      </w:r>
-    </w:p>
-    <w:p>
-      <w:r>
-        <w:t>________________________________________________________________</w:t>
-      </w:r>
-    </w:p>
-    <w:p>
-      <w:r>
-        <w:t>________________________________________________________________</w:t>
-      </w:r>
-    </w:p>
-    <w:p>
-      <w:r>
-        <w:t>________________________________________________________________</w:t>
-      </w:r>
-    </w:p>
-    <w:p>
-      <w:r>
-        <w:t>________________________________________________________________</w:t>
-      </w:r>
-    </w:p>
-    <w:p>
-      <w:pPr>
-        <w:pStyle w:val="Heading1"/>
-      </w:pPr>
-      <w:r>
-        <w:t>17. Feedback, return check and learning record</w:t>
-      </w:r>
-    </w:p>
-    <w:p>
-      <w:r>
-        <w:t>Record the first repaired step and a different case to revisit after a delay.</w:t>
+        <w:t>17. Feedback · Repair and return</w:t>
+      </w:r>
+    </w:p>
+    <w:p>
+      <w:r>
+        <w:t>Keep the first attempt, the repair and a changed-case return.</w:t>
+      </w:r>
+    </w:p>
+    <w:p>
+      <w:pPr>
+        <w:pStyle w:val="Heading2"/>
+      </w:pPr>
+      <w:r>
+        <w:t>Your evidence record</w:t>
       </w:r>
     </w:p>
     <w:tbl>
@@ -1666,12 +862,885 @@
         <w:pStyle w:val="Heading1"/>
       </w:pPr>
       <w:r>
-        <w:t>18. Pictorial case practice: Fair for Whom?</w:t>
-      </w:r>
-    </w:p>
-    <w:p>
-      <w:r>
-        <w:t>A fictional badge reader is evaluated on bright and dim cards with known reference labels. Explain the labelled step before checking the changed condition.</w:t>
+        <w:t>10. Finish · Judge the evidence in your work</w:t>
+      </w:r>
+    </w:p>
+    <w:p>
+      <w:r>
+        <w:t>Point to work that supports your confidence level.</w:t>
+      </w:r>
+    </w:p>
+    <w:p>
+      <w:pPr>
+        <w:pStyle w:val="Heading2"/>
+      </w:pPr>
+      <w:r>
+        <w:t>Your evidence record</w:t>
+      </w:r>
+    </w:p>
+    <w:p>
+      <w:pPr>
+        <w:pStyle w:val="ListBullet"/>
+      </w:pPr>
+      <w:r>
+        <w:t>I can explain the mechanism.</w:t>
+      </w:r>
+    </w:p>
+    <w:p>
+      <w:pPr>
+        <w:pStyle w:val="ListBullet"/>
+      </w:pPr>
+      <w:r>
+        <w:t>I can show evidence.</w:t>
+      </w:r>
+    </w:p>
+    <w:p>
+      <w:pPr>
+        <w:pStyle w:val="ListBullet"/>
+      </w:pPr>
+      <w:r>
+        <w:t>I can handle a changed case.</w:t>
+      </w:r>
+    </w:p>
+    <w:p>
+      <w:pPr>
+        <w:pStyle w:val="ListBullet"/>
+      </w:pPr>
+      <w:r>
+        <w:t>I can name a limit.</w:t>
+      </w:r>
+    </w:p>
+    <w:p>
+      <w:r>
+        <w:t>Mark each as not yet, with help or independently, and attach supporting work.</w:t>
+      </w:r>
+    </w:p>
+    <w:p>
+      <w:pPr>
+        <w:spacing w:line="336" w:lineRule="auto" w:after="180"/>
+      </w:pPr>
+      <w:r>
+        <w:rPr>
+          <w:b w:val="0"/>
+        </w:rPr>
+        <w:t>Teacher review ____________________  Next step ____________________</w:t>
+      </w:r>
+    </w:p>
+    <w:p>
+      <w:pPr>
+        <w:pStyle w:val="Heading1"/>
+      </w:pPr>
+      <w:r>
+        <w:t>Reference bank and extra practice</w:t>
+      </w:r>
+    </w:p>
+    <w:p>
+      <w:pPr>
+        <w:pStyle w:val="Heading1"/>
+      </w:pPr>
+      <w:r>
+        <w:t>02. Reference · Supported W2 record</w:t>
+      </w:r>
+    </w:p>
+    <w:p>
+      <w:r>
+        <w:t>This is the same W2 attempt. Keep one response record.</w:t>
+      </w:r>
+    </w:p>
+    <w:p>
+      <w:pPr>
+        <w:pStyle w:val="Heading2"/>
+      </w:pPr>
+      <w:r>
+        <w:t>Use this when helpful</w:t>
+      </w:r>
+    </w:p>
+    <w:p>
+      <w:pPr>
+        <w:spacing w:line="336" w:lineRule="auto" w:after="180"/>
+      </w:pPr>
+      <w:r>
+        <w:rPr>
+          <w:b w:val="0"/>
+        </w:rPr>
+        <w:t>Use W2: Compare totals and conditions for Fractions and performance comparisons. Record the answer once; the lesson and workbook refer to the same attempt.</w:t>
+      </w:r>
+    </w:p>
+    <w:tbl>
+      <w:tblPr>
+        <w:tblStyle w:val="LightShading-Accent1"/>
+        <w:tblW w:type="auto" w:w="0"/>
+        <w:tblLook w:firstColumn="1" w:firstRow="1" w:lastColumn="0" w:lastRow="0" w:noHBand="0" w:noVBand="1" w:val="04A0"/>
+      </w:tblPr>
+      <w:tblGrid>
+        <w:gridCol w:w="2556"/>
+        <w:gridCol w:w="2556"/>
+        <w:gridCol w:w="2556"/>
+        <w:gridCol w:w="2556"/>
+      </w:tblGrid>
+      <w:tr>
+        <w:trPr>
+          <w:tblHeader/>
+        </w:trPr>
+        <w:tc>
+          <w:tcPr>
+            <w:tcW w:type="dxa" w:w="2556"/>
+          </w:tcPr>
+          <w:p>
+            <w:r>
+              <w:t>Given inputs</w:t>
+            </w:r>
+          </w:p>
+        </w:tc>
+        <w:tc>
+          <w:tcPr>
+            <w:tcW w:type="dxa" w:w="2556"/>
+          </w:tcPr>
+          <w:p>
+            <w:r>
+              <w:t>Procedure I chose</w:t>
+            </w:r>
+          </w:p>
+        </w:tc>
+        <w:tc>
+          <w:tcPr>
+            <w:tcW w:type="dxa" w:w="2556"/>
+          </w:tcPr>
+          <w:p>
+            <w:r>
+              <w:t>Middle steps</w:t>
+            </w:r>
+          </w:p>
+        </w:tc>
+        <w:tc>
+          <w:tcPr>
+            <w:tcW w:type="dxa" w:w="2556"/>
+          </w:tcPr>
+          <w:p>
+            <w:r>
+              <w:t>Result and check</w:t>
+            </w:r>
+          </w:p>
+        </w:tc>
+      </w:tr>
+      <w:tr>
+        <w:tc>
+          <w:tcPr>
+            <w:tcW w:type="dxa" w:w="2556"/>
+          </w:tcPr>
+          <w:p>
+            <w:r/>
+          </w:p>
+        </w:tc>
+        <w:tc>
+          <w:tcPr>
+            <w:tcW w:type="dxa" w:w="2556"/>
+          </w:tcPr>
+          <w:p>
+            <w:r/>
+          </w:p>
+        </w:tc>
+        <w:tc>
+          <w:tcPr>
+            <w:tcW w:type="dxa" w:w="2556"/>
+          </w:tcPr>
+          <w:p>
+            <w:r/>
+          </w:p>
+        </w:tc>
+        <w:tc>
+          <w:tcPr>
+            <w:tcW w:type="dxa" w:w="2556"/>
+          </w:tcPr>
+          <w:p>
+            <w:r/>
+          </w:p>
+        </w:tc>
+      </w:tr>
+    </w:tbl>
+    <w:p>
+      <w:pPr>
+        <w:pStyle w:val="Heading3"/>
+      </w:pPr>
+      <w:r>
+        <w:t>The step I completed without help, and the hint I needed</w:t>
+      </w:r>
+    </w:p>
+    <w:p>
+      <w:r>
+        <w:t>________________________________________________________________</w:t>
+      </w:r>
+    </w:p>
+    <w:p>
+      <w:r>
+        <w:t>________________________________________________________________</w:t>
+      </w:r>
+    </w:p>
+    <w:p>
+      <w:r>
+        <w:t>________________________________________________________________</w:t>
+      </w:r>
+    </w:p>
+    <w:p>
+      <w:pPr>
+        <w:pStyle w:val="Heading1"/>
+      </w:pPr>
+      <w:r>
+        <w:t>03. Extra practice · Repair the explanation</w:t>
+      </w:r>
+    </w:p>
+    <w:p>
+      <w:r>
+        <w:t>Explain the deciding fact before discussing the answer.</w:t>
+      </w:r>
+    </w:p>
+    <w:p>
+      <w:pPr>
+        <w:pStyle w:val="Heading2"/>
+      </w:pPr>
+      <w:r>
+        <w:t>Use this when helpful</w:t>
+      </w:r>
+    </w:p>
+    <w:p>
+      <w:pPr>
+        <w:spacing w:line="336" w:lineRule="auto" w:after="180"/>
+      </w:pPr>
+      <w:r>
+        <w:rPr>
+          <w:b w:val="0"/>
+        </w:rPr>
+        <w:t xml:space="preserve">Use the worked case for Fractions and performance comparisons. Proposed explanation: “Only correct cases belong in the </w:t>
+      </w:r>
+      <w:r>
+        <w:rPr>
+          <w:b/>
+        </w:rPr>
+        <w:t>denominator</w:t>
+      </w:r>
+      <w:r>
+        <w:rPr>
+          <w:b w:val="0"/>
+        </w:rPr>
+        <w:t>”. Decide whether this explanation is supported.</w:t>
+      </w:r>
+    </w:p>
+    <w:p>
+      <w:pPr>
+        <w:spacing w:line="336" w:lineRule="auto" w:after="180"/>
+      </w:pPr>
+      <w:r>
+        <w:rPr>
+          <w:b w:val="0"/>
+        </w:rPr>
+        <w:t>Point to the step or supplied fact that decides; explain your repair if needed.</w:t>
+      </w:r>
+    </w:p>
+    <w:p>
+      <w:pPr>
+        <w:pStyle w:val="Heading3"/>
+      </w:pPr>
+      <w:r>
+        <w:t>My explanation before partner discussion</w:t>
+      </w:r>
+    </w:p>
+    <w:p>
+      <w:r>
+        <w:t>________________________________________________________________</w:t>
+      </w:r>
+    </w:p>
+    <w:p>
+      <w:r>
+        <w:t>________________________________________________________________</w:t>
+      </w:r>
+    </w:p>
+    <w:p>
+      <w:r>
+        <w:t>________________________________________________________________</w:t>
+      </w:r>
+    </w:p>
+    <w:p>
+      <w:r>
+        <w:t>________________________________________________________________</w:t>
+      </w:r>
+    </w:p>
+    <w:p>
+      <w:pPr>
+        <w:pStyle w:val="Heading1"/>
+      </w:pPr>
+      <w:r>
+        <w:t>05. Reference · Original learning target</w:t>
+      </w:r>
+    </w:p>
+    <w:p>
+      <w:r>
+        <w:t>Use this target to inspect an explanation.</w:t>
+      </w:r>
+    </w:p>
+    <w:p>
+      <w:pPr>
+        <w:pStyle w:val="Heading2"/>
+      </w:pPr>
+      <w:r>
+        <w:t>Use this when helpful</w:t>
+      </w:r>
+    </w:p>
+    <w:p>
+      <w:pPr>
+        <w:spacing w:line="336" w:lineRule="auto" w:after="180"/>
+      </w:pPr>
+      <w:r>
+        <w:rPr>
+          <w:b w:val="0"/>
+        </w:rPr>
+        <w:t>System A succeeds on 6 of 8 quiet tests and 3 of 4 noisy tests. Is its noisy success rate lower? Show fractions and percentages. What can these small tests not establish?</w:t>
+      </w:r>
+    </w:p>
+    <w:p>
+      <w:pPr>
+        <w:pStyle w:val="Heading1"/>
+      </w:pPr>
+      <w:r>
+        <w:t>06. Extra practice · A complete case</w:t>
+      </w:r>
+    </w:p>
+    <w:p>
+      <w:r>
+        <w:t>Try the question before checking the worked explanation.</w:t>
+      </w:r>
+    </w:p>
+    <w:p>
+      <w:pPr>
+        <w:pStyle w:val="Heading2"/>
+      </w:pPr>
+      <w:r>
+        <w:t>Use this when helpful</w:t>
+      </w:r>
+    </w:p>
+    <w:p>
+      <w:pPr>
+        <w:spacing w:line="336" w:lineRule="auto" w:after="180"/>
+      </w:pPr>
+      <w:r>
+        <w:rPr>
+          <w:b w:val="0"/>
+        </w:rPr>
+        <w:t>A voice system succeeds on 8/10 quiet and 4/10 noisy recordings.</w:t>
+      </w:r>
+    </w:p>
+    <w:p>
+      <w:pPr>
+        <w:spacing w:line="336" w:lineRule="auto" w:after="180"/>
+      </w:pPr>
+      <w:r>
+        <w:rPr>
+          <w:b w:val="0"/>
+        </w:rPr>
+        <w:t>Compare and propose the next investigation.</w:t>
+      </w:r>
+    </w:p>
+    <w:p>
+      <w:pPr>
+        <w:spacing w:line="336" w:lineRule="auto" w:after="180"/>
+      </w:pPr>
+      <w:r>
+        <w:rPr>
+          <w:b w:val="0"/>
+        </w:rPr>
+        <w:t xml:space="preserve">Show your trace, calculation or </w:t>
+      </w:r>
+      <w:r>
+        <w:rPr>
+          <w:b/>
+        </w:rPr>
+        <w:t>evidence</w:t>
+      </w:r>
+    </w:p>
+    <w:p>
+      <w:pPr>
+        <w:pStyle w:val="Heading3"/>
+      </w:pPr>
+      <w:r>
+        <w:t>Write or draw your reasoning and evidence.</w:t>
+      </w:r>
+    </w:p>
+    <w:p>
+      <w:r>
+        <w:t>________________________________________________________________</w:t>
+      </w:r>
+    </w:p>
+    <w:p>
+      <w:r>
+        <w:t>________________________________________________________________</w:t>
+      </w:r>
+    </w:p>
+    <w:p>
+      <w:r>
+        <w:t>________________________________________________________________</w:t>
+      </w:r>
+    </w:p>
+    <w:p>
+      <w:r>
+        <w:t>________________________________________________________________</w:t>
+      </w:r>
+    </w:p>
+    <w:p>
+      <w:r>
+        <w:t>________________________________________________________________</w:t>
+      </w:r>
+    </w:p>
+    <w:p>
+      <w:pPr>
+        <w:pStyle w:val="Heading1"/>
+      </w:pPr>
+      <w:r>
+        <w:t>07. Extra practice · A changed case</w:t>
+      </w:r>
+    </w:p>
+    <w:p>
+      <w:r>
+        <w:t>Keep this practice separate from the reserved independent attempt.</w:t>
+      </w:r>
+    </w:p>
+    <w:p>
+      <w:pPr>
+        <w:pStyle w:val="Heading2"/>
+      </w:pPr>
+      <w:r>
+        <w:t>Use this when helpful</w:t>
+      </w:r>
+    </w:p>
+    <w:p>
+      <w:pPr>
+        <w:spacing w:line="336" w:lineRule="auto" w:after="180"/>
+      </w:pPr>
+      <w:r>
+        <w:rPr>
+          <w:b w:val="0"/>
+        </w:rPr>
+        <w:t xml:space="preserve">A helper succeeds on 4 of 4 clear voices and 1 of 4 quiet voices. Who is less well served? What </w:t>
+      </w:r>
+      <w:r>
+        <w:rPr>
+          <w:b/>
+        </w:rPr>
+        <w:t>evidence</w:t>
+      </w:r>
+      <w:r>
+        <w:rPr>
+          <w:b w:val="0"/>
+        </w:rPr>
+        <w:t xml:space="preserve"> should a repair preserve?</w:t>
+      </w:r>
+    </w:p>
+    <w:p>
+      <w:pPr>
+        <w:spacing w:line="336" w:lineRule="auto" w:after="180"/>
+      </w:pPr>
+      <w:r>
+        <w:rPr>
+          <w:b w:val="0"/>
+        </w:rPr>
+        <w:t>My practice answer and reason</w:t>
+      </w:r>
+    </w:p>
+    <w:p>
+      <w:pPr>
+        <w:pStyle w:val="Heading3"/>
+      </w:pPr>
+      <w:r>
+        <w:t>Write or draw your reasoning and evidence.</w:t>
+      </w:r>
+    </w:p>
+    <w:p>
+      <w:r>
+        <w:t>________________________________________________________________</w:t>
+      </w:r>
+    </w:p>
+    <w:p>
+      <w:r>
+        <w:t>________________________________________________________________</w:t>
+      </w:r>
+    </w:p>
+    <w:p>
+      <w:r>
+        <w:t>________________________________________________________________</w:t>
+      </w:r>
+    </w:p>
+    <w:p>
+      <w:r>
+        <w:t>________________________________________________________________</w:t>
+      </w:r>
+    </w:p>
+    <w:p>
+      <w:r>
+        <w:t>________________________________________________________________</w:t>
+      </w:r>
+    </w:p>
+    <w:p>
+      <w:pPr>
+        <w:pStyle w:val="Heading3"/>
+      </w:pPr>
+      <w:r>
+        <w:t>Week 23 Test and reflect</w:t>
+      </w:r>
+    </w:p>
+    <w:p>
+      <w:pPr>
+        <w:pStyle w:val="Heading1"/>
+      </w:pPr>
+      <w:r>
+        <w:t>08. Extra practice · Design a revealing test</w:t>
+      </w:r>
+    </w:p>
+    <w:p>
+      <w:r>
+        <w:t>Predict before tracing or testing.</w:t>
+      </w:r>
+    </w:p>
+    <w:p>
+      <w:pPr>
+        <w:pStyle w:val="Heading2"/>
+      </w:pPr>
+      <w:r>
+        <w:t>Use this when helpful</w:t>
+      </w:r>
+    </w:p>
+    <w:p>
+      <w:pPr>
+        <w:spacing w:line="336" w:lineRule="auto" w:after="180"/>
+      </w:pPr>
+      <w:r>
+        <w:rPr>
+          <w:b w:val="0"/>
+        </w:rPr>
+        <w:t xml:space="preserve">Create a changed </w:t>
+      </w:r>
+      <w:r>
+        <w:rPr>
+          <w:b/>
+        </w:rPr>
+        <w:t>input</w:t>
+      </w:r>
+      <w:r>
+        <w:rPr>
+          <w:b w:val="0"/>
+        </w:rPr>
+        <w:t>, boundary case or missing-information case. Write the expected answer or safe response before testing.</w:t>
+      </w:r>
+    </w:p>
+    <w:tbl>
+      <w:tblPr>
+        <w:tblStyle w:val="LightShading-Accent1"/>
+        <w:tblW w:type="auto" w:w="0"/>
+        <w:tblLook w:firstColumn="1" w:firstRow="1" w:lastColumn="0" w:lastRow="0" w:noHBand="0" w:noVBand="1" w:val="04A0"/>
+      </w:tblPr>
+      <w:tblGrid>
+        <w:gridCol w:w="5112"/>
+        <w:gridCol w:w="5112"/>
+      </w:tblGrid>
+      <w:tr>
+        <w:trPr>
+          <w:tblHeader/>
+        </w:trPr>
+        <w:tc>
+          <w:tcPr>
+            <w:tcW w:type="dxa" w:w="5112"/>
+          </w:tcPr>
+          <w:p>
+            <w:r>
+              <w:t>Test record</w:t>
+            </w:r>
+          </w:p>
+        </w:tc>
+        <w:tc>
+          <w:tcPr>
+            <w:tcW w:type="dxa" w:w="5112"/>
+          </w:tcPr>
+          <w:p>
+            <w:r>
+              <w:t>My evidence</w:t>
+            </w:r>
+          </w:p>
+        </w:tc>
+      </w:tr>
+      <w:tr>
+        <w:tc>
+          <w:tcPr>
+            <w:tcW w:type="dxa" w:w="5112"/>
+          </w:tcPr>
+          <w:p>
+            <w:r>
+              <w:t>Changed input or condition</w:t>
+            </w:r>
+          </w:p>
+        </w:tc>
+        <w:tc>
+          <w:tcPr>
+            <w:tcW w:type="dxa" w:w="5112"/>
+          </w:tcPr>
+          <w:p>
+            <w:r/>
+          </w:p>
+        </w:tc>
+      </w:tr>
+      <w:tr>
+        <w:tc>
+          <w:tcPr>
+            <w:tcW w:type="dxa" w:w="5112"/>
+          </w:tcPr>
+          <w:p>
+            <w:r>
+              <w:t>Expected answer or fallback</w:t>
+            </w:r>
+          </w:p>
+        </w:tc>
+        <w:tc>
+          <w:tcPr>
+            <w:tcW w:type="dxa" w:w="5112"/>
+          </w:tcPr>
+          <w:p>
+            <w:r/>
+          </w:p>
+        </w:tc>
+      </w:tr>
+      <w:tr>
+        <w:tc>
+          <w:tcPr>
+            <w:tcW w:type="dxa" w:w="5112"/>
+          </w:tcPr>
+          <w:p>
+            <w:r>
+              <w:t>Observed result</w:t>
+            </w:r>
+          </w:p>
+        </w:tc>
+        <w:tc>
+          <w:tcPr>
+            <w:tcW w:type="dxa" w:w="5112"/>
+          </w:tcPr>
+          <w:p>
+            <w:r/>
+          </w:p>
+        </w:tc>
+      </w:tr>
+      <w:tr>
+        <w:tc>
+          <w:tcPr>
+            <w:tcW w:type="dxa" w:w="5112"/>
+          </w:tcPr>
+          <w:p>
+            <w:r>
+              <w:t>Why the result occurred</w:t>
+            </w:r>
+          </w:p>
+        </w:tc>
+        <w:tc>
+          <w:tcPr>
+            <w:tcW w:type="dxa" w:w="5112"/>
+          </w:tcPr>
+          <w:p>
+            <w:r/>
+          </w:p>
+        </w:tc>
+      </w:tr>
+    </w:tbl>
+    <w:p>
+      <w:pPr>
+        <w:pStyle w:val="Heading1"/>
+      </w:pPr>
+      <w:r>
+        <w:t>11. Reference · Original target response space</w:t>
+      </w:r>
+    </w:p>
+    <w:p>
+      <w:r>
+        <w:t>This teaching case is practice rather than a fresh assessment.</w:t>
+      </w:r>
+    </w:p>
+    <w:p>
+      <w:pPr>
+        <w:pStyle w:val="Heading2"/>
+      </w:pPr>
+      <w:r>
+        <w:t>Use this when helpful</w:t>
+      </w:r>
+    </w:p>
+    <w:p>
+      <w:pPr>
+        <w:spacing w:line="336" w:lineRule="auto" w:after="180"/>
+      </w:pPr>
+      <w:r>
+        <w:rPr>
+          <w:b w:val="0"/>
+        </w:rPr>
+        <w:t>System A succeeds on 6 of 8 quiet tests and 3 of 4 noisy tests. Is its noisy success rate lower? Show fractions and percentages. What can these small tests not establish?</w:t>
+      </w:r>
+    </w:p>
+    <w:p>
+      <w:pPr>
+        <w:pStyle w:val="Heading3"/>
+      </w:pPr>
+      <w:r>
+        <w:t>My explanation after practice</w:t>
+      </w:r>
+    </w:p>
+    <w:p>
+      <w:r>
+        <w:t>________________________________________________________________</w:t>
+      </w:r>
+    </w:p>
+    <w:p>
+      <w:r>
+        <w:t>________________________________________________________________</w:t>
+      </w:r>
+    </w:p>
+    <w:p>
+      <w:r>
+        <w:t>________________________________________________________________</w:t>
+      </w:r>
+    </w:p>
+    <w:p>
+      <w:r>
+        <w:t>________________________________________________________________</w:t>
+      </w:r>
+    </w:p>
+    <w:p>
+      <w:r>
+        <w:t>________________________________________________________________</w:t>
+      </w:r>
+    </w:p>
+    <w:p>
+      <w:r>
+        <w:t>________________________________________________________________</w:t>
+      </w:r>
+    </w:p>
+    <w:p>
+      <w:r>
+        <w:t>________________________________________________________________</w:t>
+      </w:r>
+    </w:p>
+    <w:p>
+      <w:pPr>
+        <w:spacing w:line="336" w:lineRule="auto" w:after="180"/>
+      </w:pPr>
+      <w:r>
+        <w:rPr>
+          <w:b w:val="0"/>
+        </w:rPr>
+        <w:t>Record support used: none, hint or teacher explanation.</w:t>
+      </w:r>
+    </w:p>
+    <w:p>
+      <w:pPr>
+        <w:pStyle w:val="Heading1"/>
+      </w:pPr>
+      <w:r>
+        <w:t>15. Reference · Independent-case response copy</w:t>
+      </w:r>
+    </w:p>
+    <w:p>
+      <w:r>
+        <w:t>This duplicates W4. Reuse the same first-attempt record.</w:t>
+      </w:r>
+    </w:p>
+    <w:p>
+      <w:pPr>
+        <w:pStyle w:val="Heading2"/>
+      </w:pPr>
+      <w:r>
+        <w:t>Use this when helpful</w:t>
+      </w:r>
+    </w:p>
+    <w:p>
+      <w:pPr>
+        <w:spacing w:line="336" w:lineRule="auto" w:after="180"/>
+      </w:pPr>
+      <w:r>
+        <w:rPr>
+          <w:b w:val="0"/>
+        </w:rPr>
+        <w:t>Versions X and Y label the same 20 previously unseen clips: 12 quiet and 8 noisy, with no missing outcomes. X is correct on 10 quiet and 2 noisy clips; Y on 9 quiet and 5 noisy clips.</w:t>
+      </w:r>
+    </w:p>
+    <w:p>
+      <w:pPr>
+        <w:spacing w:line="336" w:lineRule="auto" w:after="180"/>
+      </w:pPr>
+      <w:r>
+        <w:rPr>
+          <w:b w:val="0"/>
+        </w:rPr>
+        <w:t>Calculate each combined fraction and percentage, identify the overall leader and compare the leaders within each group. Explain why an overall result cannot guarantee the next clip’s outcome.</w:t>
+      </w:r>
+    </w:p>
+    <w:p>
+      <w:pPr>
+        <w:pStyle w:val="Heading3"/>
+      </w:pPr>
+      <w:r>
+        <w:t>My reasoning and evidence</w:t>
+      </w:r>
+    </w:p>
+    <w:p>
+      <w:r>
+        <w:t>________________________________________________________________</w:t>
+      </w:r>
+    </w:p>
+    <w:p>
+      <w:r>
+        <w:t>________________________________________________________________</w:t>
+      </w:r>
+    </w:p>
+    <w:p>
+      <w:r>
+        <w:t>________________________________________________________________</w:t>
+      </w:r>
+    </w:p>
+    <w:p>
+      <w:r>
+        <w:t>________________________________________________________________</w:t>
+      </w:r>
+    </w:p>
+    <w:p>
+      <w:r>
+        <w:t>________________________________________________________________</w:t>
+      </w:r>
+    </w:p>
+    <w:p>
+      <w:r>
+        <w:t>________________________________________________________________</w:t>
+      </w:r>
+    </w:p>
+    <w:p>
+      <w:r>
+        <w:t>________________________________________________________________</w:t>
+      </w:r>
+    </w:p>
+    <w:p>
+      <w:r>
+        <w:t>________________________________________________________________</w:t>
+      </w:r>
+    </w:p>
+    <w:p>
+      <w:pPr>
+        <w:pStyle w:val="Heading1"/>
+      </w:pPr>
+      <w:r>
+        <w:t>18. Extra practice · Use the worked picture</w:t>
+      </w:r>
+    </w:p>
+    <w:p>
+      <w:r>
+        <w:t>Keep the explanation and the support you used.</w:t>
+      </w:r>
+    </w:p>
+    <w:p>
+      <w:pPr>
+        <w:pStyle w:val="Heading2"/>
+      </w:pPr>
+      <w:r>
+        <w:t>Use this when helpful</w:t>
       </w:r>
     </w:p>
     <w:p>
@@ -1782,7 +1851,6 @@
     <w:p>
       <w:pPr>
         <w:spacing w:line="336" w:lineRule="auto" w:after="180"/>
-        <w:shd w:fill="F5F1FB"/>
       </w:pPr>
       <w:r>
         <w:rPr>
@@ -1831,16 +1899,7 @@
     </w:p>
     <w:p>
       <w:pPr>
-        <w:pStyle w:val="Heading3"/>
-      </w:pPr>
-      <w:r>
-        <w:t>Record the help used</w:t>
-      </w:r>
-    </w:p>
-    <w:p>
-      <w:pPr>
         <w:spacing w:line="336" w:lineRule="auto" w:after="180"/>
-        <w:shd w:fill="F1F6F8"/>
       </w:pPr>
       <w:r>
         <w:rPr>
@@ -1877,12 +1936,20 @@
         <w:pStyle w:val="Heading1"/>
       </w:pPr>
       <w:r>
-        <w:t>19. Project portfolio milestone</w:t>
-      </w:r>
-    </w:p>
-    <w:p>
-      <w:r>
-        <w:t>Keep this week’s input, deciding step, result and limit together in the Helpful Classroom Sorter record.</w:t>
+        <w:t>19. Reference · Project portfolio record</w:t>
+      </w:r>
+    </w:p>
+    <w:p>
+      <w:r>
+        <w:t>Extend your main project response when helpful.</w:t>
+      </w:r>
+    </w:p>
+    <w:p>
+      <w:pPr>
+        <w:pStyle w:val="Heading2"/>
+      </w:pPr>
+      <w:r>
+        <w:t>Use this when helpful</w:t>
       </w:r>
     </w:p>
     <w:p>
@@ -2072,12 +2139,511 @@
         <w:pStyle w:val="Heading1"/>
       </w:pPr>
       <w:r>
-        <w:t>20. Supported practice and learning evidence</w:t>
-      </w:r>
-    </w:p>
-    <w:p>
-      <w:r>
-        <w:t>Try the supported questions before comparing with hints and feedback. Record what you repaired and the evidence you retained.</w:t>
+        <w:t>20. Extra practice: pictures, repair and feedback</w:t>
+      </w:r>
+    </w:p>
+    <w:p>
+      <w:r>
+        <w:t>Attempt each question before opening its explanation. Use one browser or paper copy.</w:t>
+      </w:r>
+    </w:p>
+    <w:p>
+      <w:pPr>
+        <w:pStyle w:val="Heading2"/>
+      </w:pPr>
+      <w:r>
+        <w:t>First supported question</w:t>
+      </w:r>
+    </w:p>
+    <w:p>
+      <w:pPr>
+        <w:pStyle w:val="ListBullet"/>
+      </w:pPr>
+      <w:r>
+        <w:t>A fictional badge reader is evaluated on bright and dim cards with known reference labels.</w:t>
+      </w:r>
+    </w:p>
+    <w:p>
+      <w:pPr>
+        <w:pStyle w:val="Heading3"/>
+      </w:pPr>
+      <w:r>
+        <w:t>Practice 1: explain the deciding evidence</w:t>
+      </w:r>
+    </w:p>
+    <w:p>
+      <w:pPr>
+        <w:pStyle w:val="ListBullet"/>
+      </w:pPr>
+      <w:r>
+        <w:t>Which labelled step matches this detail? N improves total and dim results but loses one bright success.</w:t>
+      </w:r>
+    </w:p>
+    <w:p>
+      <w:pPr>
+        <w:pStyle w:val="ListBullet"/>
+      </w:pPr>
+      <w:r>
+        <w:t>1. Dim group</w:t>
+      </w:r>
+    </w:p>
+    <w:p>
+      <w:pPr>
+        <w:pStyle w:val="ListBullet"/>
+      </w:pPr>
+      <w:r>
+        <w:t>2. Combined counts</w:t>
+      </w:r>
+    </w:p>
+    <w:p>
+      <w:pPr>
+        <w:pStyle w:val="ListBullet"/>
+      </w:pPr>
+      <w:r>
+        <w:t>3. Bright group</w:t>
+      </w:r>
+    </w:p>
+    <w:p>
+      <w:pPr>
+        <w:pStyle w:val="ListBullet"/>
+      </w:pPr>
+      <w:r>
+        <w:t>4. Discuss trade-off</w:t>
+      </w:r>
+    </w:p>
+    <w:p>
+      <w:pPr>
+        <w:pStyle w:val="Heading3"/>
+      </w:pPr>
+      <w:r>
+        <w:t>My selected conclusion, deciding fact and explanation</w:t>
+      </w:r>
+    </w:p>
+    <w:p>
+      <w:r>
+        <w:t>________________________________________________________________</w:t>
+      </w:r>
+    </w:p>
+    <w:p>
+      <w:r>
+        <w:t>________________________________________________________________</w:t>
+      </w:r>
+    </w:p>
+    <w:p>
+      <w:r>
+        <w:t>________________________________________________________________</w:t>
+      </w:r>
+    </w:p>
+    <w:p>
+      <w:r>
+        <w:t>________________________________________________________________</w:t>
+      </w:r>
+    </w:p>
+    <w:p>
+      <w:r>
+        <w:t>________________________________________________________________</w:t>
+      </w:r>
+    </w:p>
+    <w:p>
+      <w:pPr>
+        <w:pStyle w:val="ListBullet"/>
+      </w:pPr>
+      <w:r>
+        <w:t>Hint if needed: Read the steps in the pictorial case. Match the supplied detail to the stage that performs or records it.</w:t>
+      </w:r>
+    </w:p>
+    <w:p>
+      <w:pPr>
+        <w:pStyle w:val="Heading2"/>
+      </w:pPr>
+      <w:r>
+        <w:t>Check the first explanation · reference / check after trying</w:t>
+      </w:r>
+    </w:p>
+    <w:p>
+      <w:pPr>
+        <w:spacing w:line="336" w:lineRule="auto" w:after="180"/>
+      </w:pPr>
+      <w:r>
+        <w:rPr>
+          <w:b w:val="0"/>
+        </w:rPr>
+        <w:t xml:space="preserve">After your attempt, compare with the supported explanation: Discuss trade-off N improves total and dim results but loses one bright success. Adding correct counts and </w:t>
+      </w:r>
+      <w:r>
+        <w:rPr>
+          <w:b/>
+        </w:rPr>
+        <w:t>denominator</w:t>
+      </w:r>
+      <w:r>
+        <w:rPr>
+          <w:b w:val="0"/>
+        </w:rPr>
+        <w:t>s weights each tested card once.</w:t>
+      </w:r>
+    </w:p>
+    <w:p>
+      <w:pPr>
+        <w:spacing w:line="336" w:lineRule="auto" w:after="180"/>
+      </w:pPr>
+      <w:r>
+        <w:rPr>
+          <w:b w:val="0"/>
+        </w:rPr>
+        <w:t>Averaging 90% and 50% would incorrectly give unequal groups equal size in the all-card rate. The group breakdown reveals a trade-off hidden by the total.</w:t>
+      </w:r>
+    </w:p>
+    <w:p>
+      <w:pPr>
+        <w:spacing w:line="336" w:lineRule="auto" w:after="180"/>
+      </w:pPr>
+      <w:r>
+        <w:rPr>
+          <w:b w:val="0"/>
+        </w:rPr>
+        <w:t xml:space="preserve">Decide what matters with the relevant users rather than announcing that one number proves </w:t>
+      </w:r>
+      <w:r>
+        <w:rPr>
+          <w:b/>
+        </w:rPr>
+        <w:t>fairness</w:t>
+      </w:r>
+      <w:r>
+        <w:rPr>
+          <w:b w:val="0"/>
+        </w:rPr>
+        <w:t>.</w:t>
+      </w:r>
+    </w:p>
+    <w:p>
+      <w:pPr>
+        <w:pStyle w:val="Heading2"/>
+      </w:pPr>
+      <w:r>
+        <w:t>Changed-case question</w:t>
+      </w:r>
+    </w:p>
+    <w:p>
+      <w:pPr>
+        <w:pStyle w:val="Heading3"/>
+      </w:pPr>
+      <w:r>
+        <w:t>Practice 2: explain the deciding evidence</w:t>
+      </w:r>
+    </w:p>
+    <w:p>
+      <w:pPr>
+        <w:pStyle w:val="ListBullet"/>
+      </w:pPr>
+      <w:r>
+        <w:t>Changed-case practice: Give bright and dim groups equal weight as an explicitly different metric. Which conclusion is supported by the supplied facts?</w:t>
+      </w:r>
+    </w:p>
+    <w:p>
+      <w:pPr>
+        <w:pStyle w:val="ListBullet"/>
+      </w:pPr>
+      <w:r>
+        <w:t>1. We can decide the result without examining the changed input or the procedure.</w:t>
+      </w:r>
+    </w:p>
+    <w:p>
+      <w:pPr>
+        <w:pStyle w:val="ListBullet"/>
+      </w:pPr>
+      <w:r>
+        <w:t>2. This one example guarantees correct results for every future input.</w:t>
+      </w:r>
+    </w:p>
+    <w:p>
+      <w:pPr>
+        <w:pStyle w:val="ListBullet"/>
+      </w:pPr>
+      <w:r>
+        <w:t>3. M scores 70%; N scores about 81.7%.</w:t>
+      </w:r>
+    </w:p>
+    <w:p>
+      <w:pPr>
+        <w:pStyle w:val="Heading3"/>
+      </w:pPr>
+      <w:r>
+        <w:t>My selected conclusion, deciding fact and explanation</w:t>
+      </w:r>
+    </w:p>
+    <w:p>
+      <w:r>
+        <w:t>________________________________________________________________</w:t>
+      </w:r>
+    </w:p>
+    <w:p>
+      <w:r>
+        <w:t>________________________________________________________________</w:t>
+      </w:r>
+    </w:p>
+    <w:p>
+      <w:r>
+        <w:t>________________________________________________________________</w:t>
+      </w:r>
+    </w:p>
+    <w:p>
+      <w:r>
+        <w:t>________________________________________________________________</w:t>
+      </w:r>
+    </w:p>
+    <w:p>
+      <w:r>
+        <w:t>________________________________________________________________</w:t>
+      </w:r>
+    </w:p>
+    <w:p>
+      <w:pPr>
+        <w:pStyle w:val="ListBullet"/>
+      </w:pPr>
+      <w:r>
+        <w:t>Hint if needed: Use the changed condition and the deciding step in the pictorial trace. The answer must say what follows from those facts.</w:t>
+      </w:r>
+    </w:p>
+    <w:p>
+      <w:pPr>
+        <w:pStyle w:val="Heading2"/>
+      </w:pPr>
+      <w:r>
+        <w:t>Check the changed case · reference / check after trying</w:t>
+      </w:r>
+    </w:p>
+    <w:p>
+      <w:pPr>
+        <w:spacing w:line="336" w:lineRule="auto" w:after="180"/>
+      </w:pPr>
+      <w:r>
+        <w:rPr>
+          <w:b w:val="0"/>
+        </w:rPr>
+        <w:t xml:space="preserve">After your attempt, compare with the supported explanation: M scores </w:t>
+      </w:r>
+      <w:r>
+        <w:rPr>
+          <w:b/>
+        </w:rPr>
+        <w:t>70%</w:t>
+      </w:r>
+      <w:r>
+        <w:rPr>
+          <w:b w:val="0"/>
+        </w:rPr>
+        <w:t>; N scores about 81.7%. This averages group rates and is not the original 16-card agreement rate.</w:t>
+      </w:r>
+    </w:p>
+    <w:p>
+      <w:pPr>
+        <w:pStyle w:val="Heading2"/>
+      </w:pPr>
+      <w:r>
+        <w:t>Repair and save your work</w:t>
+      </w:r>
+    </w:p>
+    <w:p>
+      <w:pPr>
+        <w:spacing w:line="336" w:lineRule="auto" w:after="180"/>
+      </w:pPr>
+      <w:r>
+        <w:rPr>
+          <w:b w:val="0"/>
+        </w:rPr>
+        <w:t>Review Missing and Unbalanced Examples (ai-1/22). Goal: Name the target collection, selection list and cases actually assessed. Short practice: Would testing only dim plain cards close every current gap?</w:t>
+      </w:r>
+    </w:p>
+    <w:p>
+      <w:pPr>
+        <w:spacing w:line="336" w:lineRule="auto" w:after="180"/>
+      </w:pPr>
+      <w:r>
+        <w:rPr>
+          <w:b w:val="0"/>
+        </w:rPr>
+        <w:t>Point to the target groups.. Return to this week and explain what you changed.</w:t>
+      </w:r>
+    </w:p>
+    <w:p>
+      <w:pPr>
+        <w:spacing w:line="336" w:lineRule="auto" w:after="180"/>
+      </w:pPr>
+      <w:r>
+        <w:rPr>
+          <w:b w:val="0"/>
+        </w:rPr>
+        <w:t>Review Recommendations (ai-1/20). Goal: Apply eligibility requirements before ranking candidates by preferences. Short practice: Why does the recommendation change without changing anyone’s preferences?.</w:t>
+      </w:r>
+    </w:p>
+    <w:p>
+      <w:pPr>
+        <w:spacing w:line="336" w:lineRule="auto" w:after="180"/>
+      </w:pPr>
+      <w:r>
+        <w:rPr>
+          <w:b w:val="0"/>
+        </w:rPr>
+        <w:t>Return to this week and explain what you changed.</w:t>
+      </w:r>
+    </w:p>
+    <w:p>
+      <w:pPr>
+        <w:spacing w:line="336" w:lineRule="auto" w:after="180"/>
+      </w:pPr>
+      <w:r>
+        <w:rPr>
+          <w:b w:val="0"/>
+        </w:rPr>
+        <w:t xml:space="preserve">Review </w:t>
+      </w:r>
+      <w:r>
+        <w:rPr>
+          <w:b/>
+        </w:rPr>
+        <w:t>Prediction</w:t>
+      </w:r>
+      <w:r>
+        <w:rPr>
+          <w:b w:val="0"/>
+        </w:rPr>
+        <w:t xml:space="preserve"> Is Not Fact (ai-1/17). Goal: Separate a recorded </w:t>
+      </w:r>
+      <w:r>
+        <w:rPr>
+          <w:b/>
+        </w:rPr>
+        <w:t>prediction</w:t>
+      </w:r>
+      <w:r>
+        <w:rPr>
+          <w:b w:val="0"/>
+        </w:rPr>
+        <w:t xml:space="preserve"> from the </w:t>
+      </w:r>
+      <w:r>
+        <w:rPr>
+          <w:b/>
+        </w:rPr>
+        <w:t>observation</w:t>
+      </w:r>
+      <w:r>
+        <w:rPr>
+          <w:b w:val="0"/>
+        </w:rPr>
+        <w:t xml:space="preserve"> used to check it. Short practice: Which field changes the </w:t>
+      </w:r>
+      <w:r>
+        <w:rPr>
+          <w:b/>
+        </w:rPr>
+        <w:t>observation</w:t>
+      </w:r>
+      <w:r>
+        <w:rPr>
+          <w:b w:val="0"/>
+        </w:rPr>
+        <w:t xml:space="preserve"> label, and which field changes the model </w:t>
+      </w:r>
+      <w:r>
+        <w:rPr>
+          <w:b/>
+        </w:rPr>
+        <w:t>prediction</w:t>
+      </w:r>
+      <w:r>
+        <w:rPr>
+          <w:b w:val="0"/>
+        </w:rPr>
+        <w:t>?.</w:t>
+      </w:r>
+    </w:p>
+    <w:p>
+      <w:pPr>
+        <w:spacing w:line="336" w:lineRule="auto" w:after="180"/>
+      </w:pPr>
+      <w:r>
+        <w:rPr>
+          <w:b w:val="0"/>
+        </w:rPr>
+        <w:t>Return to this week and explain what you changed.</w:t>
+      </w:r>
+    </w:p>
+    <w:p>
+      <w:pPr>
+        <w:spacing w:line="336" w:lineRule="auto" w:after="180"/>
+      </w:pPr>
+      <w:r>
+        <w:rPr>
+          <w:b w:val="0"/>
+        </w:rPr>
+        <w:t xml:space="preserve">Use Download completed work in the hosted lesson to export your answers, reflections, practice feedback and code-run </w:t>
+      </w:r>
+      <w:r>
+        <w:rPr>
+          <w:b/>
+        </w:rPr>
+        <w:t>evidence</w:t>
+      </w:r>
+      <w:r>
+        <w:rPr>
+          <w:b w:val="0"/>
+        </w:rPr>
+        <w:t>. Open the HTML copy to read or print it.</w:t>
+      </w:r>
+    </w:p>
+    <w:p>
+      <w:pPr>
+        <w:spacing w:line="336" w:lineRule="auto" w:after="180"/>
+      </w:pPr>
+      <w:r>
+        <w:rPr>
+          <w:b w:val="0"/>
+        </w:rPr>
+        <w:t>Drafts stay in this browser when storage is available; clear drafts on a shared device.</w:t>
+      </w:r>
+    </w:p>
+    <w:p>
+      <w:pPr>
+        <w:pStyle w:val="Heading3"/>
+      </w:pPr>
+      <w:r>
+        <w:t>What I repaired, the evidence I kept and the next test</w:t>
+      </w:r>
+    </w:p>
+    <w:p>
+      <w:r>
+        <w:t>________________________________________________________________</w:t>
+      </w:r>
+    </w:p>
+    <w:p>
+      <w:r>
+        <w:t>________________________________________________________________</w:t>
+      </w:r>
+    </w:p>
+    <w:p>
+      <w:r>
+        <w:t>________________________________________________________________</w:t>
+      </w:r>
+    </w:p>
+    <w:p>
+      <w:r>
+        <w:t>________________________________________________________________</w:t>
+      </w:r>
+    </w:p>
+    <w:p>
+      <w:r>
+        <w:t>________________________________________________________________</w:t>
+      </w:r>
+    </w:p>
+    <w:p>
+      <w:pPr>
+        <w:pStyle w:val="Heading2"/>
+      </w:pPr>
+      <w:r>
+        <w:t>Earlier wording, alternatives and picture transcripts · reference / check after trying</w:t>
       </w:r>
     </w:p>
     <w:p>
@@ -2093,80 +2659,10 @@
     </w:p>
     <w:p>
       <w:pPr>
-        <w:spacing w:line="336" w:lineRule="auto" w:after="180"/>
-      </w:pPr>
-      <w:r>
-        <w:rPr>
-          <w:b w:val="0"/>
-        </w:rPr>
-        <w:t>A fictional badge reader is evaluated on bright and dim cards with known reference labels.</w:t>
-      </w:r>
-    </w:p>
-    <w:p>
-      <w:pPr>
         <w:pStyle w:val="Heading3"/>
       </w:pPr>
       <w:r>
-        <w:t>Practice 1: explain the deciding evidence</w:t>
-      </w:r>
-    </w:p>
-    <w:p>
-      <w:pPr>
-        <w:spacing w:line="336" w:lineRule="auto" w:after="180"/>
-      </w:pPr>
-      <w:r>
-        <w:rPr>
-          <w:b w:val="0"/>
-        </w:rPr>
-        <w:t>Which labelled step matches this detail? N improves total and dim results but loses one bright success.</w:t>
-      </w:r>
-    </w:p>
-    <w:p>
-      <w:pPr>
-        <w:spacing w:line="336" w:lineRule="auto" w:after="180"/>
-        <w:shd w:fill="F4F9FC"/>
-      </w:pPr>
-      <w:r>
-        <w:rPr>
-          <w:b w:val="0"/>
-        </w:rPr>
-        <w:t>1. Dim group</w:t>
-      </w:r>
-    </w:p>
-    <w:p>
-      <w:pPr>
-        <w:spacing w:line="336" w:lineRule="auto" w:after="180"/>
-        <w:shd w:fill="F4F9FC"/>
-      </w:pPr>
-      <w:r>
-        <w:rPr>
-          <w:b w:val="0"/>
-        </w:rPr>
-        <w:t>2. Combined counts</w:t>
-      </w:r>
-    </w:p>
-    <w:p>
-      <w:pPr>
-        <w:spacing w:line="336" w:lineRule="auto" w:after="180"/>
-        <w:shd w:fill="F4F9FC"/>
-      </w:pPr>
-      <w:r>
-        <w:rPr>
-          <w:b w:val="0"/>
-        </w:rPr>
-        <w:t>3. Bright group</w:t>
-      </w:r>
-    </w:p>
-    <w:p>
-      <w:pPr>
-        <w:spacing w:line="336" w:lineRule="auto" w:after="180"/>
-        <w:shd w:fill="F4F9FC"/>
-      </w:pPr>
-      <w:r>
-        <w:rPr>
-          <w:b w:val="0"/>
-        </w:rPr>
-        <w:t>4. Discuss trade-off</w:t>
+        <w:t>Repair a missing building block</w:t>
       </w:r>
     </w:p>
     <w:p>
@@ -2174,532 +2670,25 @@
         <w:pStyle w:val="Heading3"/>
       </w:pPr>
       <w:r>
-        <w:t>My selected conclusion, deciding fact and explanation</w:t>
-      </w:r>
-    </w:p>
-    <w:p>
-      <w:r>
-        <w:t>________________________________________________________________</w:t>
-      </w:r>
-    </w:p>
-    <w:p>
-      <w:r>
-        <w:t>________________________________________________________________</w:t>
-      </w:r>
-    </w:p>
-    <w:p>
-      <w:r>
-        <w:t>________________________________________________________________</w:t>
-      </w:r>
-    </w:p>
-    <w:p>
-      <w:r>
-        <w:t>________________________________________________________________</w:t>
-      </w:r>
-    </w:p>
-    <w:p>
-      <w:r>
-        <w:t>________________________________________________________________</w:t>
-      </w:r>
-    </w:p>
-    <w:p>
-      <w:pPr>
-        <w:pStyle w:val="Heading3"/>
-      </w:pPr>
-      <w:r>
-        <w:t>Hint · try first</w:t>
-      </w:r>
-    </w:p>
-    <w:p>
-      <w:pPr>
-        <w:spacing w:line="336" w:lineRule="auto" w:after="180"/>
-        <w:shd w:fill="F1F6F8"/>
-      </w:pPr>
-      <w:r>
-        <w:rPr>
-          <w:b w:val="0"/>
-        </w:rPr>
-        <w:t>Hint if needed: Read the steps in the pictorial case. Match the supplied detail to the stage that performs or records it.</w:t>
-      </w:r>
-    </w:p>
-    <w:p>
-      <w:pPr>
-        <w:pStyle w:val="Heading3"/>
-      </w:pPr>
-      <w:r>
-        <w:t>Feedback · compare after trying</w:t>
-      </w:r>
-    </w:p>
-    <w:p>
-      <w:pPr>
-        <w:spacing w:line="336" w:lineRule="auto" w:after="180"/>
-        <w:shd w:fill="F1F6FC"/>
-      </w:pPr>
-      <w:r>
-        <w:rPr>
-          <w:b w:val="0"/>
-        </w:rPr>
-        <w:t xml:space="preserve">After your attempt, compare with the supported explanation: Discuss trade-off N improves total and dim results but loses one bright success. Adding correct counts and </w:t>
-      </w:r>
-      <w:r>
-        <w:rPr>
-          <w:b/>
-        </w:rPr>
-        <w:t>denominator</w:t>
-      </w:r>
-      <w:r>
-        <w:rPr>
-          <w:b w:val="0"/>
-        </w:rPr>
-        <w:t>s weights each tested card once.</w:t>
-      </w:r>
-    </w:p>
-    <w:p>
-      <w:pPr>
-        <w:spacing w:line="336" w:lineRule="auto" w:after="180"/>
-        <w:shd w:fill="F1F6FC"/>
-      </w:pPr>
-      <w:r>
-        <w:rPr>
-          <w:b w:val="0"/>
-        </w:rPr>
-        <w:t>Averaging 90% and 50% would incorrectly give unequal groups equal size in the all-card rate. The group breakdown reveals a trade-off hidden by the total.</w:t>
-      </w:r>
-    </w:p>
-    <w:p>
-      <w:pPr>
-        <w:spacing w:line="336" w:lineRule="auto" w:after="180"/>
-        <w:shd w:fill="F1F6FC"/>
-      </w:pPr>
-      <w:r>
-        <w:rPr>
-          <w:b w:val="0"/>
-        </w:rPr>
-        <w:t xml:space="preserve">Decide what matters with the relevant users rather than announcing that one number proves </w:t>
-      </w:r>
-      <w:r>
-        <w:rPr>
-          <w:b/>
-        </w:rPr>
-        <w:t>fairness</w:t>
-      </w:r>
-      <w:r>
-        <w:rPr>
-          <w:b w:val="0"/>
-        </w:rPr>
-        <w:t>.</w:t>
-      </w:r>
-    </w:p>
-    <w:p>
-      <w:pPr>
-        <w:pStyle w:val="Heading3"/>
-      </w:pPr>
-      <w:r>
-        <w:t>Practice 2: explain the deciding evidence</w:t>
-      </w:r>
-    </w:p>
-    <w:p>
-      <w:pPr>
-        <w:pStyle w:val="Heading3"/>
-      </w:pPr>
-      <w:r>
-        <w:t>Changed case · predict first</w:t>
-      </w:r>
-    </w:p>
-    <w:p>
-      <w:pPr>
-        <w:spacing w:line="336" w:lineRule="auto" w:after="180"/>
-        <w:shd w:fill="F5F1FB"/>
-      </w:pPr>
-      <w:r>
-        <w:rPr>
-          <w:b w:val="0"/>
-        </w:rPr>
-        <w:t>Changed-case practice: Give bright and dim groups equal weight as an explicitly different metric. Which conclusion is supported by the supplied facts?</w:t>
-      </w:r>
-    </w:p>
-    <w:p>
-      <w:pPr>
-        <w:spacing w:line="336" w:lineRule="auto" w:after="180"/>
-        <w:shd w:fill="F4F9FC"/>
-      </w:pPr>
-      <w:r>
-        <w:rPr>
-          <w:b w:val="0"/>
-        </w:rPr>
-        <w:t xml:space="preserve">1. We can decide the result without examining the changed </w:t>
-      </w:r>
-      <w:r>
-        <w:rPr>
-          <w:b/>
-        </w:rPr>
-        <w:t>input</w:t>
-      </w:r>
-      <w:r>
-        <w:rPr>
-          <w:b w:val="0"/>
-        </w:rPr>
-        <w:t xml:space="preserve"> or the procedure.</w:t>
-      </w:r>
-    </w:p>
-    <w:p>
-      <w:pPr>
-        <w:spacing w:line="336" w:lineRule="auto" w:after="180"/>
-        <w:shd w:fill="F4F9FC"/>
-      </w:pPr>
-      <w:r>
-        <w:rPr>
-          <w:b w:val="0"/>
-        </w:rPr>
-        <w:t xml:space="preserve">2. This one example guarantees correct results for every future </w:t>
-      </w:r>
-      <w:r>
-        <w:rPr>
-          <w:b/>
-        </w:rPr>
-        <w:t>input</w:t>
-      </w:r>
-      <w:r>
-        <w:rPr>
-          <w:b w:val="0"/>
-        </w:rPr>
-        <w:t>.</w:t>
-      </w:r>
-    </w:p>
-    <w:p>
-      <w:pPr>
-        <w:spacing w:line="336" w:lineRule="auto" w:after="180"/>
-        <w:shd w:fill="F4F9FC"/>
-      </w:pPr>
-      <w:r>
-        <w:rPr>
-          <w:b w:val="0"/>
-        </w:rPr>
-        <w:t xml:space="preserve">3. M scores </w:t>
-      </w:r>
-      <w:r>
-        <w:rPr>
-          <w:b/>
-        </w:rPr>
-        <w:t>70%</w:t>
-      </w:r>
-      <w:r>
-        <w:rPr>
-          <w:b w:val="0"/>
-        </w:rPr>
-        <w:t>; N scores about 81.7%.</w:t>
-      </w:r>
-    </w:p>
-    <w:p>
-      <w:pPr>
-        <w:pStyle w:val="Heading3"/>
-      </w:pPr>
-      <w:r>
-        <w:t>My selected conclusion, deciding fact and explanation</w:t>
-      </w:r>
-    </w:p>
-    <w:p>
-      <w:r>
-        <w:t>________________________________________________________________</w:t>
-      </w:r>
-    </w:p>
-    <w:p>
-      <w:r>
-        <w:t>________________________________________________________________</w:t>
-      </w:r>
-    </w:p>
-    <w:p>
-      <w:r>
-        <w:t>________________________________________________________________</w:t>
-      </w:r>
-    </w:p>
-    <w:p>
-      <w:r>
-        <w:t>________________________________________________________________</w:t>
-      </w:r>
-    </w:p>
-    <w:p>
-      <w:r>
-        <w:t>________________________________________________________________</w:t>
-      </w:r>
-    </w:p>
-    <w:p>
-      <w:pPr>
-        <w:pStyle w:val="Heading3"/>
-      </w:pPr>
-      <w:r>
-        <w:t>Hint · try first</w:t>
-      </w:r>
-    </w:p>
-    <w:p>
-      <w:pPr>
-        <w:spacing w:line="336" w:lineRule="auto" w:after="180"/>
-        <w:shd w:fill="F1F6F8"/>
-      </w:pPr>
-      <w:r>
-        <w:rPr>
-          <w:b w:val="0"/>
-        </w:rPr>
-        <w:t>Hint if needed: Use the changed condition and the deciding step in the pictorial trace. The answer must say what follows from those facts.</w:t>
-      </w:r>
-    </w:p>
-    <w:p>
-      <w:pPr>
-        <w:pStyle w:val="Heading3"/>
-      </w:pPr>
-      <w:r>
-        <w:t>Feedback · compare after trying</w:t>
-      </w:r>
-    </w:p>
-    <w:p>
-      <w:pPr>
-        <w:spacing w:line="336" w:lineRule="auto" w:after="180"/>
-        <w:shd w:fill="F1F6FC"/>
-      </w:pPr>
-      <w:r>
-        <w:rPr>
-          <w:b w:val="0"/>
-        </w:rPr>
-        <w:t xml:space="preserve">After your attempt, compare with the supported explanation: M scores </w:t>
-      </w:r>
-      <w:r>
-        <w:rPr>
-          <w:b/>
-        </w:rPr>
-        <w:t>70%</w:t>
-      </w:r>
-      <w:r>
-        <w:rPr>
-          <w:b w:val="0"/>
-        </w:rPr>
-        <w:t>; N scores about 81.7%. This averages group rates and is not the original 16-card agreement rate.</w:t>
-      </w:r>
-    </w:p>
-    <w:p>
-      <w:pPr>
-        <w:pStyle w:val="Heading3"/>
-      </w:pPr>
-      <w:r>
-        <w:t>Repair a missing building block</w:t>
-      </w:r>
-    </w:p>
-    <w:p>
-      <w:pPr>
-        <w:spacing w:line="336" w:lineRule="auto" w:after="180"/>
-      </w:pPr>
-      <w:r>
-        <w:rPr>
-          <w:b w:val="0"/>
-        </w:rPr>
-        <w:t>Review Missing and Unbalanced Examples (ai-1/22). Goal: Name the target collection, selection list and cases actually assessed. Short practice: Would testing only dim plain cards close every current gap?</w:t>
-      </w:r>
-    </w:p>
-    <w:p>
-      <w:pPr>
-        <w:spacing w:line="336" w:lineRule="auto" w:after="180"/>
-      </w:pPr>
-      <w:r>
-        <w:rPr>
-          <w:b w:val="0"/>
-        </w:rPr>
-        <w:t>Point to the target groups.. Return to this week and explain what you changed.</w:t>
-      </w:r>
-    </w:p>
-    <w:p>
-      <w:pPr>
-        <w:spacing w:line="336" w:lineRule="auto" w:after="180"/>
-      </w:pPr>
-      <w:r>
-        <w:rPr>
-          <w:b w:val="0"/>
-        </w:rPr>
-        <w:t>Review Recommendations (ai-1/20). Goal: Apply eligibility requirements before ranking candidates by preferences. Short practice: Why does the recommendation change without changing anyone’s preferences?.</w:t>
-      </w:r>
-    </w:p>
-    <w:p>
-      <w:pPr>
-        <w:spacing w:line="336" w:lineRule="auto" w:after="180"/>
-      </w:pPr>
-      <w:r>
-        <w:rPr>
-          <w:b w:val="0"/>
-        </w:rPr>
-        <w:t>Return to this week and explain what you changed.</w:t>
-      </w:r>
-    </w:p>
-    <w:p>
-      <w:pPr>
-        <w:spacing w:line="336" w:lineRule="auto" w:after="180"/>
-      </w:pPr>
-      <w:r>
-        <w:rPr>
-          <w:b w:val="0"/>
-        </w:rPr>
-        <w:t xml:space="preserve">Review </w:t>
-      </w:r>
-      <w:r>
-        <w:rPr>
-          <w:b/>
-        </w:rPr>
-        <w:t>Prediction</w:t>
-      </w:r>
-      <w:r>
-        <w:rPr>
-          <w:b w:val="0"/>
-        </w:rPr>
-        <w:t xml:space="preserve"> Is Not Fact (ai-1/17). Goal: Separate a recorded </w:t>
-      </w:r>
-      <w:r>
-        <w:rPr>
-          <w:b/>
-        </w:rPr>
-        <w:t>prediction</w:t>
-      </w:r>
-      <w:r>
-        <w:rPr>
-          <w:b w:val="0"/>
-        </w:rPr>
-        <w:t xml:space="preserve"> from the </w:t>
-      </w:r>
-      <w:r>
-        <w:rPr>
-          <w:b/>
-        </w:rPr>
-        <w:t>observation</w:t>
-      </w:r>
-      <w:r>
-        <w:rPr>
-          <w:b w:val="0"/>
-        </w:rPr>
-        <w:t xml:space="preserve"> used to check it. Short practice: Which field changes the </w:t>
-      </w:r>
-      <w:r>
-        <w:rPr>
-          <w:b/>
-        </w:rPr>
-        <w:t>observation</w:t>
-      </w:r>
-      <w:r>
-        <w:rPr>
-          <w:b w:val="0"/>
-        </w:rPr>
-        <w:t xml:space="preserve"> label, and which field changes the model </w:t>
-      </w:r>
-      <w:r>
-        <w:rPr>
-          <w:b/>
-        </w:rPr>
-        <w:t>prediction</w:t>
-      </w:r>
-      <w:r>
-        <w:rPr>
-          <w:b w:val="0"/>
-        </w:rPr>
-        <w:t>?.</w:t>
-      </w:r>
-    </w:p>
-    <w:p>
-      <w:pPr>
-        <w:spacing w:line="336" w:lineRule="auto" w:after="180"/>
-      </w:pPr>
-      <w:r>
-        <w:rPr>
-          <w:b w:val="0"/>
-        </w:rPr>
-        <w:t>Return to this week and explain what you changed.</w:t>
-      </w:r>
-    </w:p>
-    <w:p>
-      <w:pPr>
-        <w:pStyle w:val="Heading3"/>
-      </w:pPr>
-      <w:r>
         <w:t>Keep your completed work</w:t>
       </w:r>
     </w:p>
     <w:p>
       <w:pPr>
-        <w:spacing w:line="336" w:lineRule="auto" w:after="180"/>
-      </w:pPr>
-      <w:r>
-        <w:rPr>
-          <w:b w:val="0"/>
-        </w:rPr>
-        <w:t xml:space="preserve">Use Download completed work in the hosted lesson to export your answers, reflections, practice feedback and code-run </w:t>
-      </w:r>
-      <w:r>
-        <w:rPr>
-          <w:b/>
-        </w:rPr>
-        <w:t>evidence</w:t>
-      </w:r>
-      <w:r>
-        <w:rPr>
-          <w:b w:val="0"/>
-        </w:rPr>
-        <w:t>. Open the HTML copy to read or print it.</w:t>
-      </w:r>
-    </w:p>
-    <w:p>
-      <w:pPr>
-        <w:spacing w:line="336" w:lineRule="auto" w:after="180"/>
-      </w:pPr>
-      <w:r>
-        <w:rPr>
-          <w:b w:val="0"/>
-        </w:rPr>
-        <w:t>Drafts stay in this browser when storage is available; clear drafts on a shared device.</w:t>
-      </w:r>
-    </w:p>
-    <w:p>
-      <w:pPr>
-        <w:pStyle w:val="Heading3"/>
-      </w:pPr>
-      <w:r>
-        <w:t>What I repaired, the evidence I kept and the next test</w:t>
-      </w:r>
-    </w:p>
-    <w:p>
-      <w:r>
-        <w:t>________________________________________________________________</w:t>
-      </w:r>
-    </w:p>
-    <w:p>
-      <w:r>
-        <w:t>________________________________________________________________</w:t>
-      </w:r>
-    </w:p>
-    <w:p>
-      <w:r>
-        <w:t>________________________________________________________________</w:t>
-      </w:r>
-    </w:p>
-    <w:p>
-      <w:r>
-        <w:t>________________________________________________________________</w:t>
-      </w:r>
-    </w:p>
-    <w:p>
-      <w:r>
-        <w:t>________________________________________________________________</w:t>
-      </w:r>
-    </w:p>
-    <w:p>
-      <w:pPr>
         <w:pStyle w:val="Heading1"/>
       </w:pPr>
       <w:r>
-        <w:t>21. Visual concept journey</w:t>
-      </w:r>
-    </w:p>
-    <w:p>
-      <w:r>
-        <w:t>Explain each Fair for Whom? picture from its labels, then record a relevant limit.</w:t>
-      </w:r>
-    </w:p>
-    <w:p>
-      <w:pPr>
-        <w:pStyle w:val="Heading3"/>
+        <w:t>21. Reference · Six-picture response sheets</w:t>
+      </w:r>
+    </w:p>
+    <w:p>
+      <w:r>
+        <w:t>Choose the image that helps rather than repeating all six.</w:t>
+      </w:r>
+    </w:p>
+    <w:p>
+      <w:pPr>
+        <w:pStyle w:val="Heading2"/>
       </w:pPr>
       <w:r>
         <w:t>01. Fair for Whom?: the case</w:t>
@@ -2766,7 +2755,6 @@
     <w:p>
       <w:pPr>
         <w:spacing w:line="336" w:lineRule="auto" w:after="180"/>
-        <w:shd w:fill="F5F1FB"/>
       </w:pPr>
       <w:r>
         <w:rPr>
@@ -2805,7 +2793,7 @@
     </w:p>
     <w:p>
       <w:pPr>
-        <w:pStyle w:val="Heading3"/>
+        <w:pStyle w:val="Heading2"/>
       </w:pPr>
       <w:r>
         <w:t>02. Follow the deciding steps</w:t>
@@ -2873,7 +2861,6 @@
     <w:p>
       <w:pPr>
         <w:spacing w:line="336" w:lineRule="auto" w:after="180"/>
-        <w:shd w:fill="F5F1FB"/>
       </w:pPr>
       <w:r>
         <w:rPr>
@@ -2924,7 +2911,7 @@
     </w:p>
     <w:p>
       <w:pPr>
-        <w:pStyle w:val="Heading3"/>
+        <w:pStyle w:val="Heading2"/>
       </w:pPr>
       <w:r>
         <w:t>03. Group rates compared on the same cards</w:t>
@@ -2980,7 +2967,6 @@
     <w:p>
       <w:pPr>
         <w:spacing w:line="336" w:lineRule="auto" w:after="180"/>
-        <w:shd w:fill="F5F1FB"/>
       </w:pPr>
       <w:r>
         <w:rPr>
@@ -3019,7 +3005,7 @@
     </w:p>
     <w:p>
       <w:pPr>
-        <w:pStyle w:val="Heading3"/>
+        <w:pStyle w:val="Heading2"/>
       </w:pPr>
       <w:r>
         <w:t>04. Change one thing. Trace what follows.</w:t>
@@ -3098,7 +3084,6 @@
     <w:p>
       <w:pPr>
         <w:spacing w:line="336" w:lineRule="auto" w:after="180"/>
-        <w:shd w:fill="F5F1FB"/>
       </w:pPr>
       <w:r>
         <w:rPr>
@@ -3137,7 +3122,7 @@
     </w:p>
     <w:p>
       <w:pPr>
-        <w:pStyle w:val="Heading3"/>
+        <w:pStyle w:val="Heading2"/>
       </w:pPr>
       <w:r>
         <w:t>05. Connect the explanation to its limit</w:t>
@@ -3240,7 +3225,6 @@
     <w:p>
       <w:pPr>
         <w:spacing w:line="336" w:lineRule="auto" w:after="180"/>
-        <w:shd w:fill="F5F1FB"/>
       </w:pPr>
       <w:r>
         <w:rPr>
@@ -3279,7 +3263,7 @@
     </w:p>
     <w:p>
       <w:pPr>
-        <w:pStyle w:val="Heading3"/>
+        <w:pStyle w:val="Heading2"/>
       </w:pPr>
       <w:r>
         <w:t>06. Make the idea visible in your project</w:t>
@@ -3324,7 +3308,6 @@
     <w:p>
       <w:pPr>
         <w:spacing w:line="336" w:lineRule="auto" w:after="180"/>
-        <w:shd w:fill="F5F1FB"/>
       </w:pPr>
       <w:r>
         <w:rPr>
@@ -3348,7 +3331,6 @@
     <w:p>
       <w:pPr>
         <w:spacing w:line="336" w:lineRule="auto" w:after="180"/>
-        <w:shd w:fill="F5F1FB"/>
       </w:pPr>
       <w:r>
         <w:rPr>
@@ -3360,7 +3342,6 @@
     <w:p>
       <w:pPr>
         <w:spacing w:line="336" w:lineRule="auto" w:after="180"/>
-        <w:shd w:fill="F5F1FB"/>
       </w:pPr>
       <w:r>
         <w:rPr>
@@ -3407,6 +3388,62 @@
     <w:p>
       <w:r>
         <w:t>________________________________________________________________</w:t>
+      </w:r>
+    </w:p>
+    <w:p>
+      <w:pPr>
+        <w:pStyle w:val="Heading2"/>
+      </w:pPr>
+      <w:r>
+        <w:t>Earlier wording, alternatives and picture transcripts · reference / check after trying</w:t>
+      </w:r>
+    </w:p>
+    <w:p>
+      <w:pPr>
+        <w:pStyle w:val="Heading3"/>
+      </w:pPr>
+      <w:r>
+        <w:t>01. Fair for Whom?: the case</w:t>
+      </w:r>
+    </w:p>
+    <w:p>
+      <w:pPr>
+        <w:pStyle w:val="Heading3"/>
+      </w:pPr>
+      <w:r>
+        <w:t>02. Follow the deciding steps</w:t>
+      </w:r>
+    </w:p>
+    <w:p>
+      <w:pPr>
+        <w:pStyle w:val="Heading3"/>
+      </w:pPr>
+      <w:r>
+        <w:t>03. Group rates compared on the same cards</w:t>
+      </w:r>
+    </w:p>
+    <w:p>
+      <w:pPr>
+        <w:pStyle w:val="Heading3"/>
+      </w:pPr>
+      <w:r>
+        <w:t>04. Change one thing. Trace what follows.</w:t>
+      </w:r>
+    </w:p>
+    <w:p>
+      <w:pPr>
+        <w:pStyle w:val="Heading3"/>
+      </w:pPr>
+      <w:r>
+        <w:t>05. Connect the explanation to its limit</w:t>
+      </w:r>
+    </w:p>
+    <w:p>
+      <w:pPr>
+        <w:pStyle w:val="Heading3"/>
+      </w:pPr>
+      <w:r>
+        <w:t>06. Make the idea visible in your project</w:t>
       </w:r>
     </w:p>
     <w:sectPr>
